--- a/视频/对照文本/20-文本.docx
+++ b/视频/对照文本/20-文本.docx
@@ -827,7 +827,7 @@
                 <w:color w:val="AAC4B6"/>
                 <w:sz w:val="21"/>
               </w:rPr>
-              <w:t>起初的</w:t>
+              <w:t>当时的</w:t>
             </w:r>
             <w:r>
               <w:rPr>
@@ -845,7 +845,7 @@
                 <w:color w:val="FB923C"/>
                 <w:sz w:val="21"/>
               </w:rPr>
-              <w:t>推测</w:t>
+              <w:t>假设</w:t>
             </w:r>
             <w:r>
               <w:rPr>
@@ -883,7 +883,7 @@
                 <w:color w:val="AAC4B6"/>
                 <w:sz w:val="21"/>
               </w:rPr>
-              <w:t>一位</w:t>
+              <w:t>一名</w:t>
             </w:r>
             <w:r>
               <w:rPr>
@@ -939,7 +939,7 @@
                 <w:color w:val="AAC4B6"/>
                 <w:sz w:val="21"/>
               </w:rPr>
-              <w:t>在</w:t>
+              <w:t>死在了</w:t>
             </w:r>
             <w:r>
               <w:rPr>
@@ -957,7 +957,7 @@
                 <w:color w:val="FBBF24"/>
                 <w:sz w:val="21"/>
               </w:rPr>
-              <w:t>高山</w:t>
+              <w:t>高山的</w:t>
             </w:r>
             <w:r>
               <w:rPr>
@@ -993,7 +993,7 @@
                 <w:color w:val="AAC4B6"/>
                 <w:sz w:val="21"/>
               </w:rPr>
-              <w:t>上遇难了，</w:t>
+              <w:t>上，</w:t>
             </w:r>
           </w:p>
         </w:tc>
@@ -1070,7 +1070,7 @@
                 <w:color w:val="AAC4B6"/>
                 <w:sz w:val="21"/>
               </w:rPr>
-              <w:t>因为冰川有时会让冰冻的遗体重见天日。</w:t>
+              <w:t>因为冰川有时会产出冰冻的遗体。</w:t>
             </w:r>
           </w:p>
         </w:tc>
@@ -1087,7 +1087,9 @@
           <w:color w:val="AAC4B6"/>
           <w:sz w:val="20"/>
         </w:rPr>
-        <w:t>（since：因为，引出原因状语从句；yield：使……出现）</w:t>
+        <w:t>（since：因为，引出原因状语从句；</w:t>
+        <w:br/>
+        <w:t>yield：用来描述某块土地、某个矿层、或者某座冰川产出/交出了什么物品）</w:t>
       </w:r>
     </w:p>
     <w:p>
@@ -1152,7 +1154,16 @@
                 <w:color w:val="F0F7F2"/>
                 <w:sz w:val="26"/>
               </w:rPr>
-              <w:t>rescuers used a jackhammer</w:t>
+              <w:t xml:space="preserve">rescuers used a </w:t>
+            </w:r>
+            <w:r>
+              <w:rPr>
+                <w:rFonts w:ascii="Calibri" w:hAnsi="Calibri" w:eastAsia="微软雅黑"/>
+                <w:b/>
+                <w:color w:val="F472B6"/>
+                <w:sz w:val="26"/>
+              </w:rPr>
+              <w:t>jackhammer</w:t>
             </w:r>
           </w:p>
         </w:tc>
@@ -1174,7 +1185,7 @@
                 <w:color w:val="AAC4B6"/>
                 <w:sz w:val="21"/>
               </w:rPr>
-              <w:t>把它当作新近死亡，</w:t>
+              <w:t>因为误以为死者刚死不久，</w:t>
             </w:r>
           </w:p>
         </w:tc>
@@ -1194,7 +1205,34 @@
                 <w:color w:val="AAC4B6"/>
                 <w:sz w:val="21"/>
               </w:rPr>
-              <w:t>救援人员动用了风钻，</w:t>
+              <w:t>救援人员使用</w:t>
+            </w:r>
+            <w:r>
+              <w:rPr>
+                <w:rFonts w:ascii="Calibri" w:hAnsi="Calibri" w:eastAsia="微软雅黑"/>
+                <w:b w:val="0"/>
+                <w:color w:val="AAC4B6"/>
+                <w:sz w:val="21"/>
+              </w:rPr>
+              <w:t xml:space="preserve"> </w:t>
+            </w:r>
+            <w:r>
+              <w:rPr>
+                <w:rFonts w:ascii="Calibri" w:hAnsi="Calibri" w:eastAsia="微软雅黑"/>
+                <w:b/>
+                <w:color w:val="F472B6"/>
+                <w:sz w:val="21"/>
+              </w:rPr>
+              <w:t>风钻</w:t>
+            </w:r>
+            <w:r>
+              <w:rPr>
+                <w:rFonts w:ascii="Calibri" w:hAnsi="Calibri" w:eastAsia="微软雅黑"/>
+                <w:b w:val="0"/>
+                <w:color w:val="AAC4B6"/>
+                <w:sz w:val="21"/>
+              </w:rPr>
+              <w:t>（凿冰），</w:t>
             </w:r>
           </w:p>
         </w:tc>
@@ -1211,7 +1249,9 @@
           <w:color w:val="AAC4B6"/>
           <w:sz w:val="20"/>
         </w:rPr>
-        <w:t>（take A for B：把A当作B；Taking…：现在分词短语作状语）</w:t>
+        <w:t>（take A for B：把A误认为B；</w:t>
+        <w:br/>
+        <w:t>Taking…：现在分词短语作状语）</w:t>
       </w:r>
     </w:p>
     <w:tbl>
@@ -1255,7 +1295,7 @@
               <w:rPr>
                 <w:rFonts w:ascii="Calibri" w:hAnsi="Calibri" w:eastAsia="微软雅黑"/>
                 <w:b/>
-                <w:color w:val="F472B6"/>
+                <w:color w:val="BEF264"/>
                 <w:sz w:val="26"/>
               </w:rPr>
               <w:t>ripped</w:t>
@@ -1273,7 +1313,7 @@
               <w:rPr>
                 <w:rFonts w:ascii="Calibri" w:hAnsi="Calibri" w:eastAsia="微软雅黑"/>
                 <w:b/>
-                <w:color w:val="BEF264"/>
+                <w:color w:val="C4B5FD"/>
                 <w:sz w:val="26"/>
               </w:rPr>
               <w:t>flesh</w:t>
@@ -1291,7 +1331,7 @@
               <w:rPr>
                 <w:rFonts w:ascii="Calibri" w:hAnsi="Calibri" w:eastAsia="微软雅黑"/>
                 <w:b/>
-                <w:color w:val="C4B5FD"/>
+                <w:color w:val="FB923C"/>
                 <w:sz w:val="26"/>
               </w:rPr>
               <w:t>hip</w:t>
@@ -1325,7 +1365,7 @@
                 <w:color w:val="AAC4B6"/>
                 <w:sz w:val="21"/>
               </w:rPr>
-              <w:t>结果</w:t>
+              <w:t>（结果）风钻</w:t>
             </w:r>
             <w:r>
               <w:rPr>
@@ -1340,10 +1380,10 @@
               <w:rPr>
                 <w:rFonts w:ascii="Calibri" w:hAnsi="Calibri" w:eastAsia="微软雅黑"/>
                 <w:b/>
-                <w:color w:val="F472B6"/>
+                <w:color w:val="BEF264"/>
                 <w:sz w:val="21"/>
               </w:rPr>
-              <w:t>撕下了</w:t>
+              <w:t>撕下来/扯下了</w:t>
             </w:r>
             <w:r>
               <w:rPr>
@@ -1376,10 +1416,10 @@
               <w:rPr>
                 <w:rFonts w:ascii="Calibri" w:hAnsi="Calibri" w:eastAsia="微软雅黑"/>
                 <w:b/>
-                <w:color w:val="C4B5FD"/>
+                <w:color w:val="FB923C"/>
                 <w:sz w:val="21"/>
               </w:rPr>
-              <w:t>髋部</w:t>
+              <w:t>髋骨</w:t>
             </w:r>
             <w:r>
               <w:rPr>
@@ -1412,7 +1452,7 @@
               <w:rPr>
                 <w:rFonts w:ascii="Calibri" w:hAnsi="Calibri" w:eastAsia="微软雅黑"/>
                 <w:b/>
-                <w:color w:val="BEF264"/>
+                <w:color w:val="C4B5FD"/>
                 <w:sz w:val="21"/>
               </w:rPr>
               <w:t>皮肉</w:t>
@@ -1491,7 +1531,7 @@
               <w:rPr>
                 <w:rFonts w:ascii="Calibri" w:hAnsi="Calibri" w:eastAsia="微软雅黑"/>
                 <w:b/>
-                <w:color w:val="FB923C"/>
+                <w:color w:val="5EEAD4"/>
                 <w:sz w:val="26"/>
               </w:rPr>
               <w:t>possessions</w:t>
@@ -1551,7 +1591,7 @@
               <w:rPr>
                 <w:rFonts w:ascii="Calibri" w:hAnsi="Calibri" w:eastAsia="微软雅黑"/>
                 <w:b/>
-                <w:color w:val="FB923C"/>
+                <w:color w:val="5EEAD4"/>
                 <w:sz w:val="21"/>
               </w:rPr>
               <w:t>随身物品</w:t>
@@ -1628,7 +1668,7 @@
               <w:rPr>
                 <w:rFonts w:ascii="Calibri" w:hAnsi="Calibri" w:eastAsia="微软雅黑"/>
                 <w:b/>
-                <w:color w:val="5EEAD4"/>
+                <w:color w:val="FCA5A5"/>
                 <w:sz w:val="26"/>
               </w:rPr>
               <w:t>leather</w:t>
@@ -1666,7 +1706,7 @@
               <w:rPr>
                 <w:rFonts w:ascii="Calibri" w:hAnsi="Calibri" w:eastAsia="微软雅黑"/>
                 <w:b/>
-                <w:color w:val="FCA5A5"/>
+                <w:color w:val="FBBF24"/>
                 <w:sz w:val="26"/>
               </w:rPr>
               <w:t>copper</w:t>
@@ -1684,7 +1724,7 @@
               <w:rPr>
                 <w:rFonts w:ascii="Calibri" w:hAnsi="Calibri" w:eastAsia="微软雅黑"/>
                 <w:b/>
-                <w:color w:val="FBBF24"/>
+                <w:color w:val="38BDF8"/>
                 <w:sz w:val="26"/>
               </w:rPr>
               <w:t>axe</w:t>
@@ -1735,7 +1775,7 @@
               <w:rPr>
                 <w:rFonts w:ascii="Calibri" w:hAnsi="Calibri" w:eastAsia="微软雅黑"/>
                 <w:b/>
-                <w:color w:val="5EEAD4"/>
+                <w:color w:val="FCA5A5"/>
                 <w:sz w:val="21"/>
               </w:rPr>
               <w:t>皮革</w:t>
@@ -1791,7 +1831,7 @@
               <w:rPr>
                 <w:rFonts w:ascii="Calibri" w:hAnsi="Calibri" w:eastAsia="微软雅黑"/>
                 <w:b/>
-                <w:color w:val="FCA5A5"/>
+                <w:color w:val="FBBF24"/>
                 <w:sz w:val="21"/>
               </w:rPr>
               <w:t>铜制</w:t>
@@ -1809,7 +1849,7 @@
               <w:rPr>
                 <w:rFonts w:ascii="Calibri" w:hAnsi="Calibri" w:eastAsia="微软雅黑"/>
                 <w:b/>
-                <w:color w:val="FBBF24"/>
+                <w:color w:val="38BDF8"/>
                 <w:sz w:val="21"/>
               </w:rPr>
               <w:t>斧子</w:t>
@@ -1888,7 +1928,7 @@
               <w:rPr>
                 <w:rFonts w:ascii="Calibri" w:hAnsi="Calibri" w:eastAsia="微软雅黑"/>
                 <w:b/>
-                <w:color w:val="38BDF8"/>
+                <w:color w:val="F472B6"/>
                 <w:sz w:val="26"/>
               </w:rPr>
               <w:t>prehistoric</w:t>
@@ -1906,7 +1946,7 @@
               <w:rPr>
                 <w:rFonts w:ascii="Calibri" w:hAnsi="Calibri" w:eastAsia="微软雅黑"/>
                 <w:b/>
-                <w:color w:val="F472B6"/>
+                <w:color w:val="BEF264"/>
                 <w:sz w:val="26"/>
               </w:rPr>
               <w:t>artefacts</w:t>
@@ -1955,7 +1995,7 @@
               <w:rPr>
                 <w:rFonts w:ascii="Calibri" w:hAnsi="Calibri" w:eastAsia="微软雅黑"/>
                 <w:b/>
-                <w:color w:val="38BDF8"/>
+                <w:color w:val="F472B6"/>
                 <w:sz w:val="21"/>
               </w:rPr>
               <w:t>史前</w:t>
@@ -1973,10 +2013,10 @@
               <w:rPr>
                 <w:rFonts w:ascii="Calibri" w:hAnsi="Calibri" w:eastAsia="微软雅黑"/>
                 <w:b/>
-                <w:color w:val="F472B6"/>
+                <w:color w:val="BEF264"/>
                 <w:sz w:val="21"/>
               </w:rPr>
-              <w:t>器物</w:t>
+              <w:t>人工制品</w:t>
             </w:r>
             <w:r>
               <w:rPr>
@@ -2002,7 +2042,9 @@
           <w:color w:val="AAC4B6"/>
           <w:sz w:val="20"/>
         </w:rPr>
-        <w:t>（all prehistoric artefacts：同位语，概括冒号后列出的这些东西）</w:t>
+        <w:t>（all prehistoric artefacts：同位语，</w:t>
+        <w:br/>
+        <w:t>概括冒号后列出的这些东西）</w:t>
       </w:r>
     </w:p>
     <w:p>
@@ -2073,7 +2115,7 @@
               <w:rPr>
                 <w:rFonts w:ascii="Calibri" w:hAnsi="Calibri" w:eastAsia="微软雅黑"/>
                 <w:b/>
-                <w:color w:val="BEF264"/>
+                <w:color w:val="C4B5FD"/>
                 <w:sz w:val="26"/>
               </w:rPr>
               <w:t>mummy</w:t>
@@ -2153,7 +2195,7 @@
               <w:rPr>
                 <w:rFonts w:ascii="Calibri" w:hAnsi="Calibri" w:eastAsia="微软雅黑"/>
                 <w:b/>
-                <w:color w:val="BEF264"/>
+                <w:color w:val="C4B5FD"/>
                 <w:sz w:val="21"/>
               </w:rPr>
               <w:t>木乃伊</w:t>
@@ -2465,7 +2507,7 @@
               <w:rPr>
                 <w:rFonts w:ascii="Calibri" w:hAnsi="Calibri" w:eastAsia="微软雅黑"/>
                 <w:b/>
-                <w:color w:val="C4B5FD"/>
+                <w:color w:val="FB923C"/>
                 <w:sz w:val="26"/>
               </w:rPr>
               <w:t>flint</w:t>
@@ -2483,7 +2525,7 @@
               <w:rPr>
                 <w:rFonts w:ascii="Calibri" w:hAnsi="Calibri" w:eastAsia="微软雅黑"/>
                 <w:b/>
-                <w:color w:val="FB923C"/>
+                <w:color w:val="5EEAD4"/>
                 <w:sz w:val="26"/>
               </w:rPr>
               <w:t>lodged</w:t>
@@ -2517,7 +2559,7 @@
                 <w:color w:val="AAC4B6"/>
                 <w:sz w:val="21"/>
               </w:rPr>
-              <w:t>他左肩里</w:t>
+              <w:t>一枚</w:t>
             </w:r>
             <w:r>
               <w:rPr>
@@ -2535,7 +2577,7 @@
                 <w:color w:val="FB923C"/>
                 <w:sz w:val="21"/>
               </w:rPr>
-              <w:t>嵌着</w:t>
+              <w:t>燧石</w:t>
             </w:r>
             <w:r>
               <w:rPr>
@@ -2553,7 +2595,7 @@
                 <w:color w:val="AAC4B6"/>
                 <w:sz w:val="21"/>
               </w:rPr>
-              <w:t>一枚</w:t>
+              <w:t>箭头</w:t>
             </w:r>
             <w:r>
               <w:rPr>
@@ -2568,10 +2610,10 @@
               <w:rPr>
                 <w:rFonts w:ascii="Calibri" w:hAnsi="Calibri" w:eastAsia="微软雅黑"/>
                 <w:b/>
-                <w:color w:val="C4B5FD"/>
+                <w:color w:val="5EEAD4"/>
                 <w:sz w:val="21"/>
               </w:rPr>
-              <w:t>燧石</w:t>
+              <w:t>被卡在了</w:t>
             </w:r>
             <w:r>
               <w:rPr>
@@ -2589,7 +2631,7 @@
                 <w:color w:val="AAC4B6"/>
                 <w:sz w:val="21"/>
               </w:rPr>
-              <w:t>箭头，</w:t>
+              <w:t>他的左肩里，</w:t>
             </w:r>
           </w:p>
         </w:tc>
@@ -2641,7 +2683,7 @@
               <w:rPr>
                 <w:rFonts w:ascii="Calibri" w:hAnsi="Calibri" w:eastAsia="微软雅黑"/>
                 <w:b/>
-                <w:color w:val="5EEAD4"/>
+                <w:color w:val="FCA5A5"/>
                 <w:sz w:val="26"/>
               </w:rPr>
               <w:t>unseen</w:t>
@@ -2653,13 +2695,31 @@
                 <w:color w:val="F0F7F2"/>
                 <w:sz w:val="26"/>
               </w:rPr>
-              <w:t xml:space="preserve"> by </w:t>
+              <w:t xml:space="preserve"> </w:t>
             </w:r>
             <w:r>
               <w:rPr>
                 <w:rFonts w:ascii="Calibri" w:hAnsi="Calibri" w:eastAsia="微软雅黑"/>
                 <w:b/>
                 <w:color w:val="FCA5A5"/>
+                <w:sz w:val="26"/>
+              </w:rPr>
+              <w:t>by</w:t>
+            </w:r>
+            <w:r>
+              <w:rPr>
+                <w:rFonts w:ascii="Calibri" w:hAnsi="Calibri" w:eastAsia="微软雅黑"/>
+                <w:b w:val="0"/>
+                <w:color w:val="F0F7F2"/>
+                <w:sz w:val="26"/>
+              </w:rPr>
+              <w:t xml:space="preserve"> </w:t>
+            </w:r>
+            <w:r>
+              <w:rPr>
+                <w:rFonts w:ascii="Calibri" w:hAnsi="Calibri" w:eastAsia="微软雅黑"/>
+                <w:b/>
+                <w:color w:val="38BDF8"/>
                 <w:sz w:val="26"/>
               </w:rPr>
               <w:t>examiners</w:t>
@@ -2693,7 +2753,7 @@
                 <w:color w:val="AAC4B6"/>
                 <w:sz w:val="21"/>
               </w:rPr>
-              <w:t>十年前的</w:t>
+              <w:t>却</w:t>
             </w:r>
             <w:r>
               <w:rPr>
@@ -2711,7 +2771,7 @@
                 <w:color w:val="FCA5A5"/>
                 <w:sz w:val="21"/>
               </w:rPr>
-              <w:t>检查人员</w:t>
+              <w:t>未被</w:t>
             </w:r>
             <w:r>
               <w:rPr>
@@ -2729,7 +2789,7 @@
                 <w:color w:val="AAC4B6"/>
                 <w:sz w:val="21"/>
               </w:rPr>
-              <w:t>对此</w:t>
+              <w:t>十年前的</w:t>
             </w:r>
             <w:r>
               <w:rPr>
@@ -2744,10 +2804,28 @@
               <w:rPr>
                 <w:rFonts w:ascii="Calibri" w:hAnsi="Calibri" w:eastAsia="微软雅黑"/>
                 <w:b/>
-                <w:color w:val="5EEAD4"/>
+                <w:color w:val="38BDF8"/>
                 <w:sz w:val="21"/>
               </w:rPr>
-              <w:t>未曾察觉</w:t>
+              <w:t>检查人员</w:t>
+            </w:r>
+            <w:r>
+              <w:rPr>
+                <w:rFonts w:ascii="Calibri" w:hAnsi="Calibri" w:eastAsia="微软雅黑"/>
+                <w:b w:val="0"/>
+                <w:color w:val="AAC4B6"/>
+                <w:sz w:val="21"/>
+              </w:rPr>
+              <w:t xml:space="preserve"> </w:t>
+            </w:r>
+            <w:r>
+              <w:rPr>
+                <w:rFonts w:ascii="Calibri" w:hAnsi="Calibri" w:eastAsia="微软雅黑"/>
+                <w:b/>
+                <w:color w:val="FCA5A5"/>
+                <w:sz w:val="21"/>
+              </w:rPr>
+              <w:t>发现</w:t>
             </w:r>
             <w:r>
               <w:rPr>
@@ -2773,7 +2851,9 @@
           <w:color w:val="AAC4B6"/>
           <w:sz w:val="20"/>
         </w:rPr>
-        <w:t>（unseen by…：过去分词短语，补充说明箭头；a decade earlier：十年前）</w:t>
+        <w:t>（unseen by…：未被……发现/看见；过去分词短语，补充说明箭头；</w:t>
+        <w:br/>
+        <w:t>a decade earlier：十年前）</w:t>
       </w:r>
     </w:p>
     <w:p>
@@ -2823,7 +2903,7 @@
               <w:rPr>
                 <w:rFonts w:ascii="Calibri" w:hAnsi="Calibri" w:eastAsia="微软雅黑"/>
                 <w:b/>
-                <w:color w:val="FBBF24"/>
+                <w:color w:val="F472B6"/>
                 <w:sz w:val="26"/>
               </w:rPr>
               <w:t>scanner</w:t>
@@ -2861,7 +2941,7 @@
               <w:rPr>
                 <w:rFonts w:ascii="Calibri" w:hAnsi="Calibri" w:eastAsia="微软雅黑"/>
                 <w:b/>
-                <w:color w:val="38BDF8"/>
+                <w:color w:val="BEF264"/>
                 <w:sz w:val="26"/>
               </w:rPr>
               <w:t>puncture</w:t>
@@ -2879,7 +2959,7 @@
               <w:rPr>
                 <w:rFonts w:ascii="Calibri" w:hAnsi="Calibri" w:eastAsia="微软雅黑"/>
                 <w:b/>
-                <w:color w:val="F472B6"/>
+                <w:color w:val="C4B5FD"/>
                 <w:sz w:val="26"/>
               </w:rPr>
               <w:t>ruptured</w:t>
@@ -2910,7 +2990,7 @@
               <w:rPr>
                 <w:rFonts w:ascii="Calibri" w:hAnsi="Calibri" w:eastAsia="微软雅黑"/>
                 <w:b/>
-                <w:color w:val="FBBF24"/>
+                <w:color w:val="F472B6"/>
                 <w:sz w:val="21"/>
               </w:rPr>
               <w:t>扫描仪</w:t>
@@ -2966,7 +3046,7 @@
               <w:rPr>
                 <w:rFonts w:ascii="Calibri" w:hAnsi="Calibri" w:eastAsia="微软雅黑"/>
                 <w:b/>
-                <w:color w:val="38BDF8"/>
+                <w:color w:val="BEF264"/>
                 <w:sz w:val="21"/>
               </w:rPr>
               <w:t>穿刺伤</w:t>
@@ -2984,7 +3064,7 @@
               <w:rPr>
                 <w:rFonts w:ascii="Calibri" w:hAnsi="Calibri" w:eastAsia="微软雅黑"/>
                 <w:b/>
-                <w:color w:val="F472B6"/>
+                <w:color w:val="C4B5FD"/>
                 <w:sz w:val="21"/>
               </w:rPr>
               <w:t>撕裂了</w:t>
@@ -3052,7 +3132,7 @@
               <w:rPr>
                 <w:rFonts w:ascii="Calibri" w:hAnsi="Calibri" w:eastAsia="微软雅黑"/>
                 <w:b/>
-                <w:color w:val="BEF264"/>
+                <w:color w:val="FB923C"/>
                 <w:sz w:val="26"/>
               </w:rPr>
               <w:t>mortal</w:t>
@@ -3070,7 +3150,7 @@
               <w:rPr>
                 <w:rFonts w:ascii="Calibri" w:hAnsi="Calibri" w:eastAsia="微软雅黑"/>
                 <w:b/>
-                <w:color w:val="C4B5FD"/>
+                <w:color w:val="5EEAD4"/>
                 <w:sz w:val="26"/>
               </w:rPr>
               <w:t>bleeding</w:t>
@@ -3119,7 +3199,7 @@
               <w:rPr>
                 <w:rFonts w:ascii="Calibri" w:hAnsi="Calibri" w:eastAsia="微软雅黑"/>
                 <w:b/>
-                <w:color w:val="C4B5FD"/>
+                <w:color w:val="5EEAD4"/>
                 <w:sz w:val="21"/>
               </w:rPr>
               <w:t>出血</w:t>
@@ -3155,7 +3235,7 @@
               <w:rPr>
                 <w:rFonts w:ascii="Calibri" w:hAnsi="Calibri" w:eastAsia="微软雅黑"/>
                 <w:b/>
-                <w:color w:val="BEF264"/>
+                <w:color w:val="FB923C"/>
                 <w:sz w:val="21"/>
               </w:rPr>
               <w:t>致命</w:t>
@@ -3193,7 +3273,9 @@
           <w:color w:val="AAC4B6"/>
           <w:sz w:val="20"/>
         </w:rPr>
-        <w:t>（a mortal injury…：同位语，说明动脉撕裂的后果；causing…：现在分词短语作后置定语，修饰 injury）</w:t>
+        <w:t>（a mortal injury…：同位语，说明动脉撕裂的后果；</w:t>
+        <w:br/>
+        <w:t>causing…：现在分词短语作后置定语，修饰 injury）</w:t>
       </w:r>
     </w:p>
     <w:tbl>
@@ -3237,7 +3319,7 @@
               <w:rPr>
                 <w:rFonts w:ascii="Calibri" w:hAnsi="Calibri" w:eastAsia="微软雅黑"/>
                 <w:b/>
-                <w:color w:val="FB923C"/>
+                <w:color w:val="FCA5A5"/>
                 <w:sz w:val="26"/>
               </w:rPr>
               <w:t>clot</w:t>
@@ -3286,7 +3368,7 @@
               <w:rPr>
                 <w:rFonts w:ascii="Calibri" w:hAnsi="Calibri" w:eastAsia="微软雅黑"/>
                 <w:b/>
-                <w:color w:val="FB923C"/>
+                <w:color w:val="FCA5A5"/>
                 <w:sz w:val="21"/>
               </w:rPr>
               <w:t>血块</w:t>
@@ -3537,7 +3619,25 @@
                 <w:color w:val="F0F7F2"/>
                 <w:sz w:val="26"/>
               </w:rPr>
-              <w:t>Another person, it is thought,</w:t>
+              <w:t xml:space="preserve">Another person, </w:t>
+            </w:r>
+            <w:r>
+              <w:rPr>
+                <w:rFonts w:ascii="Calibri" w:hAnsi="Calibri" w:eastAsia="微软雅黑"/>
+                <w:b/>
+                <w:color w:val="FBBF24"/>
+                <w:sz w:val="26"/>
+              </w:rPr>
+              <w:t>it is thought</w:t>
+            </w:r>
+            <w:r>
+              <w:rPr>
+                <w:rFonts w:ascii="Calibri" w:hAnsi="Calibri" w:eastAsia="微软雅黑"/>
+                <w:b w:val="0"/>
+                <w:color w:val="F0F7F2"/>
+                <w:sz w:val="26"/>
+              </w:rPr>
+              <w:t>,</w:t>
             </w:r>
           </w:p>
         </w:tc>
@@ -3575,11 +3675,20 @@
             <w:r>
               <w:rPr>
                 <w:rFonts w:ascii="Calibri" w:hAnsi="Calibri" w:eastAsia="微软雅黑"/>
+                <w:b/>
+                <w:color w:val="FBBF24"/>
+                <w:sz w:val="21"/>
+              </w:rPr>
+              <w:t>据认为</w:t>
+            </w:r>
+            <w:r>
+              <w:rPr>
+                <w:rFonts w:ascii="Calibri" w:hAnsi="Calibri" w:eastAsia="微软雅黑"/>
                 <w:b w:val="0"/>
                 <w:color w:val="AAC4B6"/>
                 <w:sz w:val="21"/>
               </w:rPr>
-              <w:t>据认为，是另一个人</w:t>
+              <w:t>，是另一个人</w:t>
             </w:r>
           </w:p>
         </w:tc>
@@ -3686,7 +3795,7 @@
               <w:rPr>
                 <w:rFonts w:ascii="Calibri" w:hAnsi="Calibri" w:eastAsia="微软雅黑"/>
                 <w:b/>
-                <w:color w:val="5EEAD4"/>
+                <w:color w:val="38BDF8"/>
                 <w:sz w:val="26"/>
               </w:rPr>
               <w:t>inferred</w:t>
@@ -3746,7 +3855,7 @@
               <w:rPr>
                 <w:rFonts w:ascii="Calibri" w:hAnsi="Calibri" w:eastAsia="微软雅黑"/>
                 <w:b/>
-                <w:color w:val="5EEAD4"/>
+                <w:color w:val="38BDF8"/>
                 <w:sz w:val="21"/>
               </w:rPr>
               <w:t>推断</w:t>
@@ -3806,7 +3915,7 @@
               <w:rPr>
                 <w:rFonts w:ascii="Calibri" w:hAnsi="Calibri" w:eastAsia="微软雅黑"/>
                 <w:b/>
-                <w:color w:val="FCA5A5"/>
+                <w:color w:val="F472B6"/>
                 <w:sz w:val="26"/>
               </w:rPr>
               <w:t>archer</w:t>
@@ -3835,7 +3944,7 @@
               <w:rPr>
                 <w:rFonts w:ascii="Calibri" w:hAnsi="Calibri" w:eastAsia="微软雅黑"/>
                 <w:b/>
-                <w:color w:val="FBBF24"/>
+                <w:color w:val="BEF264"/>
                 <w:sz w:val="26"/>
               </w:rPr>
               <w:t>rear</w:t>
@@ -3884,7 +3993,7 @@
               <w:rPr>
                 <w:rFonts w:ascii="Calibri" w:hAnsi="Calibri" w:eastAsia="微软雅黑"/>
                 <w:b/>
-                <w:color w:val="FCA5A5"/>
+                <w:color w:val="F472B6"/>
                 <w:sz w:val="21"/>
               </w:rPr>
               <w:t>弓箭手</w:t>
@@ -3922,7 +4031,7 @@
               <w:rPr>
                 <w:rFonts w:ascii="Calibri" w:hAnsi="Calibri" w:eastAsia="微软雅黑"/>
                 <w:b/>
-                <w:color w:val="FBBF24"/>
+                <w:color w:val="BEF264"/>
                 <w:sz w:val="21"/>
               </w:rPr>
               <w:t>背后</w:t>
@@ -3960,7 +4069,9 @@
           <w:color w:val="AAC4B6"/>
           <w:sz w:val="20"/>
         </w:rPr>
-        <w:t>（infer A from B：根据B推断A，这里 From… 提到了句首；that…：宾语从句）</w:t>
+        <w:t>（infer A from B：根据B推断A，这里 From… 提到了句首；</w:t>
+        <w:br/>
+        <w:t>that…：宾语从句）</w:t>
       </w:r>
     </w:p>
     <w:p>
@@ -4010,7 +4121,7 @@
               <w:rPr>
                 <w:rFonts w:ascii="Calibri" w:hAnsi="Calibri" w:eastAsia="微软雅黑"/>
                 <w:b/>
-                <w:color w:val="38BDF8"/>
+                <w:color w:val="C4B5FD"/>
                 <w:sz w:val="26"/>
               </w:rPr>
               <w:t>shooter</w:t>
@@ -4039,7 +4150,7 @@
               <w:rPr>
                 <w:rFonts w:ascii="Calibri" w:hAnsi="Calibri" w:eastAsia="微软雅黑"/>
                 <w:b/>
-                <w:color w:val="F472B6"/>
+                <w:color w:val="FB923C"/>
                 <w:sz w:val="26"/>
               </w:rPr>
               <w:t>caught</w:t>
@@ -4057,7 +4168,7 @@
               <w:rPr>
                 <w:rFonts w:ascii="Calibri" w:hAnsi="Calibri" w:eastAsia="微软雅黑"/>
                 <w:b/>
-                <w:color w:val="F472B6"/>
+                <w:color w:val="FB923C"/>
                 <w:sz w:val="26"/>
               </w:rPr>
               <w:t>unawares</w:t>
@@ -4088,7 +4199,7 @@
               <w:rPr>
                 <w:rFonts w:ascii="Calibri" w:hAnsi="Calibri" w:eastAsia="微软雅黑"/>
                 <w:b/>
-                <w:color w:val="38BDF8"/>
+                <w:color w:val="C4B5FD"/>
                 <w:sz w:val="21"/>
               </w:rPr>
               <w:t>射手</w:t>
@@ -4126,7 +4237,7 @@
               <w:rPr>
                 <w:rFonts w:ascii="Calibri" w:hAnsi="Calibri" w:eastAsia="微软雅黑"/>
                 <w:b/>
-                <w:color w:val="F472B6"/>
+                <w:color w:val="FB923C"/>
                 <w:sz w:val="21"/>
               </w:rPr>
               <w:t>趁</w:t>
@@ -4162,7 +4273,7 @@
               <w:rPr>
                 <w:rFonts w:ascii="Calibri" w:hAnsi="Calibri" w:eastAsia="微软雅黑"/>
                 <w:b/>
-                <w:color w:val="F472B6"/>
+                <w:color w:val="FB923C"/>
                 <w:sz w:val="21"/>
               </w:rPr>
               <w:t>毫无防备时出手</w:t>
@@ -4192,6 +4303,8 @@
           <w:sz w:val="20"/>
         </w:rPr>
         <w:t>（catch sb unawares：趁某人毫无防备时出手，冷不防地袭击某人）</w:t>
+        <w:br/>
+        <w:t>（打了某人一个措手不及）</w:t>
       </w:r>
     </w:p>
     <w:p>
@@ -4261,7 +4374,7 @@
               <w:rPr>
                 <w:rFonts w:ascii="Calibri" w:hAnsi="Calibri" w:eastAsia="微软雅黑"/>
                 <w:b/>
-                <w:color w:val="C4B5FD"/>
+                <w:color w:val="FCA5A5"/>
                 <w:sz w:val="26"/>
               </w:rPr>
               <w:t>dined on</w:t>
@@ -4306,7 +4419,7 @@
                 <w:color w:val="AAC4B6"/>
                 <w:sz w:val="21"/>
               </w:rPr>
-              <w:t>他最后一餐</w:t>
+              <w:t>他</w:t>
             </w:r>
             <w:r>
               <w:rPr>
@@ -4321,28 +4434,10 @@
               <w:rPr>
                 <w:rFonts w:ascii="Calibri" w:hAnsi="Calibri" w:eastAsia="微软雅黑"/>
                 <w:b/>
-                <w:color w:val="C4B5FD"/>
+                <w:color w:val="FCA5A5"/>
                 <w:sz w:val="21"/>
               </w:rPr>
-              <w:t>享用</w:t>
-            </w:r>
-            <w:r>
-              <w:rPr>
-                <w:rFonts w:ascii="Calibri" w:hAnsi="Calibri" w:eastAsia="微软雅黑"/>
-                <w:b w:val="0"/>
-                <w:color w:val="AAC4B6"/>
-                <w:sz w:val="21"/>
-              </w:rPr>
-              <w:t xml:space="preserve"> </w:t>
-            </w:r>
-            <w:r>
-              <w:rPr>
-                <w:rFonts w:ascii="Calibri" w:hAnsi="Calibri" w:eastAsia="微软雅黑"/>
-                <w:b w:val="0"/>
-                <w:color w:val="AAC4B6"/>
-                <w:sz w:val="21"/>
-              </w:rPr>
-              <w:t>的是</w:t>
+              <w:t>吃了</w:t>
             </w:r>
           </w:p>
         </w:tc>
@@ -4359,7 +4454,9 @@
           <w:color w:val="AAC4B6"/>
           <w:sz w:val="20"/>
         </w:rPr>
-        <w:t>（dine on sth：吃某物，以某物为餐；he had dined on…：宾语从句，省略了 that）</w:t>
+        <w:t>（dine on：正餐吃的是……；</w:t>
+        <w:br/>
+        <w:t>它不是日常的“吃（eat）”，而是特指“正餐吃了什么（好东西）”。）</w:t>
       </w:r>
     </w:p>
     <w:tbl>
@@ -4416,7 +4513,7 @@
               <w:rPr>
                 <w:rFonts w:ascii="Calibri" w:hAnsi="Calibri" w:eastAsia="微软雅黑"/>
                 <w:b/>
-                <w:color w:val="FB923C"/>
+                <w:color w:val="FBBF24"/>
                 <w:sz w:val="26"/>
               </w:rPr>
               <w:t>red deer</w:t>
@@ -4487,7 +4584,7 @@
               <w:rPr>
                 <w:rFonts w:ascii="Calibri" w:hAnsi="Calibri" w:eastAsia="微软雅黑"/>
                 <w:b/>
-                <w:color w:val="FB923C"/>
+                <w:color w:val="FBBF24"/>
                 <w:sz w:val="21"/>
               </w:rPr>
               <w:t>马鹿</w:t>
@@ -4528,7 +4625,7 @@
                 <w:color w:val="AAC4B6"/>
                 <w:sz w:val="21"/>
               </w:rPr>
-              <w:t>以及单粒小麦，</w:t>
+              <w:t>和单粒小麦——</w:t>
             </w:r>
           </w:p>
         </w:tc>
@@ -4576,7 +4673,7 @@
               <w:rPr>
                 <w:rFonts w:ascii="Calibri" w:hAnsi="Calibri" w:eastAsia="微软雅黑"/>
                 <w:b/>
-                <w:color w:val="5EEAD4"/>
+                <w:color w:val="38BDF8"/>
                 <w:sz w:val="26"/>
               </w:rPr>
               <w:t>hearty</w:t>
@@ -4594,7 +4691,7 @@
               <w:rPr>
                 <w:rFonts w:ascii="Calibri" w:hAnsi="Calibri" w:eastAsia="微软雅黑"/>
                 <w:b/>
-                <w:color w:val="FCA5A5"/>
+                <w:color w:val="F472B6"/>
                 <w:sz w:val="26"/>
               </w:rPr>
               <w:t>nourishing</w:t>
@@ -4632,7 +4729,7 @@
               <w:rPr>
                 <w:rFonts w:ascii="Calibri" w:hAnsi="Calibri" w:eastAsia="微软雅黑"/>
                 <w:b/>
-                <w:color w:val="FBBF24"/>
+                <w:color w:val="BEF264"/>
                 <w:sz w:val="26"/>
               </w:rPr>
               <w:t>consumed</w:t>
@@ -4666,7 +4763,7 @@
                 <w:color w:val="AAC4B6"/>
                 <w:sz w:val="21"/>
               </w:rPr>
-              <w:t>这是一顿</w:t>
+              <w:t>一顿</w:t>
             </w:r>
             <w:r>
               <w:rPr>
@@ -4681,7 +4778,7 @@
               <w:rPr>
                 <w:rFonts w:ascii="Calibri" w:hAnsi="Calibri" w:eastAsia="微软雅黑"/>
                 <w:b/>
-                <w:color w:val="5EEAD4"/>
+                <w:color w:val="38BDF8"/>
                 <w:sz w:val="21"/>
               </w:rPr>
               <w:t>丰盛</w:t>
@@ -4717,10 +4814,10 @@
               <w:rPr>
                 <w:rFonts w:ascii="Calibri" w:hAnsi="Calibri" w:eastAsia="微软雅黑"/>
                 <w:b/>
-                <w:color w:val="FCA5A5"/>
+                <w:color w:val="F472B6"/>
                 <w:sz w:val="21"/>
               </w:rPr>
-              <w:t>富有营养的</w:t>
+              <w:t>有营养的</w:t>
             </w:r>
             <w:r>
               <w:rPr>
@@ -4738,7 +4835,7 @@
                 <w:color w:val="AAC4B6"/>
                 <w:sz w:val="21"/>
               </w:rPr>
-              <w:t>饭；</w:t>
+              <w:t>饭，</w:t>
             </w:r>
           </w:p>
         </w:tc>
@@ -4758,7 +4855,7 @@
                 <w:color w:val="AAC4B6"/>
                 <w:sz w:val="21"/>
               </w:rPr>
-              <w:t>据报道，他在死前两小时内</w:t>
+              <w:t>据报道是在他死前两小时内</w:t>
             </w:r>
             <w:r>
               <w:rPr>
@@ -4773,10 +4870,10 @@
               <w:rPr>
                 <w:rFonts w:ascii="Calibri" w:hAnsi="Calibri" w:eastAsia="微软雅黑"/>
                 <w:b/>
-                <w:color w:val="FBBF24"/>
+                <w:color w:val="BEF264"/>
                 <w:sz w:val="21"/>
               </w:rPr>
-              <w:t>吃下了</w:t>
+              <w:t>吃下的</w:t>
             </w:r>
             <w:r>
               <w:rPr>
@@ -4785,37 +4882,12 @@
                 <w:color w:val="AAC4B6"/>
                 <w:sz w:val="21"/>
               </w:rPr>
-              <w:t xml:space="preserve"> </w:t>
-            </w:r>
-            <w:r>
-              <w:rPr>
-                <w:rFonts w:ascii="Calibri" w:hAnsi="Calibri" w:eastAsia="微软雅黑"/>
-                <w:b w:val="0"/>
-                <w:color w:val="AAC4B6"/>
-                <w:sz w:val="21"/>
-              </w:rPr>
-              <w:t>这顿饭。</w:t>
+              <w:t>。</w:t>
             </w:r>
           </w:p>
         </w:tc>
       </w:tr>
     </w:tbl>
-    <w:p>
-      <w:pPr>
-        <w:jc w:val="center"/>
-      </w:pPr>
-      <w:r>
-        <w:rPr>
-          <w:rFonts w:ascii="Calibri" w:hAnsi="Calibri" w:eastAsia="微软雅黑"/>
-          <w:b w:val="0"/>
-          <w:color w:val="AAC4B6"/>
-          <w:sz w:val="20"/>
-        </w:rPr>
-        <w:t>（a hearty, nourishing meal：同位语，概括前面这些食物；</w:t>
-        <w:br/>
-        <w:t>consumed…：过去分词短语作后置定语，修饰 meal）</w:t>
-      </w:r>
-    </w:p>
     <w:p>
       <w:pPr>
         <w:spacing w:after="40"/>
@@ -4855,7 +4927,7 @@
               <w:rPr>
                 <w:rFonts w:ascii="Calibri" w:hAnsi="Calibri" w:eastAsia="微软雅黑"/>
                 <w:b/>
-                <w:color w:val="38BDF8"/>
+                <w:color w:val="C4B5FD"/>
                 <w:sz w:val="26"/>
               </w:rPr>
               <w:t>Curators</w:t>
@@ -4924,10 +4996,10 @@
               <w:rPr>
                 <w:rFonts w:ascii="Calibri" w:hAnsi="Calibri" w:eastAsia="微软雅黑"/>
                 <w:b/>
-                <w:color w:val="38BDF8"/>
+                <w:color w:val="C4B5FD"/>
                 <w:sz w:val="21"/>
               </w:rPr>
-              <w:t>管理员</w:t>
+              <w:t>馆长</w:t>
             </w:r>
           </w:p>
         </w:tc>
@@ -4995,7 +5067,7 @@
               <w:rPr>
                 <w:rFonts w:ascii="Calibri" w:hAnsi="Calibri" w:eastAsia="微软雅黑"/>
                 <w:b/>
-                <w:color w:val="F472B6"/>
+                <w:color w:val="FB923C"/>
                 <w:sz w:val="26"/>
               </w:rPr>
               <w:t>tattoos</w:t>
@@ -5013,7 +5085,7 @@
               <w:rPr>
                 <w:rFonts w:ascii="Calibri" w:hAnsi="Calibri" w:eastAsia="微软雅黑"/>
                 <w:b/>
-                <w:color w:val="BEF264"/>
+                <w:color w:val="5EEAD4"/>
                 <w:sz w:val="26"/>
               </w:rPr>
               <w:t>spine</w:t>
@@ -5042,7 +5114,7 @@
               <w:rPr>
                 <w:rFonts w:ascii="Calibri" w:hAnsi="Calibri" w:eastAsia="微软雅黑"/>
                 <w:b/>
-                <w:color w:val="C4B5FD"/>
+                <w:color w:val="FCA5A5"/>
                 <w:sz w:val="26"/>
               </w:rPr>
               <w:t>acupuncture</w:t>
@@ -5091,7 +5163,7 @@
               <w:rPr>
                 <w:rFonts w:ascii="Calibri" w:hAnsi="Calibri" w:eastAsia="微软雅黑"/>
                 <w:b/>
-                <w:color w:val="F472B6"/>
+                <w:color w:val="FB923C"/>
                 <w:sz w:val="21"/>
               </w:rPr>
               <w:t>文身</w:t>
@@ -5127,7 +5199,7 @@
               <w:rPr>
                 <w:rFonts w:ascii="Calibri" w:hAnsi="Calibri" w:eastAsia="微软雅黑"/>
                 <w:b/>
-                <w:color w:val="BEF264"/>
+                <w:color w:val="5EEAD4"/>
                 <w:sz w:val="21"/>
               </w:rPr>
               <w:t>脊柱</w:t>
@@ -5174,7 +5246,7 @@
               <w:rPr>
                 <w:rFonts w:ascii="Calibri" w:hAnsi="Calibri" w:eastAsia="微软雅黑"/>
                 <w:b/>
-                <w:color w:val="C4B5FD"/>
+                <w:color w:val="FCA5A5"/>
                 <w:sz w:val="21"/>
               </w:rPr>
               <w:t>针灸</w:t>
@@ -5186,7 +5258,16 @@
                 <w:color w:val="AAC4B6"/>
                 <w:sz w:val="21"/>
               </w:rPr>
-              <w:t>。</w:t>
+              <w:t xml:space="preserve"> </w:t>
+            </w:r>
+            <w:r>
+              <w:rPr>
+                <w:rFonts w:ascii="Calibri" w:hAnsi="Calibri" w:eastAsia="微软雅黑"/>
+                <w:b w:val="0"/>
+                <w:color w:val="AAC4B6"/>
+                <w:sz w:val="21"/>
+              </w:rPr>
+              <w:t>形式。</w:t>
             </w:r>
           </w:p>
         </w:tc>
@@ -5203,7 +5284,9 @@
           <w:color w:val="AAC4B6"/>
           <w:sz w:val="20"/>
         </w:rPr>
-        <w:t>（whose…：非限制性定语从句，修饰 Ötzi；an early form of…：……的一种早期形式）</w:t>
+        <w:t>（whose…：非限制性定语从句，修饰 Ötzi；</w:t>
+        <w:br/>
+        <w:t>an early form of…：……的一种早期形式）</w:t>
       </w:r>
     </w:p>
     <w:p>
@@ -5253,7 +5336,7 @@
               <w:rPr>
                 <w:rFonts w:ascii="Calibri" w:hAnsi="Calibri" w:eastAsia="微软雅黑"/>
                 <w:b/>
-                <w:color w:val="FB923C"/>
+                <w:color w:val="FBBF24"/>
                 <w:sz w:val="26"/>
               </w:rPr>
               <w:t>identity</w:t>
@@ -5282,7 +5365,7 @@
               <w:rPr>
                 <w:rFonts w:ascii="Calibri" w:hAnsi="Calibri" w:eastAsia="微软雅黑"/>
                 <w:b/>
-                <w:color w:val="5EEAD4"/>
+                <w:color w:val="38BDF8"/>
                 <w:sz w:val="26"/>
               </w:rPr>
               <w:t>enigma</w:t>
@@ -5331,7 +5414,7 @@
               <w:rPr>
                 <w:rFonts w:ascii="Calibri" w:hAnsi="Calibri" w:eastAsia="微软雅黑"/>
                 <w:b/>
-                <w:color w:val="FB923C"/>
+                <w:color w:val="FBBF24"/>
                 <w:sz w:val="21"/>
               </w:rPr>
               <w:t>身份</w:t>
@@ -5369,7 +5452,7 @@
               <w:rPr>
                 <w:rFonts w:ascii="Calibri" w:hAnsi="Calibri" w:eastAsia="微软雅黑"/>
                 <w:b/>
-                <w:color w:val="5EEAD4"/>
+                <w:color w:val="38BDF8"/>
                 <w:sz w:val="21"/>
               </w:rPr>
               <w:t>谜团</w:t>
@@ -5429,7 +5512,7 @@
               <w:rPr>
                 <w:rFonts w:ascii="Calibri" w:hAnsi="Calibri" w:eastAsia="微软雅黑"/>
                 <w:b/>
-                <w:color w:val="FCA5A5"/>
+                <w:color w:val="F472B6"/>
                 <w:sz w:val="26"/>
               </w:rPr>
               <w:t>motive</w:t>
@@ -5458,7 +5541,7 @@
               <w:rPr>
                 <w:rFonts w:ascii="Calibri" w:hAnsi="Calibri" w:eastAsia="微软雅黑"/>
                 <w:b/>
-                <w:color w:val="FBBF24"/>
+                <w:color w:val="BEF264"/>
                 <w:sz w:val="26"/>
               </w:rPr>
               <w:t>conjecture</w:t>
@@ -5507,7 +5590,7 @@
               <w:rPr>
                 <w:rFonts w:ascii="Calibri" w:hAnsi="Calibri" w:eastAsia="微软雅黑"/>
                 <w:b/>
-                <w:color w:val="FCA5A5"/>
+                <w:color w:val="F472B6"/>
                 <w:sz w:val="21"/>
               </w:rPr>
               <w:t>动机</w:t>
@@ -5545,7 +5628,7 @@
               <w:rPr>
                 <w:rFonts w:ascii="Calibri" w:hAnsi="Calibri" w:eastAsia="微软雅黑"/>
                 <w:b/>
-                <w:color w:val="FBBF24"/>
+                <w:color w:val="BEF264"/>
                 <w:sz w:val="21"/>
               </w:rPr>
               <w:t>猜测</w:t>
@@ -5755,7 +5838,7 @@
               <w:rPr>
                 <w:rFonts w:ascii="Calibri" w:hAnsi="Calibri" w:eastAsia="微软雅黑"/>
                 <w:b/>
-                <w:color w:val="38BDF8"/>
+                <w:color w:val="C4B5FD"/>
                 <w:sz w:val="26"/>
               </w:rPr>
               <w:t>anonymous</w:t>
@@ -5773,7 +5856,7 @@
               <w:rPr>
                 <w:rFonts w:ascii="Calibri" w:hAnsi="Calibri" w:eastAsia="微软雅黑"/>
                 <w:b/>
-                <w:color w:val="F472B6"/>
+                <w:color w:val="FB923C"/>
                 <w:sz w:val="26"/>
               </w:rPr>
               <w:t>killer</w:t>
@@ -5833,10 +5916,10 @@
               <w:rPr>
                 <w:rFonts w:ascii="Calibri" w:hAnsi="Calibri" w:eastAsia="微软雅黑"/>
                 <w:b/>
-                <w:color w:val="38BDF8"/>
+                <w:color w:val="C4B5FD"/>
                 <w:sz w:val="21"/>
               </w:rPr>
-              <w:t>无名</w:t>
+              <w:t>不知姓名的</w:t>
             </w:r>
             <w:r>
               <w:rPr>
@@ -5851,7 +5934,7 @@
               <w:rPr>
                 <w:rFonts w:ascii="Calibri" w:hAnsi="Calibri" w:eastAsia="微软雅黑"/>
                 <w:b/>
-                <w:color w:val="F472B6"/>
+                <w:color w:val="FB923C"/>
                 <w:sz w:val="21"/>
               </w:rPr>
               <w:t>凶手</w:t>

--- a/视频/对照文本/20-文本.docx
+++ b/视频/对照文本/20-文本.docx
@@ -538,7 +538,25 @@
                 <w:color w:val="F0F7F2"/>
                 <w:sz w:val="26"/>
               </w:rPr>
-              <w:t>on the border between Austria and Italy.</w:t>
+              <w:t xml:space="preserve">on the </w:t>
+            </w:r>
+            <w:r>
+              <w:rPr>
+                <w:rFonts w:ascii="Calibri" w:hAnsi="Calibri" w:eastAsia="微软雅黑"/>
+                <w:b/>
+                <w:color w:val="FB923C"/>
+                <w:sz w:val="26"/>
+              </w:rPr>
+              <w:t>border</w:t>
+            </w:r>
+            <w:r>
+              <w:rPr>
+                <w:rFonts w:ascii="Calibri" w:hAnsi="Calibri" w:eastAsia="微软雅黑"/>
+                <w:b w:val="0"/>
+                <w:color w:val="F0F7F2"/>
+                <w:sz w:val="26"/>
+              </w:rPr>
+              <w:t xml:space="preserve"> between Austria and Italy.</w:t>
             </w:r>
           </w:p>
         </w:tc>
@@ -636,7 +654,34 @@
                 <w:color w:val="AAC4B6"/>
                 <w:sz w:val="21"/>
               </w:rPr>
-              <w:t>位于奥地利与意大利交界处。</w:t>
+              <w:t>位于奥地利与意大利</w:t>
+            </w:r>
+            <w:r>
+              <w:rPr>
+                <w:rFonts w:ascii="Calibri" w:hAnsi="Calibri" w:eastAsia="微软雅黑"/>
+                <w:b w:val="0"/>
+                <w:color w:val="AAC4B6"/>
+                <w:sz w:val="21"/>
+              </w:rPr>
+              <w:t xml:space="preserve"> </w:t>
+            </w:r>
+            <w:r>
+              <w:rPr>
+                <w:rFonts w:ascii="Calibri" w:hAnsi="Calibri" w:eastAsia="微软雅黑"/>
+                <w:b/>
+                <w:color w:val="FB923C"/>
+                <w:sz w:val="21"/>
+              </w:rPr>
+              <w:t>交界处</w:t>
+            </w:r>
+            <w:r>
+              <w:rPr>
+                <w:rFonts w:ascii="Calibri" w:hAnsi="Calibri" w:eastAsia="微软雅黑"/>
+                <w:b w:val="0"/>
+                <w:color w:val="AAC4B6"/>
+                <w:sz w:val="21"/>
+              </w:rPr>
+              <w:t>。</w:t>
             </w:r>
           </w:p>
         </w:tc>
@@ -690,7 +735,7 @@
               <w:rPr>
                 <w:rFonts w:ascii="Calibri" w:hAnsi="Calibri" w:eastAsia="微软雅黑"/>
                 <w:b/>
-                <w:color w:val="FB923C"/>
+                <w:color w:val="5EEAD4"/>
                 <w:sz w:val="26"/>
               </w:rPr>
               <w:t>assumption</w:t>
@@ -728,7 +773,7 @@
               <w:rPr>
                 <w:rFonts w:ascii="Calibri" w:hAnsi="Calibri" w:eastAsia="微软雅黑"/>
                 <w:b/>
-                <w:color w:val="5EEAD4"/>
+                <w:color w:val="FCA5A5"/>
                 <w:sz w:val="26"/>
               </w:rPr>
               <w:t>modern-day</w:t>
@@ -746,7 +791,7 @@
               <w:rPr>
                 <w:rFonts w:ascii="Calibri" w:hAnsi="Calibri" w:eastAsia="微软雅黑"/>
                 <w:b/>
-                <w:color w:val="FCA5A5"/>
+                <w:color w:val="FBBF24"/>
                 <w:sz w:val="26"/>
               </w:rPr>
               <w:t>climber</w:t>
@@ -775,7 +820,7 @@
               <w:rPr>
                 <w:rFonts w:ascii="Calibri" w:hAnsi="Calibri" w:eastAsia="微软雅黑"/>
                 <w:b/>
-                <w:color w:val="FBBF24"/>
+                <w:color w:val="38BDF8"/>
                 <w:sz w:val="26"/>
               </w:rPr>
               <w:t>alpine</w:t>
@@ -793,7 +838,7 @@
               <w:rPr>
                 <w:rFonts w:ascii="Calibri" w:hAnsi="Calibri" w:eastAsia="微软雅黑"/>
                 <w:b/>
-                <w:color w:val="38BDF8"/>
+                <w:color w:val="F472B6"/>
                 <w:sz w:val="26"/>
               </w:rPr>
               <w:t>slope</w:t>
@@ -842,7 +887,7 @@
               <w:rPr>
                 <w:rFonts w:ascii="Calibri" w:hAnsi="Calibri" w:eastAsia="微软雅黑"/>
                 <w:b/>
-                <w:color w:val="FB923C"/>
+                <w:color w:val="5EEAD4"/>
                 <w:sz w:val="21"/>
               </w:rPr>
               <w:t>假设</w:t>
@@ -898,7 +943,7 @@
               <w:rPr>
                 <w:rFonts w:ascii="Calibri" w:hAnsi="Calibri" w:eastAsia="微软雅黑"/>
                 <w:b/>
-                <w:color w:val="5EEAD4"/>
+                <w:color w:val="FCA5A5"/>
                 <w:sz w:val="21"/>
               </w:rPr>
               <w:t>现代</w:t>
@@ -916,7 +961,7 @@
               <w:rPr>
                 <w:rFonts w:ascii="Calibri" w:hAnsi="Calibri" w:eastAsia="微软雅黑"/>
                 <w:b/>
-                <w:color w:val="FCA5A5"/>
+                <w:color w:val="FBBF24"/>
                 <w:sz w:val="21"/>
               </w:rPr>
               <w:t>登山者</w:t>
@@ -954,7 +999,7 @@
               <w:rPr>
                 <w:rFonts w:ascii="Calibri" w:hAnsi="Calibri" w:eastAsia="微软雅黑"/>
                 <w:b/>
-                <w:color w:val="FBBF24"/>
+                <w:color w:val="38BDF8"/>
                 <w:sz w:val="21"/>
               </w:rPr>
               <w:t>高山的</w:t>
@@ -972,7 +1017,7 @@
               <w:rPr>
                 <w:rFonts w:ascii="Calibri" w:hAnsi="Calibri" w:eastAsia="微软雅黑"/>
                 <w:b/>
-                <w:color w:val="38BDF8"/>
+                <w:color w:val="F472B6"/>
                 <w:sz w:val="21"/>
               </w:rPr>
               <w:t>山坡</w:t>
@@ -1087,9 +1132,11 @@
           <w:color w:val="AAC4B6"/>
           <w:sz w:val="20"/>
         </w:rPr>
-        <w:t>（since：因为，引出原因状语从句；</w:t>
+        <w:t>（since：因为，引出原因状语从句）</w:t>
         <w:br/>
-        <w:t>yield：用来描述某块土地、某个矿层、或者某座冰川产出/交出了什么物品）</w:t>
+        <w:t>（yield 在考古与地质发现报道中，该词是标准术语，意为“产出/交出”。</w:t>
+        <w:br/>
+        <w:t>它精准描绘了冰川消融时将封存遗体“交还”地表的动态过程。）</w:t>
       </w:r>
     </w:p>
     <w:p>
@@ -1160,7 +1207,7 @@
               <w:rPr>
                 <w:rFonts w:ascii="Calibri" w:hAnsi="Calibri" w:eastAsia="微软雅黑"/>
                 <w:b/>
-                <w:color w:val="F472B6"/>
+                <w:color w:val="BEF264"/>
                 <w:sz w:val="26"/>
               </w:rPr>
               <w:t>jackhammer</w:t>
@@ -1220,7 +1267,7 @@
               <w:rPr>
                 <w:rFonts w:ascii="Calibri" w:hAnsi="Calibri" w:eastAsia="微软雅黑"/>
                 <w:b/>
-                <w:color w:val="F472B6"/>
+                <w:color w:val="BEF264"/>
                 <w:sz w:val="21"/>
               </w:rPr>
               <w:t>风钻</w:t>
@@ -1295,7 +1342,7 @@
               <w:rPr>
                 <w:rFonts w:ascii="Calibri" w:hAnsi="Calibri" w:eastAsia="微软雅黑"/>
                 <w:b/>
-                <w:color w:val="BEF264"/>
+                <w:color w:val="C4B5FD"/>
                 <w:sz w:val="26"/>
               </w:rPr>
               <w:t>ripped</w:t>
@@ -1313,7 +1360,7 @@
               <w:rPr>
                 <w:rFonts w:ascii="Calibri" w:hAnsi="Calibri" w:eastAsia="微软雅黑"/>
                 <w:b/>
-                <w:color w:val="C4B5FD"/>
+                <w:color w:val="FB923C"/>
                 <w:sz w:val="26"/>
               </w:rPr>
               <w:t>flesh</w:t>
@@ -1331,7 +1378,7 @@
               <w:rPr>
                 <w:rFonts w:ascii="Calibri" w:hAnsi="Calibri" w:eastAsia="微软雅黑"/>
                 <w:b/>
-                <w:color w:val="FB923C"/>
+                <w:color w:val="5EEAD4"/>
                 <w:sz w:val="26"/>
               </w:rPr>
               <w:t>hip</w:t>
@@ -1380,7 +1427,7 @@
               <w:rPr>
                 <w:rFonts w:ascii="Calibri" w:hAnsi="Calibri" w:eastAsia="微软雅黑"/>
                 <w:b/>
-                <w:color w:val="BEF264"/>
+                <w:color w:val="C4B5FD"/>
                 <w:sz w:val="21"/>
               </w:rPr>
               <w:t>撕下来/扯下了</w:t>
@@ -1416,7 +1463,7 @@
               <w:rPr>
                 <w:rFonts w:ascii="Calibri" w:hAnsi="Calibri" w:eastAsia="微软雅黑"/>
                 <w:b/>
-                <w:color w:val="FB923C"/>
+                <w:color w:val="5EEAD4"/>
                 <w:sz w:val="21"/>
               </w:rPr>
               <w:t>髋骨</w:t>
@@ -1452,7 +1499,7 @@
               <w:rPr>
                 <w:rFonts w:ascii="Calibri" w:hAnsi="Calibri" w:eastAsia="微软雅黑"/>
                 <w:b/>
-                <w:color w:val="C4B5FD"/>
+                <w:color w:val="FB923C"/>
                 <w:sz w:val="21"/>
               </w:rPr>
               <w:t>皮肉</w:t>
@@ -1531,7 +1578,7 @@
               <w:rPr>
                 <w:rFonts w:ascii="Calibri" w:hAnsi="Calibri" w:eastAsia="微软雅黑"/>
                 <w:b/>
-                <w:color w:val="5EEAD4"/>
+                <w:color w:val="FCA5A5"/>
                 <w:sz w:val="26"/>
               </w:rPr>
               <w:t>possessions</w:t>
@@ -1591,7 +1638,7 @@
               <w:rPr>
                 <w:rFonts w:ascii="Calibri" w:hAnsi="Calibri" w:eastAsia="微软雅黑"/>
                 <w:b/>
-                <w:color w:val="5EEAD4"/>
+                <w:color w:val="FCA5A5"/>
                 <w:sz w:val="21"/>
               </w:rPr>
               <w:t>随身物品</w:t>
@@ -1668,7 +1715,7 @@
               <w:rPr>
                 <w:rFonts w:ascii="Calibri" w:hAnsi="Calibri" w:eastAsia="微软雅黑"/>
                 <w:b/>
-                <w:color w:val="FCA5A5"/>
+                <w:color w:val="FBBF24"/>
                 <w:sz w:val="26"/>
               </w:rPr>
               <w:t>leather</w:t>
@@ -1706,7 +1753,7 @@
               <w:rPr>
                 <w:rFonts w:ascii="Calibri" w:hAnsi="Calibri" w:eastAsia="微软雅黑"/>
                 <w:b/>
-                <w:color w:val="FBBF24"/>
+                <w:color w:val="38BDF8"/>
                 <w:sz w:val="26"/>
               </w:rPr>
               <w:t>copper</w:t>
@@ -1724,7 +1771,7 @@
               <w:rPr>
                 <w:rFonts w:ascii="Calibri" w:hAnsi="Calibri" w:eastAsia="微软雅黑"/>
                 <w:b/>
-                <w:color w:val="38BDF8"/>
+                <w:color w:val="F472B6"/>
                 <w:sz w:val="26"/>
               </w:rPr>
               <w:t>axe</w:t>
@@ -1775,7 +1822,7 @@
               <w:rPr>
                 <w:rFonts w:ascii="Calibri" w:hAnsi="Calibri" w:eastAsia="微软雅黑"/>
                 <w:b/>
-                <w:color w:val="FCA5A5"/>
+                <w:color w:val="FBBF24"/>
                 <w:sz w:val="21"/>
               </w:rPr>
               <w:t>皮革</w:t>
@@ -1831,7 +1878,7 @@
               <w:rPr>
                 <w:rFonts w:ascii="Calibri" w:hAnsi="Calibri" w:eastAsia="微软雅黑"/>
                 <w:b/>
-                <w:color w:val="FBBF24"/>
+                <w:color w:val="38BDF8"/>
                 <w:sz w:val="21"/>
               </w:rPr>
               <w:t>铜制</w:t>
@@ -1849,7 +1896,7 @@
               <w:rPr>
                 <w:rFonts w:ascii="Calibri" w:hAnsi="Calibri" w:eastAsia="微软雅黑"/>
                 <w:b/>
-                <w:color w:val="38BDF8"/>
+                <w:color w:val="F472B6"/>
                 <w:sz w:val="21"/>
               </w:rPr>
               <w:t>斧子</w:t>
@@ -1928,7 +1975,7 @@
               <w:rPr>
                 <w:rFonts w:ascii="Calibri" w:hAnsi="Calibri" w:eastAsia="微软雅黑"/>
                 <w:b/>
-                <w:color w:val="F472B6"/>
+                <w:color w:val="BEF264"/>
                 <w:sz w:val="26"/>
               </w:rPr>
               <w:t>prehistoric</w:t>
@@ -1946,7 +1993,7 @@
               <w:rPr>
                 <w:rFonts w:ascii="Calibri" w:hAnsi="Calibri" w:eastAsia="微软雅黑"/>
                 <w:b/>
-                <w:color w:val="BEF264"/>
+                <w:color w:val="C4B5FD"/>
                 <w:sz w:val="26"/>
               </w:rPr>
               <w:t>artefacts</w:t>
@@ -1995,7 +2042,7 @@
               <w:rPr>
                 <w:rFonts w:ascii="Calibri" w:hAnsi="Calibri" w:eastAsia="微软雅黑"/>
                 <w:b/>
-                <w:color w:val="F472B6"/>
+                <w:color w:val="BEF264"/>
                 <w:sz w:val="21"/>
               </w:rPr>
               <w:t>史前</w:t>
@@ -2013,7 +2060,7 @@
               <w:rPr>
                 <w:rFonts w:ascii="Calibri" w:hAnsi="Calibri" w:eastAsia="微软雅黑"/>
                 <w:b/>
-                <w:color w:val="BEF264"/>
+                <w:color w:val="C4B5FD"/>
                 <w:sz w:val="21"/>
               </w:rPr>
               <w:t>人工制品</w:t>
@@ -2115,7 +2162,7 @@
               <w:rPr>
                 <w:rFonts w:ascii="Calibri" w:hAnsi="Calibri" w:eastAsia="微软雅黑"/>
                 <w:b/>
-                <w:color w:val="C4B5FD"/>
+                <w:color w:val="FB923C"/>
                 <w:sz w:val="26"/>
               </w:rPr>
               <w:t>mummy</w:t>
@@ -2195,7 +2242,7 @@
               <w:rPr>
                 <w:rFonts w:ascii="Calibri" w:hAnsi="Calibri" w:eastAsia="微软雅黑"/>
                 <w:b/>
-                <w:color w:val="C4B5FD"/>
+                <w:color w:val="FB923C"/>
                 <w:sz w:val="21"/>
               </w:rPr>
               <w:t>木乃伊</w:t>
@@ -2507,7 +2554,7 @@
               <w:rPr>
                 <w:rFonts w:ascii="Calibri" w:hAnsi="Calibri" w:eastAsia="微软雅黑"/>
                 <w:b/>
-                <w:color w:val="FB923C"/>
+                <w:color w:val="5EEAD4"/>
                 <w:sz w:val="26"/>
               </w:rPr>
               <w:t>flint</w:t>
@@ -2525,7 +2572,7 @@
               <w:rPr>
                 <w:rFonts w:ascii="Calibri" w:hAnsi="Calibri" w:eastAsia="微软雅黑"/>
                 <w:b/>
-                <w:color w:val="5EEAD4"/>
+                <w:color w:val="FCA5A5"/>
                 <w:sz w:val="26"/>
               </w:rPr>
               <w:t>lodged</w:t>
@@ -2574,7 +2621,7 @@
               <w:rPr>
                 <w:rFonts w:ascii="Calibri" w:hAnsi="Calibri" w:eastAsia="微软雅黑"/>
                 <w:b/>
-                <w:color w:val="FB923C"/>
+                <w:color w:val="5EEAD4"/>
                 <w:sz w:val="21"/>
               </w:rPr>
               <w:t>燧石</w:t>
@@ -2610,7 +2657,7 @@
               <w:rPr>
                 <w:rFonts w:ascii="Calibri" w:hAnsi="Calibri" w:eastAsia="微软雅黑"/>
                 <w:b/>
-                <w:color w:val="5EEAD4"/>
+                <w:color w:val="FCA5A5"/>
                 <w:sz w:val="21"/>
               </w:rPr>
               <w:t>被卡在了</w:t>
@@ -2683,7 +2730,7 @@
               <w:rPr>
                 <w:rFonts w:ascii="Calibri" w:hAnsi="Calibri" w:eastAsia="微软雅黑"/>
                 <w:b/>
-                <w:color w:val="FCA5A5"/>
+                <w:color w:val="FBBF24"/>
                 <w:sz w:val="26"/>
               </w:rPr>
               <w:t>unseen</w:t>
@@ -2701,7 +2748,7 @@
               <w:rPr>
                 <w:rFonts w:ascii="Calibri" w:hAnsi="Calibri" w:eastAsia="微软雅黑"/>
                 <w:b/>
-                <w:color w:val="FCA5A5"/>
+                <w:color w:val="FBBF24"/>
                 <w:sz w:val="26"/>
               </w:rPr>
               <w:t>by</w:t>
@@ -2719,7 +2766,7 @@
               <w:rPr>
                 <w:rFonts w:ascii="Calibri" w:hAnsi="Calibri" w:eastAsia="微软雅黑"/>
                 <w:b/>
-                <w:color w:val="38BDF8"/>
+                <w:color w:val="F472B6"/>
                 <w:sz w:val="26"/>
               </w:rPr>
               <w:t>examiners</w:t>
@@ -2768,7 +2815,7 @@
               <w:rPr>
                 <w:rFonts w:ascii="Calibri" w:hAnsi="Calibri" w:eastAsia="微软雅黑"/>
                 <w:b/>
-                <w:color w:val="FCA5A5"/>
+                <w:color w:val="FBBF24"/>
                 <w:sz w:val="21"/>
               </w:rPr>
               <w:t>未被</w:t>
@@ -2804,7 +2851,7 @@
               <w:rPr>
                 <w:rFonts w:ascii="Calibri" w:hAnsi="Calibri" w:eastAsia="微软雅黑"/>
                 <w:b/>
-                <w:color w:val="38BDF8"/>
+                <w:color w:val="F472B6"/>
                 <w:sz w:val="21"/>
               </w:rPr>
               <w:t>检查人员</w:t>
@@ -2822,7 +2869,7 @@
               <w:rPr>
                 <w:rFonts w:ascii="Calibri" w:hAnsi="Calibri" w:eastAsia="微软雅黑"/>
                 <w:b/>
-                <w:color w:val="FCA5A5"/>
+                <w:color w:val="FBBF24"/>
                 <w:sz w:val="21"/>
               </w:rPr>
               <w:t>发现</w:t>
@@ -2903,7 +2950,7 @@
               <w:rPr>
                 <w:rFonts w:ascii="Calibri" w:hAnsi="Calibri" w:eastAsia="微软雅黑"/>
                 <w:b/>
-                <w:color w:val="F472B6"/>
+                <w:color w:val="BEF264"/>
                 <w:sz w:val="26"/>
               </w:rPr>
               <w:t>scanner</w:t>
@@ -2941,7 +2988,7 @@
               <w:rPr>
                 <w:rFonts w:ascii="Calibri" w:hAnsi="Calibri" w:eastAsia="微软雅黑"/>
                 <w:b/>
-                <w:color w:val="BEF264"/>
+                <w:color w:val="C4B5FD"/>
                 <w:sz w:val="26"/>
               </w:rPr>
               <w:t>puncture</w:t>
@@ -2959,7 +3006,7 @@
               <w:rPr>
                 <w:rFonts w:ascii="Calibri" w:hAnsi="Calibri" w:eastAsia="微软雅黑"/>
                 <w:b/>
-                <w:color w:val="C4B5FD"/>
+                <w:color w:val="FB923C"/>
                 <w:sz w:val="26"/>
               </w:rPr>
               <w:t>ruptured</w:t>
@@ -2990,7 +3037,7 @@
               <w:rPr>
                 <w:rFonts w:ascii="Calibri" w:hAnsi="Calibri" w:eastAsia="微软雅黑"/>
                 <w:b/>
-                <w:color w:val="F472B6"/>
+                <w:color w:val="BEF264"/>
                 <w:sz w:val="21"/>
               </w:rPr>
               <w:t>扫描仪</w:t>
@@ -3046,7 +3093,7 @@
               <w:rPr>
                 <w:rFonts w:ascii="Calibri" w:hAnsi="Calibri" w:eastAsia="微软雅黑"/>
                 <w:b/>
-                <w:color w:val="BEF264"/>
+                <w:color w:val="C4B5FD"/>
                 <w:sz w:val="21"/>
               </w:rPr>
               <w:t>穿刺伤</w:t>
@@ -3064,7 +3111,7 @@
               <w:rPr>
                 <w:rFonts w:ascii="Calibri" w:hAnsi="Calibri" w:eastAsia="微软雅黑"/>
                 <w:b/>
-                <w:color w:val="C4B5FD"/>
+                <w:color w:val="FB923C"/>
                 <w:sz w:val="21"/>
               </w:rPr>
               <w:t>撕裂了</w:t>
@@ -3132,7 +3179,7 @@
               <w:rPr>
                 <w:rFonts w:ascii="Calibri" w:hAnsi="Calibri" w:eastAsia="微软雅黑"/>
                 <w:b/>
-                <w:color w:val="FB923C"/>
+                <w:color w:val="5EEAD4"/>
                 <w:sz w:val="26"/>
               </w:rPr>
               <w:t>mortal</w:t>
@@ -3150,7 +3197,7 @@
               <w:rPr>
                 <w:rFonts w:ascii="Calibri" w:hAnsi="Calibri" w:eastAsia="微软雅黑"/>
                 <w:b/>
-                <w:color w:val="5EEAD4"/>
+                <w:color w:val="FCA5A5"/>
                 <w:sz w:val="26"/>
               </w:rPr>
               <w:t>bleeding</w:t>
@@ -3199,7 +3246,7 @@
               <w:rPr>
                 <w:rFonts w:ascii="Calibri" w:hAnsi="Calibri" w:eastAsia="微软雅黑"/>
                 <w:b/>
-                <w:color w:val="5EEAD4"/>
+                <w:color w:val="FCA5A5"/>
                 <w:sz w:val="21"/>
               </w:rPr>
               <w:t>出血</w:t>
@@ -3235,7 +3282,7 @@
               <w:rPr>
                 <w:rFonts w:ascii="Calibri" w:hAnsi="Calibri" w:eastAsia="微软雅黑"/>
                 <w:b/>
-                <w:color w:val="FB923C"/>
+                <w:color w:val="5EEAD4"/>
                 <w:sz w:val="21"/>
               </w:rPr>
               <w:t>致命</w:t>
@@ -3319,7 +3366,7 @@
               <w:rPr>
                 <w:rFonts w:ascii="Calibri" w:hAnsi="Calibri" w:eastAsia="微软雅黑"/>
                 <w:b/>
-                <w:color w:val="FCA5A5"/>
+                <w:color w:val="FBBF24"/>
                 <w:sz w:val="26"/>
               </w:rPr>
               <w:t>clot</w:t>
@@ -3368,7 +3415,7 @@
               <w:rPr>
                 <w:rFonts w:ascii="Calibri" w:hAnsi="Calibri" w:eastAsia="微软雅黑"/>
                 <w:b/>
-                <w:color w:val="FCA5A5"/>
+                <w:color w:val="FBBF24"/>
                 <w:sz w:val="21"/>
               </w:rPr>
               <w:t>血块</w:t>
@@ -3625,7 +3672,7 @@
               <w:rPr>
                 <w:rFonts w:ascii="Calibri" w:hAnsi="Calibri" w:eastAsia="微软雅黑"/>
                 <w:b/>
-                <w:color w:val="FBBF24"/>
+                <w:color w:val="38BDF8"/>
                 <w:sz w:val="26"/>
               </w:rPr>
               <w:t>it is thought</w:t>
@@ -3676,7 +3723,7 @@
               <w:rPr>
                 <w:rFonts w:ascii="Calibri" w:hAnsi="Calibri" w:eastAsia="微软雅黑"/>
                 <w:b/>
-                <w:color w:val="FBBF24"/>
+                <w:color w:val="38BDF8"/>
                 <w:sz w:val="21"/>
               </w:rPr>
               <w:t>据认为</w:t>
@@ -3795,7 +3842,7 @@
               <w:rPr>
                 <w:rFonts w:ascii="Calibri" w:hAnsi="Calibri" w:eastAsia="微软雅黑"/>
                 <w:b/>
-                <w:color w:val="38BDF8"/>
+                <w:color w:val="F472B6"/>
                 <w:sz w:val="26"/>
               </w:rPr>
               <w:t>inferred</w:t>
@@ -3855,7 +3902,7 @@
               <w:rPr>
                 <w:rFonts w:ascii="Calibri" w:hAnsi="Calibri" w:eastAsia="微软雅黑"/>
                 <w:b/>
-                <w:color w:val="38BDF8"/>
+                <w:color w:val="F472B6"/>
                 <w:sz w:val="21"/>
               </w:rPr>
               <w:t>推断</w:t>
@@ -3915,7 +3962,7 @@
               <w:rPr>
                 <w:rFonts w:ascii="Calibri" w:hAnsi="Calibri" w:eastAsia="微软雅黑"/>
                 <w:b/>
-                <w:color w:val="F472B6"/>
+                <w:color w:val="BEF264"/>
                 <w:sz w:val="26"/>
               </w:rPr>
               <w:t>archer</w:t>
@@ -3944,7 +3991,7 @@
               <w:rPr>
                 <w:rFonts w:ascii="Calibri" w:hAnsi="Calibri" w:eastAsia="微软雅黑"/>
                 <w:b/>
-                <w:color w:val="BEF264"/>
+                <w:color w:val="C4B5FD"/>
                 <w:sz w:val="26"/>
               </w:rPr>
               <w:t>rear</w:t>
@@ -3993,7 +4040,7 @@
               <w:rPr>
                 <w:rFonts w:ascii="Calibri" w:hAnsi="Calibri" w:eastAsia="微软雅黑"/>
                 <w:b/>
-                <w:color w:val="F472B6"/>
+                <w:color w:val="BEF264"/>
                 <w:sz w:val="21"/>
               </w:rPr>
               <w:t>弓箭手</w:t>
@@ -4031,7 +4078,7 @@
               <w:rPr>
                 <w:rFonts w:ascii="Calibri" w:hAnsi="Calibri" w:eastAsia="微软雅黑"/>
                 <w:b/>
-                <w:color w:val="BEF264"/>
+                <w:color w:val="C4B5FD"/>
                 <w:sz w:val="21"/>
               </w:rPr>
               <w:t>背后</w:t>
@@ -4121,7 +4168,7 @@
               <w:rPr>
                 <w:rFonts w:ascii="Calibri" w:hAnsi="Calibri" w:eastAsia="微软雅黑"/>
                 <w:b/>
-                <w:color w:val="C4B5FD"/>
+                <w:color w:val="FB923C"/>
                 <w:sz w:val="26"/>
               </w:rPr>
               <w:t>shooter</w:t>
@@ -4150,7 +4197,7 @@
               <w:rPr>
                 <w:rFonts w:ascii="Calibri" w:hAnsi="Calibri" w:eastAsia="微软雅黑"/>
                 <w:b/>
-                <w:color w:val="FB923C"/>
+                <w:color w:val="5EEAD4"/>
                 <w:sz w:val="26"/>
               </w:rPr>
               <w:t>caught</w:t>
@@ -4168,7 +4215,7 @@
               <w:rPr>
                 <w:rFonts w:ascii="Calibri" w:hAnsi="Calibri" w:eastAsia="微软雅黑"/>
                 <w:b/>
-                <w:color w:val="FB923C"/>
+                <w:color w:val="5EEAD4"/>
                 <w:sz w:val="26"/>
               </w:rPr>
               <w:t>unawares</w:t>
@@ -4199,7 +4246,7 @@
               <w:rPr>
                 <w:rFonts w:ascii="Calibri" w:hAnsi="Calibri" w:eastAsia="微软雅黑"/>
                 <w:b/>
-                <w:color w:val="C4B5FD"/>
+                <w:color w:val="FB923C"/>
                 <w:sz w:val="21"/>
               </w:rPr>
               <w:t>射手</w:t>
@@ -4237,7 +4284,7 @@
               <w:rPr>
                 <w:rFonts w:ascii="Calibri" w:hAnsi="Calibri" w:eastAsia="微软雅黑"/>
                 <w:b/>
-                <w:color w:val="FB923C"/>
+                <w:color w:val="5EEAD4"/>
                 <w:sz w:val="21"/>
               </w:rPr>
               <w:t>趁</w:t>
@@ -4273,7 +4320,7 @@
               <w:rPr>
                 <w:rFonts w:ascii="Calibri" w:hAnsi="Calibri" w:eastAsia="微软雅黑"/>
                 <w:b/>
-                <w:color w:val="FB923C"/>
+                <w:color w:val="5EEAD4"/>
                 <w:sz w:val="21"/>
               </w:rPr>
               <w:t>毫无防备时出手</w:t>
@@ -4374,7 +4421,7 @@
               <w:rPr>
                 <w:rFonts w:ascii="Calibri" w:hAnsi="Calibri" w:eastAsia="微软雅黑"/>
                 <w:b/>
-                <w:color w:val="FCA5A5"/>
+                <w:color w:val="FBBF24"/>
                 <w:sz w:val="26"/>
               </w:rPr>
               <w:t>dined on</w:t>
@@ -4434,7 +4481,7 @@
               <w:rPr>
                 <w:rFonts w:ascii="Calibri" w:hAnsi="Calibri" w:eastAsia="微软雅黑"/>
                 <w:b/>
-                <w:color w:val="FCA5A5"/>
+                <w:color w:val="FBBF24"/>
                 <w:sz w:val="21"/>
               </w:rPr>
               <w:t>吃了</w:t>
@@ -4513,7 +4560,7 @@
               <w:rPr>
                 <w:rFonts w:ascii="Calibri" w:hAnsi="Calibri" w:eastAsia="微软雅黑"/>
                 <w:b/>
-                <w:color w:val="FBBF24"/>
+                <w:color w:val="38BDF8"/>
                 <w:sz w:val="26"/>
               </w:rPr>
               <w:t>red deer</w:t>
@@ -4584,7 +4631,7 @@
               <w:rPr>
                 <w:rFonts w:ascii="Calibri" w:hAnsi="Calibri" w:eastAsia="微软雅黑"/>
                 <w:b/>
-                <w:color w:val="FBBF24"/>
+                <w:color w:val="38BDF8"/>
                 <w:sz w:val="21"/>
               </w:rPr>
               <w:t>马鹿</w:t>
@@ -4673,7 +4720,7 @@
               <w:rPr>
                 <w:rFonts w:ascii="Calibri" w:hAnsi="Calibri" w:eastAsia="微软雅黑"/>
                 <w:b/>
-                <w:color w:val="38BDF8"/>
+                <w:color w:val="F472B6"/>
                 <w:sz w:val="26"/>
               </w:rPr>
               <w:t>hearty</w:t>
@@ -4691,7 +4738,7 @@
               <w:rPr>
                 <w:rFonts w:ascii="Calibri" w:hAnsi="Calibri" w:eastAsia="微软雅黑"/>
                 <w:b/>
-                <w:color w:val="F472B6"/>
+                <w:color w:val="BEF264"/>
                 <w:sz w:val="26"/>
               </w:rPr>
               <w:t>nourishing</w:t>
@@ -4729,7 +4776,7 @@
               <w:rPr>
                 <w:rFonts w:ascii="Calibri" w:hAnsi="Calibri" w:eastAsia="微软雅黑"/>
                 <w:b/>
-                <w:color w:val="BEF264"/>
+                <w:color w:val="C4B5FD"/>
                 <w:sz w:val="26"/>
               </w:rPr>
               <w:t>consumed</w:t>
@@ -4778,7 +4825,7 @@
               <w:rPr>
                 <w:rFonts w:ascii="Calibri" w:hAnsi="Calibri" w:eastAsia="微软雅黑"/>
                 <w:b/>
-                <w:color w:val="38BDF8"/>
+                <w:color w:val="F472B6"/>
                 <w:sz w:val="21"/>
               </w:rPr>
               <w:t>丰盛</w:t>
@@ -4814,7 +4861,7 @@
               <w:rPr>
                 <w:rFonts w:ascii="Calibri" w:hAnsi="Calibri" w:eastAsia="微软雅黑"/>
                 <w:b/>
-                <w:color w:val="F472B6"/>
+                <w:color w:val="BEF264"/>
                 <w:sz w:val="21"/>
               </w:rPr>
               <w:t>有营养的</w:t>
@@ -4870,7 +4917,7 @@
               <w:rPr>
                 <w:rFonts w:ascii="Calibri" w:hAnsi="Calibri" w:eastAsia="微软雅黑"/>
                 <w:b/>
-                <w:color w:val="BEF264"/>
+                <w:color w:val="C4B5FD"/>
                 <w:sz w:val="21"/>
               </w:rPr>
               <w:t>吃下的</w:t>
@@ -4927,7 +4974,7 @@
               <w:rPr>
                 <w:rFonts w:ascii="Calibri" w:hAnsi="Calibri" w:eastAsia="微软雅黑"/>
                 <w:b/>
-                <w:color w:val="C4B5FD"/>
+                <w:color w:val="FB923C"/>
                 <w:sz w:val="26"/>
               </w:rPr>
               <w:t>Curators</w:t>
@@ -4996,7 +5043,7 @@
               <w:rPr>
                 <w:rFonts w:ascii="Calibri" w:hAnsi="Calibri" w:eastAsia="微软雅黑"/>
                 <w:b/>
-                <w:color w:val="C4B5FD"/>
+                <w:color w:val="FB923C"/>
                 <w:sz w:val="21"/>
               </w:rPr>
               <w:t>馆长</w:t>
@@ -5067,7 +5114,7 @@
               <w:rPr>
                 <w:rFonts w:ascii="Calibri" w:hAnsi="Calibri" w:eastAsia="微软雅黑"/>
                 <w:b/>
-                <w:color w:val="FB923C"/>
+                <w:color w:val="5EEAD4"/>
                 <w:sz w:val="26"/>
               </w:rPr>
               <w:t>tattoos</w:t>
@@ -5085,7 +5132,7 @@
               <w:rPr>
                 <w:rFonts w:ascii="Calibri" w:hAnsi="Calibri" w:eastAsia="微软雅黑"/>
                 <w:b/>
-                <w:color w:val="5EEAD4"/>
+                <w:color w:val="FCA5A5"/>
                 <w:sz w:val="26"/>
               </w:rPr>
               <w:t>spine</w:t>
@@ -5114,7 +5161,7 @@
               <w:rPr>
                 <w:rFonts w:ascii="Calibri" w:hAnsi="Calibri" w:eastAsia="微软雅黑"/>
                 <w:b/>
-                <w:color w:val="FCA5A5"/>
+                <w:color w:val="FBBF24"/>
                 <w:sz w:val="26"/>
               </w:rPr>
               <w:t>acupuncture</w:t>
@@ -5163,7 +5210,7 @@
               <w:rPr>
                 <w:rFonts w:ascii="Calibri" w:hAnsi="Calibri" w:eastAsia="微软雅黑"/>
                 <w:b/>
-                <w:color w:val="FB923C"/>
+                <w:color w:val="5EEAD4"/>
                 <w:sz w:val="21"/>
               </w:rPr>
               <w:t>文身</w:t>
@@ -5199,7 +5246,7 @@
               <w:rPr>
                 <w:rFonts w:ascii="Calibri" w:hAnsi="Calibri" w:eastAsia="微软雅黑"/>
                 <w:b/>
-                <w:color w:val="5EEAD4"/>
+                <w:color w:val="FCA5A5"/>
                 <w:sz w:val="21"/>
               </w:rPr>
               <w:t>脊柱</w:t>
@@ -5246,7 +5293,7 @@
               <w:rPr>
                 <w:rFonts w:ascii="Calibri" w:hAnsi="Calibri" w:eastAsia="微软雅黑"/>
                 <w:b/>
-                <w:color w:val="FCA5A5"/>
+                <w:color w:val="FBBF24"/>
                 <w:sz w:val="21"/>
               </w:rPr>
               <w:t>针灸</w:t>
@@ -5336,7 +5383,7 @@
               <w:rPr>
                 <w:rFonts w:ascii="Calibri" w:hAnsi="Calibri" w:eastAsia="微软雅黑"/>
                 <w:b/>
-                <w:color w:val="FBBF24"/>
+                <w:color w:val="38BDF8"/>
                 <w:sz w:val="26"/>
               </w:rPr>
               <w:t>identity</w:t>
@@ -5365,7 +5412,7 @@
               <w:rPr>
                 <w:rFonts w:ascii="Calibri" w:hAnsi="Calibri" w:eastAsia="微软雅黑"/>
                 <w:b/>
-                <w:color w:val="38BDF8"/>
+                <w:color w:val="F472B6"/>
                 <w:sz w:val="26"/>
               </w:rPr>
               <w:t>enigma</w:t>
@@ -5414,7 +5461,7 @@
               <w:rPr>
                 <w:rFonts w:ascii="Calibri" w:hAnsi="Calibri" w:eastAsia="微软雅黑"/>
                 <w:b/>
-                <w:color w:val="FBBF24"/>
+                <w:color w:val="38BDF8"/>
                 <w:sz w:val="21"/>
               </w:rPr>
               <w:t>身份</w:t>
@@ -5452,7 +5499,7 @@
               <w:rPr>
                 <w:rFonts w:ascii="Calibri" w:hAnsi="Calibri" w:eastAsia="微软雅黑"/>
                 <w:b/>
-                <w:color w:val="38BDF8"/>
+                <w:color w:val="F472B6"/>
                 <w:sz w:val="21"/>
               </w:rPr>
               <w:t>谜团</w:t>
@@ -5512,7 +5559,7 @@
               <w:rPr>
                 <w:rFonts w:ascii="Calibri" w:hAnsi="Calibri" w:eastAsia="微软雅黑"/>
                 <w:b/>
-                <w:color w:val="F472B6"/>
+                <w:color w:val="BEF264"/>
                 <w:sz w:val="26"/>
               </w:rPr>
               <w:t>motive</w:t>
@@ -5541,7 +5588,7 @@
               <w:rPr>
                 <w:rFonts w:ascii="Calibri" w:hAnsi="Calibri" w:eastAsia="微软雅黑"/>
                 <w:b/>
-                <w:color w:val="BEF264"/>
+                <w:color w:val="C4B5FD"/>
                 <w:sz w:val="26"/>
               </w:rPr>
               <w:t>conjecture</w:t>
@@ -5590,7 +5637,7 @@
               <w:rPr>
                 <w:rFonts w:ascii="Calibri" w:hAnsi="Calibri" w:eastAsia="微软雅黑"/>
                 <w:b/>
-                <w:color w:val="F472B6"/>
+                <w:color w:val="BEF264"/>
                 <w:sz w:val="21"/>
               </w:rPr>
               <w:t>动机</w:t>
@@ -5628,7 +5675,7 @@
               <w:rPr>
                 <w:rFonts w:ascii="Calibri" w:hAnsi="Calibri" w:eastAsia="微软雅黑"/>
                 <w:b/>
-                <w:color w:val="BEF264"/>
+                <w:color w:val="C4B5FD"/>
                 <w:sz w:val="21"/>
               </w:rPr>
               <w:t>猜测</w:t>
@@ -5838,7 +5885,7 @@
               <w:rPr>
                 <w:rFonts w:ascii="Calibri" w:hAnsi="Calibri" w:eastAsia="微软雅黑"/>
                 <w:b/>
-                <w:color w:val="C4B5FD"/>
+                <w:color w:val="FB923C"/>
                 <w:sz w:val="26"/>
               </w:rPr>
               <w:t>anonymous</w:t>
@@ -5856,7 +5903,7 @@
               <w:rPr>
                 <w:rFonts w:ascii="Calibri" w:hAnsi="Calibri" w:eastAsia="微软雅黑"/>
                 <w:b/>
-                <w:color w:val="FB923C"/>
+                <w:color w:val="5EEAD4"/>
                 <w:sz w:val="26"/>
               </w:rPr>
               <w:t>killer</w:t>
@@ -5916,7 +5963,7 @@
               <w:rPr>
                 <w:rFonts w:ascii="Calibri" w:hAnsi="Calibri" w:eastAsia="微软雅黑"/>
                 <w:b/>
-                <w:color w:val="C4B5FD"/>
+                <w:color w:val="FB923C"/>
                 <w:sz w:val="21"/>
               </w:rPr>
               <w:t>不知姓名的</w:t>
@@ -5934,7 +5981,7 @@
               <w:rPr>
                 <w:rFonts w:ascii="Calibri" w:hAnsi="Calibri" w:eastAsia="微软雅黑"/>
                 <w:b/>
-                <w:color w:val="FB923C"/>
+                <w:color w:val="5EEAD4"/>
                 <w:sz w:val="21"/>
               </w:rPr>
               <w:t>凶手</w:t>

--- a/视频/对照文本/20-文本.docx
+++ b/视频/对照文本/20-文本.docx
@@ -468,14 +468,17 @@
         </w:tblBorders>
       </w:tblPr>
       <w:tblGrid>
-        <w:gridCol w:w="3513"/>
-        <w:gridCol w:w="3513"/>
-        <w:gridCol w:w="3513"/>
+        <w:gridCol w:w="1757"/>
+        <w:gridCol w:w="1757"/>
+        <w:gridCol w:w="1757"/>
+        <w:gridCol w:w="1757"/>
+        <w:gridCol w:w="1757"/>
+        <w:gridCol w:w="1757"/>
       </w:tblGrid>
       <w:tr>
         <w:tc>
           <w:tcPr>
-            <w:tcW w:type="dxa" w:w="3513"/>
+            <w:tcW w:type="dxa" w:w="1757"/>
           </w:tcPr>
           <w:p>
             <w:pPr>
@@ -489,22 +492,13 @@
                 <w:color w:val="F0F7F2"/>
                 <w:sz w:val="26"/>
               </w:rPr>
-              <w:t xml:space="preserve">It lay on a </w:t>
-            </w:r>
-            <w:r>
-              <w:rPr>
-                <w:rFonts w:ascii="Calibri" w:hAnsi="Calibri" w:eastAsia="微软雅黑"/>
-                <w:b/>
-                <w:color w:val="C4B5FD"/>
-                <w:sz w:val="26"/>
-              </w:rPr>
-              <w:t>ridge</w:t>
+              <w:t>It lay</w:t>
             </w:r>
           </w:p>
         </w:tc>
         <w:tc>
           <w:tcPr>
-            <w:tcW w:type="dxa" w:w="3513"/>
+            <w:tcW w:type="dxa" w:w="1757"/>
           </w:tcPr>
           <w:p>
             <w:pPr>
@@ -518,13 +512,22 @@
                 <w:color w:val="F0F7F2"/>
                 <w:sz w:val="26"/>
               </w:rPr>
-              <w:t>at about 3,210 metres,</w:t>
+              <w:t xml:space="preserve">on a </w:t>
+            </w:r>
+            <w:r>
+              <w:rPr>
+                <w:rFonts w:ascii="Calibri" w:hAnsi="Calibri" w:eastAsia="微软雅黑"/>
+                <w:b/>
+                <w:color w:val="C4B5FD"/>
+                <w:sz w:val="26"/>
+              </w:rPr>
+              <w:t>ridge</w:t>
             </w:r>
           </w:p>
         </w:tc>
         <w:tc>
           <w:tcPr>
-            <w:tcW w:type="dxa" w:w="3513"/>
+            <w:tcW w:type="dxa" w:w="1757"/>
           </w:tcPr>
           <w:p>
             <w:pPr>
@@ -538,7 +541,67 @@
                 <w:color w:val="F0F7F2"/>
                 <w:sz w:val="26"/>
               </w:rPr>
-              <w:t xml:space="preserve">on the </w:t>
+              <w:t>at about</w:t>
+            </w:r>
+          </w:p>
+        </w:tc>
+        <w:tc>
+          <w:tcPr>
+            <w:tcW w:type="dxa" w:w="1757"/>
+          </w:tcPr>
+          <w:p>
+            <w:pPr>
+              <w:spacing w:after="0"/>
+              <w:jc w:val="center"/>
+            </w:pPr>
+            <w:r>
+              <w:rPr>
+                <w:rFonts w:ascii="Calibri" w:hAnsi="Calibri" w:eastAsia="微软雅黑"/>
+                <w:b w:val="0"/>
+                <w:color w:val="F0F7F2"/>
+                <w:sz w:val="26"/>
+              </w:rPr>
+              <w:t>3,210 metres,</w:t>
+            </w:r>
+          </w:p>
+        </w:tc>
+        <w:tc>
+          <w:tcPr>
+            <w:tcW w:type="dxa" w:w="1757"/>
+          </w:tcPr>
+          <w:p>
+            <w:pPr>
+              <w:spacing w:after="0"/>
+              <w:jc w:val="center"/>
+            </w:pPr>
+            <w:r>
+              <w:rPr>
+                <w:rFonts w:ascii="Calibri" w:hAnsi="Calibri" w:eastAsia="微软雅黑"/>
+                <w:b w:val="0"/>
+                <w:color w:val="F0F7F2"/>
+                <w:sz w:val="26"/>
+              </w:rPr>
+              <w:t>on</w:t>
+            </w:r>
+          </w:p>
+        </w:tc>
+        <w:tc>
+          <w:tcPr>
+            <w:tcW w:type="dxa" w:w="1757"/>
+          </w:tcPr>
+          <w:p>
+            <w:pPr>
+              <w:spacing w:after="0"/>
+              <w:jc w:val="center"/>
+            </w:pPr>
+            <w:r>
+              <w:rPr>
+                <w:rFonts w:ascii="Calibri" w:hAnsi="Calibri" w:eastAsia="微软雅黑"/>
+                <w:b w:val="0"/>
+                <w:color w:val="F0F7F2"/>
+                <w:sz w:val="26"/>
+              </w:rPr>
+              <w:t xml:space="preserve">the </w:t>
             </w:r>
             <w:r>
               <w:rPr>
@@ -564,7 +627,7 @@
       <w:tr>
         <w:tc>
           <w:tcPr>
-            <w:tcW w:type="dxa" w:w="3513"/>
+            <w:tcW w:type="dxa" w:w="1757"/>
           </w:tcPr>
           <w:p>
             <w:pPr>
@@ -578,49 +641,13 @@
                 <w:color w:val="AAC4B6"/>
                 <w:sz w:val="21"/>
               </w:rPr>
-              <w:t>它躺在一道</w:t>
-            </w:r>
-            <w:r>
-              <w:rPr>
-                <w:rFonts w:ascii="Calibri" w:hAnsi="Calibri" w:eastAsia="微软雅黑"/>
-                <w:b w:val="0"/>
-                <w:color w:val="AAC4B6"/>
-                <w:sz w:val="21"/>
-              </w:rPr>
-              <w:t xml:space="preserve"> </w:t>
-            </w:r>
-            <w:r>
-              <w:rPr>
-                <w:rFonts w:ascii="Calibri" w:hAnsi="Calibri" w:eastAsia="微软雅黑"/>
-                <w:b/>
-                <w:color w:val="C4B5FD"/>
-                <w:sz w:val="21"/>
-              </w:rPr>
-              <w:t>山脊</w:t>
-            </w:r>
-            <w:r>
-              <w:rPr>
-                <w:rFonts w:ascii="Calibri" w:hAnsi="Calibri" w:eastAsia="微软雅黑"/>
-                <w:b w:val="0"/>
-                <w:color w:val="AAC4B6"/>
-                <w:sz w:val="21"/>
-              </w:rPr>
-              <w:t xml:space="preserve"> </w:t>
-            </w:r>
-            <w:r>
-              <w:rPr>
-                <w:rFonts w:ascii="Calibri" w:hAnsi="Calibri" w:eastAsia="微软雅黑"/>
-                <w:b w:val="0"/>
-                <w:color w:val="AAC4B6"/>
-                <w:sz w:val="21"/>
-              </w:rPr>
-              <w:t>上，</w:t>
+              <w:t>它躺</w:t>
             </w:r>
           </w:p>
         </w:tc>
         <w:tc>
           <w:tcPr>
-            <w:tcW w:type="dxa" w:w="3513"/>
+            <w:tcW w:type="dxa" w:w="1757"/>
           </w:tcPr>
           <w:p>
             <w:pPr>
@@ -634,13 +661,49 @@
                 <w:color w:val="AAC4B6"/>
                 <w:sz w:val="21"/>
               </w:rPr>
-              <w:t>海拔约3,210米，</w:t>
+              <w:t>在一道</w:t>
+            </w:r>
+            <w:r>
+              <w:rPr>
+                <w:rFonts w:ascii="Calibri" w:hAnsi="Calibri" w:eastAsia="微软雅黑"/>
+                <w:b w:val="0"/>
+                <w:color w:val="AAC4B6"/>
+                <w:sz w:val="21"/>
+              </w:rPr>
+              <w:t xml:space="preserve"> </w:t>
+            </w:r>
+            <w:r>
+              <w:rPr>
+                <w:rFonts w:ascii="Calibri" w:hAnsi="Calibri" w:eastAsia="微软雅黑"/>
+                <w:b/>
+                <w:color w:val="C4B5FD"/>
+                <w:sz w:val="21"/>
+              </w:rPr>
+              <w:t>山脊</w:t>
+            </w:r>
+            <w:r>
+              <w:rPr>
+                <w:rFonts w:ascii="Calibri" w:hAnsi="Calibri" w:eastAsia="微软雅黑"/>
+                <w:b w:val="0"/>
+                <w:color w:val="AAC4B6"/>
+                <w:sz w:val="21"/>
+              </w:rPr>
+              <w:t xml:space="preserve"> </w:t>
+            </w:r>
+            <w:r>
+              <w:rPr>
+                <w:rFonts w:ascii="Calibri" w:hAnsi="Calibri" w:eastAsia="微软雅黑"/>
+                <w:b w:val="0"/>
+                <w:color w:val="AAC4B6"/>
+                <w:sz w:val="21"/>
+              </w:rPr>
+              <w:t>上，</w:t>
             </w:r>
           </w:p>
         </w:tc>
         <w:tc>
           <w:tcPr>
-            <w:tcW w:type="dxa" w:w="3513"/>
+            <w:tcW w:type="dxa" w:w="1757"/>
           </w:tcPr>
           <w:p>
             <w:pPr>
@@ -654,7 +717,67 @@
                 <w:color w:val="AAC4B6"/>
                 <w:sz w:val="21"/>
               </w:rPr>
-              <w:t>位于奥地利与意大利</w:t>
+              <w:t>海拔约</w:t>
+            </w:r>
+          </w:p>
+        </w:tc>
+        <w:tc>
+          <w:tcPr>
+            <w:tcW w:type="dxa" w:w="1757"/>
+          </w:tcPr>
+          <w:p>
+            <w:pPr>
+              <w:spacing w:after="0"/>
+              <w:jc w:val="center"/>
+            </w:pPr>
+            <w:r>
+              <w:rPr>
+                <w:rFonts w:ascii="Calibri" w:hAnsi="Calibri" w:eastAsia="微软雅黑"/>
+                <w:b w:val="0"/>
+                <w:color w:val="AAC4B6"/>
+                <w:sz w:val="21"/>
+              </w:rPr>
+              <w:t>3,210米，</w:t>
+            </w:r>
+          </w:p>
+        </w:tc>
+        <w:tc>
+          <w:tcPr>
+            <w:tcW w:type="dxa" w:w="1757"/>
+          </w:tcPr>
+          <w:p>
+            <w:pPr>
+              <w:spacing w:after="0"/>
+              <w:jc w:val="center"/>
+            </w:pPr>
+            <w:r>
+              <w:rPr>
+                <w:rFonts w:ascii="Calibri" w:hAnsi="Calibri" w:eastAsia="微软雅黑"/>
+                <w:b w:val="0"/>
+                <w:color w:val="AAC4B6"/>
+                <w:sz w:val="21"/>
+              </w:rPr>
+              <w:t>位于</w:t>
+            </w:r>
+          </w:p>
+        </w:tc>
+        <w:tc>
+          <w:tcPr>
+            <w:tcW w:type="dxa" w:w="1757"/>
+          </w:tcPr>
+          <w:p>
+            <w:pPr>
+              <w:spacing w:after="0"/>
+              <w:jc w:val="center"/>
+            </w:pPr>
+            <w:r>
+              <w:rPr>
+                <w:rFonts w:ascii="Calibri" w:hAnsi="Calibri" w:eastAsia="微软雅黑"/>
+                <w:b w:val="0"/>
+                <w:color w:val="AAC4B6"/>
+                <w:sz w:val="21"/>
+              </w:rPr>
+              <w:t>奥地利与意大利</w:t>
             </w:r>
             <w:r>
               <w:rPr>
@@ -708,14 +831,17 @@
         </w:tblBorders>
       </w:tblPr>
       <w:tblGrid>
-        <w:gridCol w:w="3513"/>
-        <w:gridCol w:w="3513"/>
-        <w:gridCol w:w="3513"/>
+        <w:gridCol w:w="1757"/>
+        <w:gridCol w:w="1757"/>
+        <w:gridCol w:w="1757"/>
+        <w:gridCol w:w="1757"/>
+        <w:gridCol w:w="1757"/>
+        <w:gridCol w:w="1757"/>
       </w:tblGrid>
       <w:tr>
         <w:tc>
           <w:tcPr>
-            <w:tcW w:type="dxa" w:w="3513"/>
+            <w:tcW w:type="dxa" w:w="1757"/>
           </w:tcPr>
           <w:p>
             <w:pPr>
@@ -740,20 +866,11 @@
               </w:rPr>
               <w:t>assumption</w:t>
             </w:r>
-            <w:r>
-              <w:rPr>
-                <w:rFonts w:ascii="Calibri" w:hAnsi="Calibri" w:eastAsia="微软雅黑"/>
-                <w:b w:val="0"/>
-                <w:color w:val="F0F7F2"/>
-                <w:sz w:val="26"/>
-              </w:rPr>
-              <w:t xml:space="preserve"> was</w:t>
-            </w:r>
           </w:p>
         </w:tc>
         <w:tc>
           <w:tcPr>
-            <w:tcW w:type="dxa" w:w="3513"/>
+            <w:tcW w:type="dxa" w:w="1757"/>
           </w:tcPr>
           <w:p>
             <w:pPr>
@@ -767,40 +884,13 @@
                 <w:color w:val="F0F7F2"/>
                 <w:sz w:val="26"/>
               </w:rPr>
-              <w:t xml:space="preserve">that a </w:t>
-            </w:r>
-            <w:r>
-              <w:rPr>
-                <w:rFonts w:ascii="Calibri" w:hAnsi="Calibri" w:eastAsia="微软雅黑"/>
-                <w:b/>
-                <w:color w:val="FCA5A5"/>
-                <w:sz w:val="26"/>
-              </w:rPr>
-              <w:t>modern-day</w:t>
-            </w:r>
-            <w:r>
-              <w:rPr>
-                <w:rFonts w:ascii="Calibri" w:hAnsi="Calibri" w:eastAsia="微软雅黑"/>
-                <w:b w:val="0"/>
-                <w:color w:val="F0F7F2"/>
-                <w:sz w:val="26"/>
-              </w:rPr>
-              <w:t xml:space="preserve"> </w:t>
-            </w:r>
-            <w:r>
-              <w:rPr>
-                <w:rFonts w:ascii="Calibri" w:hAnsi="Calibri" w:eastAsia="微软雅黑"/>
-                <w:b/>
-                <w:color w:val="FBBF24"/>
-                <w:sz w:val="26"/>
-              </w:rPr>
-              <w:t>climber</w:t>
+              <w:t>was</w:t>
             </w:r>
           </w:p>
         </w:tc>
         <w:tc>
           <w:tcPr>
-            <w:tcW w:type="dxa" w:w="3513"/>
+            <w:tcW w:type="dxa" w:w="1757"/>
           </w:tcPr>
           <w:p>
             <w:pPr>
@@ -814,7 +904,76 @@
                 <w:color w:val="F0F7F2"/>
                 <w:sz w:val="26"/>
               </w:rPr>
-              <w:t xml:space="preserve">had died on an </w:t>
+              <w:t xml:space="preserve">that a </w:t>
+            </w:r>
+            <w:r>
+              <w:rPr>
+                <w:rFonts w:ascii="Calibri" w:hAnsi="Calibri" w:eastAsia="微软雅黑"/>
+                <w:b/>
+                <w:color w:val="FCA5A5"/>
+                <w:sz w:val="26"/>
+              </w:rPr>
+              <w:t>modern-day</w:t>
+            </w:r>
+          </w:p>
+        </w:tc>
+        <w:tc>
+          <w:tcPr>
+            <w:tcW w:type="dxa" w:w="1757"/>
+          </w:tcPr>
+          <w:p>
+            <w:pPr>
+              <w:spacing w:after="0"/>
+              <w:jc w:val="center"/>
+            </w:pPr>
+            <w:r>
+              <w:rPr>
+                <w:rFonts w:ascii="Calibri" w:hAnsi="Calibri" w:eastAsia="微软雅黑"/>
+                <w:b/>
+                <w:color w:val="FBBF24"/>
+                <w:sz w:val="26"/>
+              </w:rPr>
+              <w:t>climber</w:t>
+            </w:r>
+          </w:p>
+        </w:tc>
+        <w:tc>
+          <w:tcPr>
+            <w:tcW w:type="dxa" w:w="1757"/>
+          </w:tcPr>
+          <w:p>
+            <w:pPr>
+              <w:spacing w:after="0"/>
+              <w:jc w:val="center"/>
+            </w:pPr>
+            <w:r>
+              <w:rPr>
+                <w:rFonts w:ascii="Calibri" w:hAnsi="Calibri" w:eastAsia="微软雅黑"/>
+                <w:b w:val="0"/>
+                <w:color w:val="F0F7F2"/>
+                <w:sz w:val="26"/>
+              </w:rPr>
+              <w:t>had died on</w:t>
+            </w:r>
+          </w:p>
+        </w:tc>
+        <w:tc>
+          <w:tcPr>
+            <w:tcW w:type="dxa" w:w="1757"/>
+          </w:tcPr>
+          <w:p>
+            <w:pPr>
+              <w:spacing w:after="0"/>
+              <w:jc w:val="center"/>
+            </w:pPr>
+            <w:r>
+              <w:rPr>
+                <w:rFonts w:ascii="Calibri" w:hAnsi="Calibri" w:eastAsia="微软雅黑"/>
+                <w:b w:val="0"/>
+                <w:color w:val="F0F7F2"/>
+                <w:sz w:val="26"/>
+              </w:rPr>
+              <w:t xml:space="preserve">an </w:t>
             </w:r>
             <w:r>
               <w:rPr>
@@ -858,7 +1017,7 @@
       <w:tr>
         <w:tc>
           <w:tcPr>
-            <w:tcW w:type="dxa" w:w="3513"/>
+            <w:tcW w:type="dxa" w:w="1757"/>
           </w:tcPr>
           <w:p>
             <w:pPr>
@@ -892,29 +1051,11 @@
               </w:rPr>
               <w:t>假设</w:t>
             </w:r>
-            <w:r>
-              <w:rPr>
-                <w:rFonts w:ascii="Calibri" w:hAnsi="Calibri" w:eastAsia="微软雅黑"/>
-                <w:b w:val="0"/>
-                <w:color w:val="AAC4B6"/>
-                <w:sz w:val="21"/>
-              </w:rPr>
-              <w:t xml:space="preserve"> </w:t>
-            </w:r>
-            <w:r>
-              <w:rPr>
-                <w:rFonts w:ascii="Calibri" w:hAnsi="Calibri" w:eastAsia="微软雅黑"/>
-                <w:b w:val="0"/>
-                <w:color w:val="AAC4B6"/>
-                <w:sz w:val="21"/>
-              </w:rPr>
-              <w:t>是，</w:t>
-            </w:r>
           </w:p>
         </w:tc>
         <w:tc>
           <w:tcPr>
-            <w:tcW w:type="dxa" w:w="3513"/>
+            <w:tcW w:type="dxa" w:w="1757"/>
           </w:tcPr>
           <w:p>
             <w:pPr>
@@ -928,49 +1069,13 @@
                 <w:color w:val="AAC4B6"/>
                 <w:sz w:val="21"/>
               </w:rPr>
-              <w:t>一名</w:t>
-            </w:r>
-            <w:r>
-              <w:rPr>
-                <w:rFonts w:ascii="Calibri" w:hAnsi="Calibri" w:eastAsia="微软雅黑"/>
-                <w:b w:val="0"/>
-                <w:color w:val="AAC4B6"/>
-                <w:sz w:val="21"/>
-              </w:rPr>
-              <w:t xml:space="preserve"> </w:t>
-            </w:r>
-            <w:r>
-              <w:rPr>
-                <w:rFonts w:ascii="Calibri" w:hAnsi="Calibri" w:eastAsia="微软雅黑"/>
-                <w:b/>
-                <w:color w:val="FCA5A5"/>
-                <w:sz w:val="21"/>
-              </w:rPr>
-              <w:t>现代</w:t>
-            </w:r>
-            <w:r>
-              <w:rPr>
-                <w:rFonts w:ascii="Calibri" w:hAnsi="Calibri" w:eastAsia="微软雅黑"/>
-                <w:b w:val="0"/>
-                <w:color w:val="AAC4B6"/>
-                <w:sz w:val="21"/>
-              </w:rPr>
-              <w:t xml:space="preserve"> </w:t>
-            </w:r>
-            <w:r>
-              <w:rPr>
-                <w:rFonts w:ascii="Calibri" w:hAnsi="Calibri" w:eastAsia="微软雅黑"/>
-                <w:b/>
-                <w:color w:val="FBBF24"/>
-                <w:sz w:val="21"/>
-              </w:rPr>
-              <w:t>登山者</w:t>
+              <w:t>是，</w:t>
             </w:r>
           </w:p>
         </w:tc>
         <w:tc>
           <w:tcPr>
-            <w:tcW w:type="dxa" w:w="3513"/>
+            <w:tcW w:type="dxa" w:w="1757"/>
           </w:tcPr>
           <w:p>
             <w:pPr>
@@ -984,7 +1089,7 @@
                 <w:color w:val="AAC4B6"/>
                 <w:sz w:val="21"/>
               </w:rPr>
-              <w:t>死在了</w:t>
+              <w:t>一名</w:t>
             </w:r>
             <w:r>
               <w:rPr>
@@ -995,6 +1100,66 @@
               </w:rPr>
               <w:t xml:space="preserve"> </w:t>
             </w:r>
+            <w:r>
+              <w:rPr>
+                <w:rFonts w:ascii="Calibri" w:hAnsi="Calibri" w:eastAsia="微软雅黑"/>
+                <w:b/>
+                <w:color w:val="FCA5A5"/>
+                <w:sz w:val="21"/>
+              </w:rPr>
+              <w:t>现代</w:t>
+            </w:r>
+          </w:p>
+        </w:tc>
+        <w:tc>
+          <w:tcPr>
+            <w:tcW w:type="dxa" w:w="1757"/>
+          </w:tcPr>
+          <w:p>
+            <w:pPr>
+              <w:spacing w:after="0"/>
+              <w:jc w:val="center"/>
+            </w:pPr>
+            <w:r>
+              <w:rPr>
+                <w:rFonts w:ascii="Calibri" w:hAnsi="Calibri" w:eastAsia="微软雅黑"/>
+                <w:b/>
+                <w:color w:val="FBBF24"/>
+                <w:sz w:val="21"/>
+              </w:rPr>
+              <w:t>登山者</w:t>
+            </w:r>
+          </w:p>
+        </w:tc>
+        <w:tc>
+          <w:tcPr>
+            <w:tcW w:type="dxa" w:w="1757"/>
+          </w:tcPr>
+          <w:p>
+            <w:pPr>
+              <w:spacing w:after="0"/>
+              <w:jc w:val="center"/>
+            </w:pPr>
+            <w:r>
+              <w:rPr>
+                <w:rFonts w:ascii="Calibri" w:hAnsi="Calibri" w:eastAsia="微软雅黑"/>
+                <w:b w:val="0"/>
+                <w:color w:val="AAC4B6"/>
+                <w:sz w:val="21"/>
+              </w:rPr>
+              <w:t>死在了</w:t>
+            </w:r>
+          </w:p>
+        </w:tc>
+        <w:tc>
+          <w:tcPr>
+            <w:tcW w:type="dxa" w:w="1757"/>
+          </w:tcPr>
+          <w:p>
+            <w:pPr>
+              <w:spacing w:after="0"/>
+              <w:jc w:val="center"/>
+            </w:pPr>
             <w:r>
               <w:rPr>
                 <w:rFonts w:ascii="Calibri" w:hAnsi="Calibri" w:eastAsia="微软雅黑"/>
@@ -1074,12 +1239,14 @@
         </w:tblBorders>
       </w:tblPr>
       <w:tblGrid>
-        <w:gridCol w:w="10540"/>
+        <w:gridCol w:w="3513"/>
+        <w:gridCol w:w="3513"/>
+        <w:gridCol w:w="3513"/>
       </w:tblGrid>
       <w:tr>
         <w:tc>
           <w:tcPr>
-            <w:tcW w:type="dxa" w:w="10540"/>
+            <w:tcW w:type="dxa" w:w="3513"/>
           </w:tcPr>
           <w:p>
             <w:pPr>
@@ -1093,7 +1260,47 @@
                 <w:color w:val="F0F7F2"/>
                 <w:sz w:val="26"/>
               </w:rPr>
-              <w:t>since glaciers sometimes yield frozen remains.</w:t>
+              <w:t>since glaciers</w:t>
+            </w:r>
+          </w:p>
+        </w:tc>
+        <w:tc>
+          <w:tcPr>
+            <w:tcW w:type="dxa" w:w="3513"/>
+          </w:tcPr>
+          <w:p>
+            <w:pPr>
+              <w:spacing w:after="0"/>
+              <w:jc w:val="center"/>
+            </w:pPr>
+            <w:r>
+              <w:rPr>
+                <w:rFonts w:ascii="Calibri" w:hAnsi="Calibri" w:eastAsia="微软雅黑"/>
+                <w:b w:val="0"/>
+                <w:color w:val="F0F7F2"/>
+                <w:sz w:val="26"/>
+              </w:rPr>
+              <w:t>sometimes yield</w:t>
+            </w:r>
+          </w:p>
+        </w:tc>
+        <w:tc>
+          <w:tcPr>
+            <w:tcW w:type="dxa" w:w="3513"/>
+          </w:tcPr>
+          <w:p>
+            <w:pPr>
+              <w:spacing w:after="0"/>
+              <w:jc w:val="center"/>
+            </w:pPr>
+            <w:r>
+              <w:rPr>
+                <w:rFonts w:ascii="Calibri" w:hAnsi="Calibri" w:eastAsia="微软雅黑"/>
+                <w:b w:val="0"/>
+                <w:color w:val="F0F7F2"/>
+                <w:sz w:val="26"/>
+              </w:rPr>
+              <w:t>frozen remains.</w:t>
             </w:r>
           </w:p>
         </w:tc>
@@ -1101,7 +1308,7 @@
       <w:tr>
         <w:tc>
           <w:tcPr>
-            <w:tcW w:type="dxa" w:w="10540"/>
+            <w:tcW w:type="dxa" w:w="3513"/>
           </w:tcPr>
           <w:p>
             <w:pPr>
@@ -1115,7 +1322,47 @@
                 <w:color w:val="AAC4B6"/>
                 <w:sz w:val="21"/>
               </w:rPr>
-              <w:t>因为冰川有时会产出冰冻的遗体。</w:t>
+              <w:t>因为冰川</w:t>
+            </w:r>
+          </w:p>
+        </w:tc>
+        <w:tc>
+          <w:tcPr>
+            <w:tcW w:type="dxa" w:w="3513"/>
+          </w:tcPr>
+          <w:p>
+            <w:pPr>
+              <w:spacing w:after="0"/>
+              <w:jc w:val="center"/>
+            </w:pPr>
+            <w:r>
+              <w:rPr>
+                <w:rFonts w:ascii="Calibri" w:hAnsi="Calibri" w:eastAsia="微软雅黑"/>
+                <w:b w:val="0"/>
+                <w:color w:val="AAC4B6"/>
+                <w:sz w:val="21"/>
+              </w:rPr>
+              <w:t>有时会产出</w:t>
+            </w:r>
+          </w:p>
+        </w:tc>
+        <w:tc>
+          <w:tcPr>
+            <w:tcW w:type="dxa" w:w="3513"/>
+          </w:tcPr>
+          <w:p>
+            <w:pPr>
+              <w:spacing w:after="0"/>
+              <w:jc w:val="center"/>
+            </w:pPr>
+            <w:r>
+              <w:rPr>
+                <w:rFonts w:ascii="Calibri" w:hAnsi="Calibri" w:eastAsia="微软雅黑"/>
+                <w:b w:val="0"/>
+                <w:color w:val="AAC4B6"/>
+                <w:sz w:val="21"/>
+              </w:rPr>
+              <w:t>冰冻的遗体。</w:t>
             </w:r>
           </w:p>
         </w:tc>
@@ -1161,13 +1408,15 @@
         </w:tblBorders>
       </w:tblPr>
       <w:tblGrid>
-        <w:gridCol w:w="5270"/>
-        <w:gridCol w:w="5270"/>
+        <w:gridCol w:w="2635"/>
+        <w:gridCol w:w="2635"/>
+        <w:gridCol w:w="2635"/>
+        <w:gridCol w:w="2635"/>
       </w:tblGrid>
       <w:tr>
         <w:tc>
           <w:tcPr>
-            <w:tcW w:type="dxa" w:w="5270"/>
+            <w:tcW w:type="dxa" w:w="2635"/>
           </w:tcPr>
           <w:p>
             <w:pPr>
@@ -1181,13 +1430,13 @@
                 <w:color w:val="F0F7F2"/>
                 <w:sz w:val="26"/>
               </w:rPr>
-              <w:t>Taking it for a recent death,</w:t>
+              <w:t>Taking it for</w:t>
             </w:r>
           </w:p>
         </w:tc>
         <w:tc>
           <w:tcPr>
-            <w:tcW w:type="dxa" w:w="5270"/>
+            <w:tcW w:type="dxa" w:w="2635"/>
           </w:tcPr>
           <w:p>
             <w:pPr>
@@ -1201,7 +1450,47 @@
                 <w:color w:val="F0F7F2"/>
                 <w:sz w:val="26"/>
               </w:rPr>
-              <w:t xml:space="preserve">rescuers used a </w:t>
+              <w:t>a recent death,</w:t>
+            </w:r>
+          </w:p>
+        </w:tc>
+        <w:tc>
+          <w:tcPr>
+            <w:tcW w:type="dxa" w:w="2635"/>
+          </w:tcPr>
+          <w:p>
+            <w:pPr>
+              <w:spacing w:after="0"/>
+              <w:jc w:val="center"/>
+            </w:pPr>
+            <w:r>
+              <w:rPr>
+                <w:rFonts w:ascii="Calibri" w:hAnsi="Calibri" w:eastAsia="微软雅黑"/>
+                <w:b w:val="0"/>
+                <w:color w:val="F0F7F2"/>
+                <w:sz w:val="26"/>
+              </w:rPr>
+              <w:t>rescuers used</w:t>
+            </w:r>
+          </w:p>
+        </w:tc>
+        <w:tc>
+          <w:tcPr>
+            <w:tcW w:type="dxa" w:w="2635"/>
+          </w:tcPr>
+          <w:p>
+            <w:pPr>
+              <w:spacing w:after="0"/>
+              <w:jc w:val="center"/>
+            </w:pPr>
+            <w:r>
+              <w:rPr>
+                <w:rFonts w:ascii="Calibri" w:hAnsi="Calibri" w:eastAsia="微软雅黑"/>
+                <w:b w:val="0"/>
+                <w:color w:val="F0F7F2"/>
+                <w:sz w:val="26"/>
+              </w:rPr>
+              <w:t xml:space="preserve">a </w:t>
             </w:r>
             <w:r>
               <w:rPr>
@@ -1218,7 +1507,7 @@
       <w:tr>
         <w:tc>
           <w:tcPr>
-            <w:tcW w:type="dxa" w:w="5270"/>
+            <w:tcW w:type="dxa" w:w="2635"/>
           </w:tcPr>
           <w:p>
             <w:pPr>
@@ -1232,13 +1521,13 @@
                 <w:color w:val="AAC4B6"/>
                 <w:sz w:val="21"/>
               </w:rPr>
-              <w:t>因为误以为死者刚死不久，</w:t>
+              <w:t>因为误以为</w:t>
             </w:r>
           </w:p>
         </w:tc>
         <w:tc>
           <w:tcPr>
-            <w:tcW w:type="dxa" w:w="5270"/>
+            <w:tcW w:type="dxa" w:w="2635"/>
           </w:tcPr>
           <w:p>
             <w:pPr>
@@ -1252,8 +1541,19 @@
                 <w:color w:val="AAC4B6"/>
                 <w:sz w:val="21"/>
               </w:rPr>
-              <w:t>救援人员使用</w:t>
-            </w:r>
+              <w:t>死者刚死不久，</w:t>
+            </w:r>
+          </w:p>
+        </w:tc>
+        <w:tc>
+          <w:tcPr>
+            <w:tcW w:type="dxa" w:w="2635"/>
+          </w:tcPr>
+          <w:p>
+            <w:pPr>
+              <w:spacing w:after="0"/>
+              <w:jc w:val="center"/>
+            </w:pPr>
             <w:r>
               <w:rPr>
                 <w:rFonts w:ascii="Calibri" w:hAnsi="Calibri" w:eastAsia="微软雅黑"/>
@@ -1261,8 +1561,19 @@
                 <w:color w:val="AAC4B6"/>
                 <w:sz w:val="21"/>
               </w:rPr>
-              <w:t xml:space="preserve"> </w:t>
-            </w:r>
+              <w:t>救援人员使用</w:t>
+            </w:r>
+          </w:p>
+        </w:tc>
+        <w:tc>
+          <w:tcPr>
+            <w:tcW w:type="dxa" w:w="2635"/>
+          </w:tcPr>
+          <w:p>
+            <w:pPr>
+              <w:spacing w:after="0"/>
+              <w:jc w:val="center"/>
+            </w:pPr>
             <w:r>
               <w:rPr>
                 <w:rFonts w:ascii="Calibri" w:hAnsi="Calibri" w:eastAsia="微软雅黑"/>
@@ -1317,12 +1628,13 @@
         </w:tblBorders>
       </w:tblPr>
       <w:tblGrid>
-        <w:gridCol w:w="10540"/>
+        <w:gridCol w:w="5270"/>
+        <w:gridCol w:w="5270"/>
       </w:tblGrid>
       <w:tr>
         <w:tc>
           <w:tcPr>
-            <w:tcW w:type="dxa" w:w="10540"/>
+            <w:tcW w:type="dxa" w:w="5270"/>
           </w:tcPr>
           <w:p>
             <w:pPr>
@@ -1347,15 +1659,17 @@
               </w:rPr>
               <w:t>ripped</w:t>
             </w:r>
-            <w:r>
-              <w:rPr>
-                <w:rFonts w:ascii="Calibri" w:hAnsi="Calibri" w:eastAsia="微软雅黑"/>
-                <w:b w:val="0"/>
-                <w:color w:val="F0F7F2"/>
-                <w:sz w:val="26"/>
-              </w:rPr>
-              <w:t xml:space="preserve"> </w:t>
-            </w:r>
+          </w:p>
+        </w:tc>
+        <w:tc>
+          <w:tcPr>
+            <w:tcW w:type="dxa" w:w="5270"/>
+          </w:tcPr>
+          <w:p>
+            <w:pPr>
+              <w:spacing w:after="0"/>
+              <w:jc w:val="center"/>
+            </w:pPr>
             <w:r>
               <w:rPr>
                 <w:rFonts w:ascii="Calibri" w:hAnsi="Calibri" w:eastAsia="微软雅黑"/>
@@ -1398,7 +1712,7 @@
       <w:tr>
         <w:tc>
           <w:tcPr>
-            <w:tcW w:type="dxa" w:w="10540"/>
+            <w:tcW w:type="dxa" w:w="5270"/>
           </w:tcPr>
           <w:p>
             <w:pPr>
@@ -1432,15 +1746,17 @@
               </w:rPr>
               <w:t>撕下来/扯下了</w:t>
             </w:r>
-            <w:r>
-              <w:rPr>
-                <w:rFonts w:ascii="Calibri" w:hAnsi="Calibri" w:eastAsia="微软雅黑"/>
-                <w:b w:val="0"/>
-                <w:color w:val="AAC4B6"/>
-                <w:sz w:val="21"/>
-              </w:rPr>
-              <w:t xml:space="preserve"> </w:t>
-            </w:r>
+          </w:p>
+        </w:tc>
+        <w:tc>
+          <w:tcPr>
+            <w:tcW w:type="dxa" w:w="5270"/>
+          </w:tcPr>
+          <w:p>
+            <w:pPr>
+              <w:spacing w:after="0"/>
+              <w:jc w:val="center"/>
+            </w:pPr>
             <w:r>
               <w:rPr>
                 <w:rFonts w:ascii="Calibri" w:hAnsi="Calibri" w:eastAsia="微软雅黑"/>
@@ -1697,14 +2013,15 @@
         </w:tblBorders>
       </w:tblPr>
       <w:tblGrid>
-        <w:gridCol w:w="3513"/>
-        <w:gridCol w:w="3513"/>
-        <w:gridCol w:w="3513"/>
+        <w:gridCol w:w="2635"/>
+        <w:gridCol w:w="2635"/>
+        <w:gridCol w:w="2635"/>
+        <w:gridCol w:w="2635"/>
       </w:tblGrid>
       <w:tr>
         <w:tc>
           <w:tcPr>
-            <w:tcW w:type="dxa" w:w="3513"/>
+            <w:tcW w:type="dxa" w:w="2635"/>
           </w:tcPr>
           <w:p>
             <w:pPr>
@@ -1720,20 +2037,11 @@
               </w:rPr>
               <w:t>leather</w:t>
             </w:r>
-            <w:r>
-              <w:rPr>
-                <w:rFonts w:ascii="Calibri" w:hAnsi="Calibri" w:eastAsia="微软雅黑"/>
-                <w:b w:val="0"/>
-                <w:color w:val="F0F7F2"/>
-                <w:sz w:val="26"/>
-              </w:rPr>
-              <w:t xml:space="preserve"> and grass clothing,</w:t>
-            </w:r>
           </w:p>
         </w:tc>
         <w:tc>
           <w:tcPr>
-            <w:tcW w:type="dxa" w:w="3513"/>
+            <w:tcW w:type="dxa" w:w="2635"/>
           </w:tcPr>
           <w:p>
             <w:pPr>
@@ -1747,49 +2055,13 @@
                 <w:color w:val="F0F7F2"/>
                 <w:sz w:val="26"/>
               </w:rPr>
-              <w:t xml:space="preserve">a </w:t>
-            </w:r>
-            <w:r>
-              <w:rPr>
-                <w:rFonts w:ascii="Calibri" w:hAnsi="Calibri" w:eastAsia="微软雅黑"/>
-                <w:b/>
-                <w:color w:val="38BDF8"/>
-                <w:sz w:val="26"/>
-              </w:rPr>
-              <w:t>copper</w:t>
-            </w:r>
-            <w:r>
-              <w:rPr>
-                <w:rFonts w:ascii="Calibri" w:hAnsi="Calibri" w:eastAsia="微软雅黑"/>
-                <w:b w:val="0"/>
-                <w:color w:val="F0F7F2"/>
-                <w:sz w:val="26"/>
-              </w:rPr>
-              <w:t xml:space="preserve"> </w:t>
-            </w:r>
-            <w:r>
-              <w:rPr>
-                <w:rFonts w:ascii="Calibri" w:hAnsi="Calibri" w:eastAsia="微软雅黑"/>
-                <w:b/>
-                <w:color w:val="F472B6"/>
-                <w:sz w:val="26"/>
-              </w:rPr>
-              <w:t>axe</w:t>
-            </w:r>
-            <w:r>
-              <w:rPr>
-                <w:rFonts w:ascii="Calibri" w:hAnsi="Calibri" w:eastAsia="微软雅黑"/>
-                <w:b w:val="0"/>
-                <w:color w:val="F0F7F2"/>
-                <w:sz w:val="26"/>
-              </w:rPr>
-              <w:t>,</w:t>
+              <w:t>and grass clothing,</w:t>
             </w:r>
           </w:p>
         </w:tc>
         <w:tc>
           <w:tcPr>
-            <w:tcW w:type="dxa" w:w="3513"/>
+            <w:tcW w:type="dxa" w:w="2635"/>
           </w:tcPr>
           <w:p>
             <w:pPr>
@@ -1803,6 +2075,62 @@
                 <w:color w:val="F0F7F2"/>
                 <w:sz w:val="26"/>
               </w:rPr>
+              <w:t xml:space="preserve">a </w:t>
+            </w:r>
+            <w:r>
+              <w:rPr>
+                <w:rFonts w:ascii="Calibri" w:hAnsi="Calibri" w:eastAsia="微软雅黑"/>
+                <w:b/>
+                <w:color w:val="38BDF8"/>
+                <w:sz w:val="26"/>
+              </w:rPr>
+              <w:t>copper</w:t>
+            </w:r>
+            <w:r>
+              <w:rPr>
+                <w:rFonts w:ascii="Calibri" w:hAnsi="Calibri" w:eastAsia="微软雅黑"/>
+                <w:b w:val="0"/>
+                <w:color w:val="F0F7F2"/>
+                <w:sz w:val="26"/>
+              </w:rPr>
+              <w:t xml:space="preserve"> </w:t>
+            </w:r>
+            <w:r>
+              <w:rPr>
+                <w:rFonts w:ascii="Calibri" w:hAnsi="Calibri" w:eastAsia="微软雅黑"/>
+                <w:b/>
+                <w:color w:val="F472B6"/>
+                <w:sz w:val="26"/>
+              </w:rPr>
+              <w:t>axe</w:t>
+            </w:r>
+            <w:r>
+              <w:rPr>
+                <w:rFonts w:ascii="Calibri" w:hAnsi="Calibri" w:eastAsia="微软雅黑"/>
+                <w:b w:val="0"/>
+                <w:color w:val="F0F7F2"/>
+                <w:sz w:val="26"/>
+              </w:rPr>
+              <w:t>,</w:t>
+            </w:r>
+          </w:p>
+        </w:tc>
+        <w:tc>
+          <w:tcPr>
+            <w:tcW w:type="dxa" w:w="2635"/>
+          </w:tcPr>
+          <w:p>
+            <w:pPr>
+              <w:spacing w:after="0"/>
+              <w:jc w:val="center"/>
+            </w:pPr>
+            <w:r>
+              <w:rPr>
+                <w:rFonts w:ascii="Calibri" w:hAnsi="Calibri" w:eastAsia="微软雅黑"/>
+                <w:b w:val="0"/>
+                <w:color w:val="F0F7F2"/>
+                <w:sz w:val="26"/>
+              </w:rPr>
               <w:t>a bow and arrows,</w:t>
             </w:r>
           </w:p>
@@ -1811,7 +2139,7 @@
       <w:tr>
         <w:tc>
           <w:tcPr>
-            <w:tcW w:type="dxa" w:w="3513"/>
+            <w:tcW w:type="dxa" w:w="2635"/>
           </w:tcPr>
           <w:p>
             <w:pPr>
@@ -1827,29 +2155,11 @@
               </w:rPr>
               <w:t>皮革</w:t>
             </w:r>
-            <w:r>
-              <w:rPr>
-                <w:rFonts w:ascii="Calibri" w:hAnsi="Calibri" w:eastAsia="微软雅黑"/>
-                <w:b w:val="0"/>
-                <w:color w:val="AAC4B6"/>
-                <w:sz w:val="21"/>
-              </w:rPr>
-              <w:t xml:space="preserve"> </w:t>
-            </w:r>
-            <w:r>
-              <w:rPr>
-                <w:rFonts w:ascii="Calibri" w:hAnsi="Calibri" w:eastAsia="微软雅黑"/>
-                <w:b w:val="0"/>
-                <w:color w:val="AAC4B6"/>
-                <w:sz w:val="21"/>
-              </w:rPr>
-              <w:t>和草编的衣物，</w:t>
-            </w:r>
           </w:p>
         </w:tc>
         <w:tc>
           <w:tcPr>
-            <w:tcW w:type="dxa" w:w="3513"/>
+            <w:tcW w:type="dxa" w:w="2635"/>
           </w:tcPr>
           <w:p>
             <w:pPr>
@@ -1863,58 +2173,78 @@
                 <w:color w:val="AAC4B6"/>
                 <w:sz w:val="21"/>
               </w:rPr>
-              <w:t>一把</w:t>
-            </w:r>
-            <w:r>
-              <w:rPr>
-                <w:rFonts w:ascii="Calibri" w:hAnsi="Calibri" w:eastAsia="微软雅黑"/>
-                <w:b w:val="0"/>
-                <w:color w:val="AAC4B6"/>
-                <w:sz w:val="21"/>
-              </w:rPr>
-              <w:t xml:space="preserve"> </w:t>
-            </w:r>
-            <w:r>
-              <w:rPr>
-                <w:rFonts w:ascii="Calibri" w:hAnsi="Calibri" w:eastAsia="微软雅黑"/>
-                <w:b/>
-                <w:color w:val="38BDF8"/>
-                <w:sz w:val="21"/>
-              </w:rPr>
-              <w:t>铜制</w:t>
-            </w:r>
-            <w:r>
-              <w:rPr>
-                <w:rFonts w:ascii="Calibri" w:hAnsi="Calibri" w:eastAsia="微软雅黑"/>
-                <w:b w:val="0"/>
-                <w:color w:val="AAC4B6"/>
-                <w:sz w:val="21"/>
-              </w:rPr>
-              <w:t xml:space="preserve"> </w:t>
-            </w:r>
-            <w:r>
-              <w:rPr>
-                <w:rFonts w:ascii="Calibri" w:hAnsi="Calibri" w:eastAsia="微软雅黑"/>
-                <w:b/>
-                <w:color w:val="F472B6"/>
-                <w:sz w:val="21"/>
-              </w:rPr>
-              <w:t>斧子</w:t>
-            </w:r>
-            <w:r>
-              <w:rPr>
-                <w:rFonts w:ascii="Calibri" w:hAnsi="Calibri" w:eastAsia="微软雅黑"/>
-                <w:b w:val="0"/>
-                <w:color w:val="AAC4B6"/>
-                <w:sz w:val="21"/>
-              </w:rPr>
-              <w:t>，</w:t>
+              <w:t>和草编的衣物，</w:t>
             </w:r>
           </w:p>
         </w:tc>
         <w:tc>
           <w:tcPr>
-            <w:tcW w:type="dxa" w:w="3513"/>
+            <w:tcW w:type="dxa" w:w="2635"/>
+          </w:tcPr>
+          <w:p>
+            <w:pPr>
+              <w:spacing w:after="0"/>
+              <w:jc w:val="center"/>
+            </w:pPr>
+            <w:r>
+              <w:rPr>
+                <w:rFonts w:ascii="Calibri" w:hAnsi="Calibri" w:eastAsia="微软雅黑"/>
+                <w:b w:val="0"/>
+                <w:color w:val="AAC4B6"/>
+                <w:sz w:val="21"/>
+              </w:rPr>
+              <w:t>一把</w:t>
+            </w:r>
+            <w:r>
+              <w:rPr>
+                <w:rFonts w:ascii="Calibri" w:hAnsi="Calibri" w:eastAsia="微软雅黑"/>
+                <w:b w:val="0"/>
+                <w:color w:val="AAC4B6"/>
+                <w:sz w:val="21"/>
+              </w:rPr>
+              <w:t xml:space="preserve"> </w:t>
+            </w:r>
+            <w:r>
+              <w:rPr>
+                <w:rFonts w:ascii="Calibri" w:hAnsi="Calibri" w:eastAsia="微软雅黑"/>
+                <w:b/>
+                <w:color w:val="38BDF8"/>
+                <w:sz w:val="21"/>
+              </w:rPr>
+              <w:t>铜制</w:t>
+            </w:r>
+            <w:r>
+              <w:rPr>
+                <w:rFonts w:ascii="Calibri" w:hAnsi="Calibri" w:eastAsia="微软雅黑"/>
+                <w:b w:val="0"/>
+                <w:color w:val="AAC4B6"/>
+                <w:sz w:val="21"/>
+              </w:rPr>
+              <w:t xml:space="preserve"> </w:t>
+            </w:r>
+            <w:r>
+              <w:rPr>
+                <w:rFonts w:ascii="Calibri" w:hAnsi="Calibri" w:eastAsia="微软雅黑"/>
+                <w:b/>
+                <w:color w:val="F472B6"/>
+                <w:sz w:val="21"/>
+              </w:rPr>
+              <w:t>斧子</w:t>
+            </w:r>
+            <w:r>
+              <w:rPr>
+                <w:rFonts w:ascii="Calibri" w:hAnsi="Calibri" w:eastAsia="微软雅黑"/>
+                <w:b w:val="0"/>
+                <w:color w:val="AAC4B6"/>
+                <w:sz w:val="21"/>
+              </w:rPr>
+              <w:t>，</w:t>
+            </w:r>
+          </w:p>
+        </w:tc>
+        <w:tc>
+          <w:tcPr>
+            <w:tcW w:type="dxa" w:w="2635"/>
           </w:tcPr>
           <w:p>
             <w:pPr>
@@ -1950,12 +2280,13 @@
         </w:tblBorders>
       </w:tblPr>
       <w:tblGrid>
-        <w:gridCol w:w="10540"/>
+        <w:gridCol w:w="5270"/>
+        <w:gridCol w:w="5270"/>
       </w:tblGrid>
       <w:tr>
         <w:tc>
           <w:tcPr>
-            <w:tcW w:type="dxa" w:w="10540"/>
+            <w:tcW w:type="dxa" w:w="5270"/>
           </w:tcPr>
           <w:p>
             <w:pPr>
@@ -1969,8 +2300,19 @@
                 <w:color w:val="F0F7F2"/>
                 <w:sz w:val="26"/>
               </w:rPr>
-              <w:t xml:space="preserve">all </w:t>
-            </w:r>
+              <w:t>all</w:t>
+            </w:r>
+          </w:p>
+        </w:tc>
+        <w:tc>
+          <w:tcPr>
+            <w:tcW w:type="dxa" w:w="5270"/>
+          </w:tcPr>
+          <w:p>
+            <w:pPr>
+              <w:spacing w:after="0"/>
+              <w:jc w:val="center"/>
+            </w:pPr>
             <w:r>
               <w:rPr>
                 <w:rFonts w:ascii="Calibri" w:hAnsi="Calibri" w:eastAsia="微软雅黑"/>
@@ -2013,7 +2355,7 @@
       <w:tr>
         <w:tc>
           <w:tcPr>
-            <w:tcW w:type="dxa" w:w="10540"/>
+            <w:tcW w:type="dxa" w:w="5270"/>
           </w:tcPr>
           <w:p>
             <w:pPr>
@@ -2029,15 +2371,17 @@
               </w:rPr>
               <w:t>全是</w:t>
             </w:r>
-            <w:r>
-              <w:rPr>
-                <w:rFonts w:ascii="Calibri" w:hAnsi="Calibri" w:eastAsia="微软雅黑"/>
-                <w:b w:val="0"/>
-                <w:color w:val="AAC4B6"/>
-                <w:sz w:val="21"/>
-              </w:rPr>
-              <w:t xml:space="preserve"> </w:t>
-            </w:r>
+          </w:p>
+        </w:tc>
+        <w:tc>
+          <w:tcPr>
+            <w:tcW w:type="dxa" w:w="5270"/>
+          </w:tcPr>
+          <w:p>
+            <w:pPr>
+              <w:spacing w:after="0"/>
+              <w:jc w:val="center"/>
+            </w:pPr>
             <w:r>
               <w:rPr>
                 <w:rFonts w:ascii="Calibri" w:hAnsi="Calibri" w:eastAsia="微软雅黑"/>
@@ -2301,13 +2645,15 @@
         </w:tblBorders>
       </w:tblPr>
       <w:tblGrid>
-        <w:gridCol w:w="5270"/>
-        <w:gridCol w:w="5270"/>
+        <w:gridCol w:w="2635"/>
+        <w:gridCol w:w="2635"/>
+        <w:gridCol w:w="2635"/>
+        <w:gridCol w:w="2635"/>
       </w:tblGrid>
       <w:tr>
         <w:tc>
           <w:tcPr>
-            <w:tcW w:type="dxa" w:w="5270"/>
+            <w:tcW w:type="dxa" w:w="2635"/>
           </w:tcPr>
           <w:p>
             <w:pPr>
@@ -2321,13 +2667,13 @@
                 <w:color w:val="F0F7F2"/>
                 <w:sz w:val="26"/>
               </w:rPr>
-              <w:t>who lived about 5,300 years ago,</w:t>
+              <w:t>who lived</w:t>
             </w:r>
           </w:p>
         </w:tc>
         <w:tc>
           <w:tcPr>
-            <w:tcW w:type="dxa" w:w="5270"/>
+            <w:tcW w:type="dxa" w:w="2635"/>
           </w:tcPr>
           <w:p>
             <w:pPr>
@@ -2341,6 +2687,46 @@
                 <w:color w:val="F0F7F2"/>
                 <w:sz w:val="26"/>
               </w:rPr>
+              <w:t>about 5,300 years</w:t>
+            </w:r>
+          </w:p>
+        </w:tc>
+        <w:tc>
+          <w:tcPr>
+            <w:tcW w:type="dxa" w:w="2635"/>
+          </w:tcPr>
+          <w:p>
+            <w:pPr>
+              <w:spacing w:after="0"/>
+              <w:jc w:val="center"/>
+            </w:pPr>
+            <w:r>
+              <w:rPr>
+                <w:rFonts w:ascii="Calibri" w:hAnsi="Calibri" w:eastAsia="微软雅黑"/>
+                <w:b w:val="0"/>
+                <w:color w:val="F0F7F2"/>
+                <w:sz w:val="26"/>
+              </w:rPr>
+              <w:t>ago,</w:t>
+            </w:r>
+          </w:p>
+        </w:tc>
+        <w:tc>
+          <w:tcPr>
+            <w:tcW w:type="dxa" w:w="2635"/>
+          </w:tcPr>
+          <w:p>
+            <w:pPr>
+              <w:spacing w:after="0"/>
+              <w:jc w:val="center"/>
+            </w:pPr>
+            <w:r>
+              <w:rPr>
+                <w:rFonts w:ascii="Calibri" w:hAnsi="Calibri" w:eastAsia="微软雅黑"/>
+                <w:b w:val="0"/>
+                <w:color w:val="F0F7F2"/>
+                <w:sz w:val="26"/>
+              </w:rPr>
               <w:t>between 3350 and 3105 BC.</w:t>
             </w:r>
           </w:p>
@@ -2349,7 +2735,7 @@
       <w:tr>
         <w:tc>
           <w:tcPr>
-            <w:tcW w:type="dxa" w:w="5270"/>
+            <w:tcW w:type="dxa" w:w="2635"/>
           </w:tcPr>
           <w:p>
             <w:pPr>
@@ -2363,13 +2749,53 @@
                 <w:color w:val="AAC4B6"/>
                 <w:sz w:val="21"/>
               </w:rPr>
-              <w:t>生活在约5,300年前，</w:t>
+              <w:t>生活在</w:t>
             </w:r>
           </w:p>
         </w:tc>
         <w:tc>
           <w:tcPr>
-            <w:tcW w:type="dxa" w:w="5270"/>
+            <w:tcW w:type="dxa" w:w="2635"/>
+          </w:tcPr>
+          <w:p>
+            <w:pPr>
+              <w:spacing w:after="0"/>
+              <w:jc w:val="center"/>
+            </w:pPr>
+            <w:r>
+              <w:rPr>
+                <w:rFonts w:ascii="Calibri" w:hAnsi="Calibri" w:eastAsia="微软雅黑"/>
+                <w:b w:val="0"/>
+                <w:color w:val="AAC4B6"/>
+                <w:sz w:val="21"/>
+              </w:rPr>
+              <w:t>约5,300年</w:t>
+            </w:r>
+          </w:p>
+        </w:tc>
+        <w:tc>
+          <w:tcPr>
+            <w:tcW w:type="dxa" w:w="2635"/>
+          </w:tcPr>
+          <w:p>
+            <w:pPr>
+              <w:spacing w:after="0"/>
+              <w:jc w:val="center"/>
+            </w:pPr>
+            <w:r>
+              <w:rPr>
+                <w:rFonts w:ascii="Calibri" w:hAnsi="Calibri" w:eastAsia="微软雅黑"/>
+                <w:b w:val="0"/>
+                <w:color w:val="AAC4B6"/>
+                <w:sz w:val="21"/>
+              </w:rPr>
+              <w:t>前，</w:t>
+            </w:r>
+          </w:p>
+        </w:tc>
+        <w:tc>
+          <w:tcPr>
+            <w:tcW w:type="dxa" w:w="2635"/>
           </w:tcPr>
           <w:p>
             <w:pPr>
@@ -2529,12 +2955,14 @@
         </w:tblBorders>
       </w:tblPr>
       <w:tblGrid>
-        <w:gridCol w:w="10540"/>
+        <w:gridCol w:w="3513"/>
+        <w:gridCol w:w="3513"/>
+        <w:gridCol w:w="3513"/>
       </w:tblGrid>
       <w:tr>
         <w:tc>
           <w:tcPr>
-            <w:tcW w:type="dxa" w:w="10540"/>
+            <w:tcW w:type="dxa" w:w="3513"/>
           </w:tcPr>
           <w:p>
             <w:pPr>
@@ -2566,8 +2994,19 @@
                 <w:color w:val="F0F7F2"/>
                 <w:sz w:val="26"/>
               </w:rPr>
-              <w:t xml:space="preserve"> arrowhead </w:t>
-            </w:r>
+              <w:t xml:space="preserve"> arrowhead</w:t>
+            </w:r>
+          </w:p>
+        </w:tc>
+        <w:tc>
+          <w:tcPr>
+            <w:tcW w:type="dxa" w:w="3513"/>
+          </w:tcPr>
+          <w:p>
+            <w:pPr>
+              <w:spacing w:after="0"/>
+              <w:jc w:val="center"/>
+            </w:pPr>
             <w:r>
               <w:rPr>
                 <w:rFonts w:ascii="Calibri" w:hAnsi="Calibri" w:eastAsia="微软雅黑"/>
@@ -2577,6 +3016,17 @@
               </w:rPr>
               <w:t>lodged</w:t>
             </w:r>
+          </w:p>
+        </w:tc>
+        <w:tc>
+          <w:tcPr>
+            <w:tcW w:type="dxa" w:w="3513"/>
+          </w:tcPr>
+          <w:p>
+            <w:pPr>
+              <w:spacing w:after="0"/>
+              <w:jc w:val="center"/>
+            </w:pPr>
             <w:r>
               <w:rPr>
                 <w:rFonts w:ascii="Calibri" w:hAnsi="Calibri" w:eastAsia="微软雅黑"/>
@@ -2584,7 +3034,7 @@
                 <w:color w:val="F0F7F2"/>
                 <w:sz w:val="26"/>
               </w:rPr>
-              <w:t xml:space="preserve"> in his left shoulder,</w:t>
+              <w:t>in his left shoulder,</w:t>
             </w:r>
           </w:p>
         </w:tc>
@@ -2592,7 +3042,7 @@
       <w:tr>
         <w:tc>
           <w:tcPr>
-            <w:tcW w:type="dxa" w:w="10540"/>
+            <w:tcW w:type="dxa" w:w="3513"/>
           </w:tcPr>
           <w:p>
             <w:pPr>
@@ -2644,15 +3094,17 @@
               </w:rPr>
               <w:t>箭头</w:t>
             </w:r>
-            <w:r>
-              <w:rPr>
-                <w:rFonts w:ascii="Calibri" w:hAnsi="Calibri" w:eastAsia="微软雅黑"/>
-                <w:b w:val="0"/>
-                <w:color w:val="AAC4B6"/>
-                <w:sz w:val="21"/>
-              </w:rPr>
-              <w:t xml:space="preserve"> </w:t>
-            </w:r>
+          </w:p>
+        </w:tc>
+        <w:tc>
+          <w:tcPr>
+            <w:tcW w:type="dxa" w:w="3513"/>
+          </w:tcPr>
+          <w:p>
+            <w:pPr>
+              <w:spacing w:after="0"/>
+              <w:jc w:val="center"/>
+            </w:pPr>
             <w:r>
               <w:rPr>
                 <w:rFonts w:ascii="Calibri" w:hAnsi="Calibri" w:eastAsia="微软雅黑"/>
@@ -2662,15 +3114,17 @@
               </w:rPr>
               <w:t>被卡在了</w:t>
             </w:r>
-            <w:r>
-              <w:rPr>
-                <w:rFonts w:ascii="Calibri" w:hAnsi="Calibri" w:eastAsia="微软雅黑"/>
-                <w:b w:val="0"/>
-                <w:color w:val="AAC4B6"/>
-                <w:sz w:val="21"/>
-              </w:rPr>
-              <w:t xml:space="preserve"> </w:t>
-            </w:r>
+          </w:p>
+        </w:tc>
+        <w:tc>
+          <w:tcPr>
+            <w:tcW w:type="dxa" w:w="3513"/>
+          </w:tcPr>
+          <w:p>
+            <w:pPr>
+              <w:spacing w:after="0"/>
+              <w:jc w:val="center"/>
+            </w:pPr>
             <w:r>
               <w:rPr>
                 <w:rFonts w:ascii="Calibri" w:hAnsi="Calibri" w:eastAsia="微软雅黑"/>
@@ -2924,13 +3378,15 @@
         </w:tblBorders>
       </w:tblPr>
       <w:tblGrid>
-        <w:gridCol w:w="5270"/>
-        <w:gridCol w:w="5270"/>
+        <w:gridCol w:w="2635"/>
+        <w:gridCol w:w="2635"/>
+        <w:gridCol w:w="2635"/>
+        <w:gridCol w:w="2635"/>
       </w:tblGrid>
       <w:tr>
         <w:tc>
           <w:tcPr>
-            <w:tcW w:type="dxa" w:w="5270"/>
+            <w:tcW w:type="dxa" w:w="2635"/>
           </w:tcPr>
           <w:p>
             <w:pPr>
@@ -2968,7 +3424,7 @@
         </w:tc>
         <w:tc>
           <w:tcPr>
-            <w:tcW w:type="dxa" w:w="5270"/>
+            <w:tcW w:type="dxa" w:w="2635"/>
           </w:tcPr>
           <w:p>
             <w:pPr>
@@ -2993,6 +3449,17 @@
               </w:rPr>
               <w:t>puncture</w:t>
             </w:r>
+          </w:p>
+        </w:tc>
+        <w:tc>
+          <w:tcPr>
+            <w:tcW w:type="dxa" w:w="2635"/>
+          </w:tcPr>
+          <w:p>
+            <w:pPr>
+              <w:spacing w:after="0"/>
+              <w:jc w:val="center"/>
+            </w:pPr>
             <w:r>
               <w:rPr>
                 <w:rFonts w:ascii="Calibri" w:hAnsi="Calibri" w:eastAsia="微软雅黑"/>
@@ -3000,7 +3467,7 @@
                 <w:color w:val="F0F7F2"/>
                 <w:sz w:val="26"/>
               </w:rPr>
-              <w:t xml:space="preserve"> had </w:t>
+              <w:t xml:space="preserve">had </w:t>
             </w:r>
             <w:r>
               <w:rPr>
@@ -3011,6 +3478,17 @@
               </w:rPr>
               <w:t>ruptured</w:t>
             </w:r>
+          </w:p>
+        </w:tc>
+        <w:tc>
+          <w:tcPr>
+            <w:tcW w:type="dxa" w:w="2635"/>
+          </w:tcPr>
+          <w:p>
+            <w:pPr>
+              <w:spacing w:after="0"/>
+              <w:jc w:val="center"/>
+            </w:pPr>
             <w:r>
               <w:rPr>
                 <w:rFonts w:ascii="Calibri" w:hAnsi="Calibri" w:eastAsia="微软雅黑"/>
@@ -3018,7 +3496,7 @@
                 <w:color w:val="F0F7F2"/>
                 <w:sz w:val="26"/>
               </w:rPr>
-              <w:t xml:space="preserve"> an artery,</w:t>
+              <w:t>an artery,</w:t>
             </w:r>
           </w:p>
         </w:tc>
@@ -3026,7 +3504,7 @@
       <w:tr>
         <w:tc>
           <w:tcPr>
-            <w:tcW w:type="dxa" w:w="5270"/>
+            <w:tcW w:type="dxa" w:w="2635"/>
           </w:tcPr>
           <w:p>
             <w:pPr>
@@ -3064,7 +3542,7 @@
         </w:tc>
         <w:tc>
           <w:tcPr>
-            <w:tcW w:type="dxa" w:w="5270"/>
+            <w:tcW w:type="dxa" w:w="2635"/>
           </w:tcPr>
           <w:p>
             <w:pPr>
@@ -3098,15 +3576,17 @@
               </w:rPr>
               <w:t>穿刺伤</w:t>
             </w:r>
-            <w:r>
-              <w:rPr>
-                <w:rFonts w:ascii="Calibri" w:hAnsi="Calibri" w:eastAsia="微软雅黑"/>
-                <w:b w:val="0"/>
-                <w:color w:val="AAC4B6"/>
-                <w:sz w:val="21"/>
-              </w:rPr>
-              <w:t xml:space="preserve"> </w:t>
-            </w:r>
+          </w:p>
+        </w:tc>
+        <w:tc>
+          <w:tcPr>
+            <w:tcW w:type="dxa" w:w="2635"/>
+          </w:tcPr>
+          <w:p>
+            <w:pPr>
+              <w:spacing w:after="0"/>
+              <w:jc w:val="center"/>
+            </w:pPr>
             <w:r>
               <w:rPr>
                 <w:rFonts w:ascii="Calibri" w:hAnsi="Calibri" w:eastAsia="微软雅黑"/>
@@ -3116,15 +3596,17 @@
               </w:rPr>
               <w:t>撕裂了</w:t>
             </w:r>
-            <w:r>
-              <w:rPr>
-                <w:rFonts w:ascii="Calibri" w:hAnsi="Calibri" w:eastAsia="微软雅黑"/>
-                <w:b w:val="0"/>
-                <w:color w:val="AAC4B6"/>
-                <w:sz w:val="21"/>
-              </w:rPr>
-              <w:t xml:space="preserve"> </w:t>
-            </w:r>
+          </w:p>
+        </w:tc>
+        <w:tc>
+          <w:tcPr>
+            <w:tcW w:type="dxa" w:w="2635"/>
+          </w:tcPr>
+          <w:p>
+            <w:pPr>
+              <w:spacing w:after="0"/>
+              <w:jc w:val="center"/>
+            </w:pPr>
             <w:r>
               <w:rPr>
                 <w:rFonts w:ascii="Calibri" w:hAnsi="Calibri" w:eastAsia="微软雅黑"/>
@@ -3341,12 +3823,13 @@
         </w:tblBorders>
       </w:tblPr>
       <w:tblGrid>
-        <w:gridCol w:w="10540"/>
+        <w:gridCol w:w="5270"/>
+        <w:gridCol w:w="5270"/>
       </w:tblGrid>
       <w:tr>
         <w:tc>
           <w:tcPr>
-            <w:tcW w:type="dxa" w:w="10540"/>
+            <w:tcW w:type="dxa" w:w="5270"/>
           </w:tcPr>
           <w:p>
             <w:pPr>
@@ -3360,7 +3843,27 @@
                 <w:color w:val="F0F7F2"/>
                 <w:sz w:val="26"/>
               </w:rPr>
-              <w:t xml:space="preserve">and left a large </w:t>
+              <w:t>and left</w:t>
+            </w:r>
+          </w:p>
+        </w:tc>
+        <w:tc>
+          <w:tcPr>
+            <w:tcW w:type="dxa" w:w="5270"/>
+          </w:tcPr>
+          <w:p>
+            <w:pPr>
+              <w:spacing w:after="0"/>
+              <w:jc w:val="center"/>
+            </w:pPr>
+            <w:r>
+              <w:rPr>
+                <w:rFonts w:ascii="Calibri" w:hAnsi="Calibri" w:eastAsia="微软雅黑"/>
+                <w:b w:val="0"/>
+                <w:color w:val="F0F7F2"/>
+                <w:sz w:val="26"/>
+              </w:rPr>
+              <w:t xml:space="preserve">a large </w:t>
             </w:r>
             <w:r>
               <w:rPr>
@@ -3386,7 +3889,7 @@
       <w:tr>
         <w:tc>
           <w:tcPr>
-            <w:tcW w:type="dxa" w:w="10540"/>
+            <w:tcW w:type="dxa" w:w="5270"/>
           </w:tcPr>
           <w:p>
             <w:pPr>
@@ -3400,7 +3903,27 @@
                 <w:color w:val="AAC4B6"/>
                 <w:sz w:val="21"/>
               </w:rPr>
-              <w:t>伤处还留下了一大块</w:t>
+              <w:t>伤处还留下了</w:t>
+            </w:r>
+          </w:p>
+        </w:tc>
+        <w:tc>
+          <w:tcPr>
+            <w:tcW w:type="dxa" w:w="5270"/>
+          </w:tcPr>
+          <w:p>
+            <w:pPr>
+              <w:spacing w:after="0"/>
+              <w:jc w:val="center"/>
+            </w:pPr>
+            <w:r>
+              <w:rPr>
+                <w:rFonts w:ascii="Calibri" w:hAnsi="Calibri" w:eastAsia="微软雅黑"/>
+                <w:b w:val="0"/>
+                <w:color w:val="AAC4B6"/>
+                <w:sz w:val="21"/>
+              </w:rPr>
+              <w:t>一大块</w:t>
             </w:r>
             <w:r>
               <w:rPr>
@@ -3577,12 +4100,13 @@
         </w:tblBorders>
       </w:tblPr>
       <w:tblGrid>
-        <w:gridCol w:w="10540"/>
+        <w:gridCol w:w="5270"/>
+        <w:gridCol w:w="5270"/>
       </w:tblGrid>
       <w:tr>
         <w:tc>
           <w:tcPr>
-            <w:tcW w:type="dxa" w:w="10540"/>
+            <w:tcW w:type="dxa" w:w="5270"/>
           </w:tcPr>
           <w:p>
             <w:pPr>
@@ -3596,7 +4120,27 @@
                 <w:color w:val="F0F7F2"/>
                 <w:sz w:val="26"/>
               </w:rPr>
-              <w:t>He was about 46.</w:t>
+              <w:t>He was</w:t>
+            </w:r>
+          </w:p>
+        </w:tc>
+        <w:tc>
+          <w:tcPr>
+            <w:tcW w:type="dxa" w:w="5270"/>
+          </w:tcPr>
+          <w:p>
+            <w:pPr>
+              <w:spacing w:after="0"/>
+              <w:jc w:val="center"/>
+            </w:pPr>
+            <w:r>
+              <w:rPr>
+                <w:rFonts w:ascii="Calibri" w:hAnsi="Calibri" w:eastAsia="微软雅黑"/>
+                <w:b w:val="0"/>
+                <w:color w:val="F0F7F2"/>
+                <w:sz w:val="26"/>
+              </w:rPr>
+              <w:t>about 46.</w:t>
             </w:r>
           </w:p>
         </w:tc>
@@ -3604,7 +4148,7 @@
       <w:tr>
         <w:tc>
           <w:tcPr>
-            <w:tcW w:type="dxa" w:w="10540"/>
+            <w:tcW w:type="dxa" w:w="5270"/>
           </w:tcPr>
           <w:p>
             <w:pPr>
@@ -3618,7 +4162,27 @@
                 <w:color w:val="AAC4B6"/>
                 <w:sz w:val="21"/>
               </w:rPr>
-              <w:t>他死时约46岁。</w:t>
+              <w:t>他死时</w:t>
+            </w:r>
+          </w:p>
+        </w:tc>
+        <w:tc>
+          <w:tcPr>
+            <w:tcW w:type="dxa" w:w="5270"/>
+          </w:tcPr>
+          <w:p>
+            <w:pPr>
+              <w:spacing w:after="0"/>
+              <w:jc w:val="center"/>
+            </w:pPr>
+            <w:r>
+              <w:rPr>
+                <w:rFonts w:ascii="Calibri" w:hAnsi="Calibri" w:eastAsia="微软雅黑"/>
+                <w:b w:val="0"/>
+                <w:color w:val="AAC4B6"/>
+                <w:sz w:val="21"/>
+              </w:rPr>
+              <w:t>约46岁。</w:t>
             </w:r>
           </w:p>
         </w:tc>
@@ -3796,13 +4360,14 @@
         </w:tblBorders>
       </w:tblPr>
       <w:tblGrid>
-        <w:gridCol w:w="5270"/>
-        <w:gridCol w:w="5270"/>
+        <w:gridCol w:w="3513"/>
+        <w:gridCol w:w="3513"/>
+        <w:gridCol w:w="3513"/>
       </w:tblGrid>
       <w:tr>
         <w:tc>
           <w:tcPr>
-            <w:tcW w:type="dxa" w:w="5270"/>
+            <w:tcW w:type="dxa" w:w="3513"/>
           </w:tcPr>
           <w:p>
             <w:pPr>
@@ -3816,13 +4381,13 @@
                 <w:color w:val="F0F7F2"/>
                 <w:sz w:val="26"/>
               </w:rPr>
-              <w:t>From the wound's depth</w:t>
+              <w:t>From</w:t>
             </w:r>
           </w:p>
         </w:tc>
         <w:tc>
           <w:tcPr>
-            <w:tcW w:type="dxa" w:w="5270"/>
+            <w:tcW w:type="dxa" w:w="3513"/>
           </w:tcPr>
           <w:p>
             <w:pPr>
@@ -3836,6 +4401,26 @@
                 <w:color w:val="F0F7F2"/>
                 <w:sz w:val="26"/>
               </w:rPr>
+              <w:t>the wound's depth</w:t>
+            </w:r>
+          </w:p>
+        </w:tc>
+        <w:tc>
+          <w:tcPr>
+            <w:tcW w:type="dxa" w:w="3513"/>
+          </w:tcPr>
+          <w:p>
+            <w:pPr>
+              <w:spacing w:after="0"/>
+              <w:jc w:val="center"/>
+            </w:pPr>
+            <w:r>
+              <w:rPr>
+                <w:rFonts w:ascii="Calibri" w:hAnsi="Calibri" w:eastAsia="微软雅黑"/>
+                <w:b w:val="0"/>
+                <w:color w:val="F0F7F2"/>
+                <w:sz w:val="26"/>
+              </w:rPr>
               <w:t xml:space="preserve">researchers </w:t>
             </w:r>
             <w:r>
@@ -3853,7 +4438,7 @@
       <w:tr>
         <w:tc>
           <w:tcPr>
-            <w:tcW w:type="dxa" w:w="5270"/>
+            <w:tcW w:type="dxa" w:w="3513"/>
           </w:tcPr>
           <w:p>
             <w:pPr>
@@ -3867,13 +4452,33 @@
                 <w:color w:val="AAC4B6"/>
                 <w:sz w:val="21"/>
               </w:rPr>
-              <w:t>根据伤口的深度，</w:t>
+              <w:t>根据</w:t>
             </w:r>
           </w:p>
         </w:tc>
         <w:tc>
           <w:tcPr>
-            <w:tcW w:type="dxa" w:w="5270"/>
+            <w:tcW w:type="dxa" w:w="3513"/>
+          </w:tcPr>
+          <w:p>
+            <w:pPr>
+              <w:spacing w:after="0"/>
+              <w:jc w:val="center"/>
+            </w:pPr>
+            <w:r>
+              <w:rPr>
+                <w:rFonts w:ascii="Calibri" w:hAnsi="Calibri" w:eastAsia="微软雅黑"/>
+                <w:b w:val="0"/>
+                <w:color w:val="AAC4B6"/>
+                <w:sz w:val="21"/>
+              </w:rPr>
+              <w:t>伤口的深度，</w:t>
+            </w:r>
+          </w:p>
+        </w:tc>
+        <w:tc>
+          <w:tcPr>
+            <w:tcW w:type="dxa" w:w="3513"/>
           </w:tcPr>
           <w:p>
             <w:pPr>
@@ -4142,13 +4747,14 @@
         </w:tblBorders>
       </w:tblPr>
       <w:tblGrid>
-        <w:gridCol w:w="5270"/>
-        <w:gridCol w:w="5270"/>
+        <w:gridCol w:w="3513"/>
+        <w:gridCol w:w="3513"/>
+        <w:gridCol w:w="3513"/>
       </w:tblGrid>
       <w:tr>
         <w:tc>
           <w:tcPr>
-            <w:tcW w:type="dxa" w:w="5270"/>
+            <w:tcW w:type="dxa" w:w="3513"/>
           </w:tcPr>
           <w:p>
             <w:pPr>
@@ -4177,7 +4783,7 @@
         </w:tc>
         <w:tc>
           <w:tcPr>
-            <w:tcW w:type="dxa" w:w="5270"/>
+            <w:tcW w:type="dxa" w:w="3513"/>
           </w:tcPr>
           <w:p>
             <w:pPr>
@@ -4191,8 +4797,19 @@
                 <w:color w:val="F0F7F2"/>
                 <w:sz w:val="26"/>
               </w:rPr>
-              <w:t xml:space="preserve">probably </w:t>
-            </w:r>
+              <w:t>probably</w:t>
+            </w:r>
+          </w:p>
+        </w:tc>
+        <w:tc>
+          <w:tcPr>
+            <w:tcW w:type="dxa" w:w="3513"/>
+          </w:tcPr>
+          <w:p>
+            <w:pPr>
+              <w:spacing w:after="0"/>
+              <w:jc w:val="center"/>
+            </w:pPr>
             <w:r>
               <w:rPr>
                 <w:rFonts w:ascii="Calibri" w:hAnsi="Calibri" w:eastAsia="微软雅黑"/>
@@ -4235,7 +4852,7 @@
       <w:tr>
         <w:tc>
           <w:tcPr>
-            <w:tcW w:type="dxa" w:w="5270"/>
+            <w:tcW w:type="dxa" w:w="3513"/>
           </w:tcPr>
           <w:p>
             <w:pPr>
@@ -4255,7 +4872,7 @@
         </w:tc>
         <w:tc>
           <w:tcPr>
-            <w:tcW w:type="dxa" w:w="5270"/>
+            <w:tcW w:type="dxa" w:w="3513"/>
           </w:tcPr>
           <w:p>
             <w:pPr>
@@ -4271,15 +4888,17 @@
               </w:rPr>
               <w:t>很可能</w:t>
             </w:r>
-            <w:r>
-              <w:rPr>
-                <w:rFonts w:ascii="Calibri" w:hAnsi="Calibri" w:eastAsia="微软雅黑"/>
-                <w:b w:val="0"/>
-                <w:color w:val="AAC4B6"/>
-                <w:sz w:val="21"/>
-              </w:rPr>
-              <w:t xml:space="preserve"> </w:t>
-            </w:r>
+          </w:p>
+        </w:tc>
+        <w:tc>
+          <w:tcPr>
+            <w:tcW w:type="dxa" w:w="3513"/>
+          </w:tcPr>
+          <w:p>
+            <w:pPr>
+              <w:spacing w:after="0"/>
+              <w:jc w:val="center"/>
+            </w:pPr>
             <w:r>
               <w:rPr>
                 <w:rFonts w:ascii="Calibri" w:hAnsi="Calibri" w:eastAsia="微软雅黑"/>
@@ -4375,13 +4994,14 @@
         </w:tblBorders>
       </w:tblPr>
       <w:tblGrid>
-        <w:gridCol w:w="5270"/>
-        <w:gridCol w:w="5270"/>
+        <w:gridCol w:w="3513"/>
+        <w:gridCol w:w="3513"/>
+        <w:gridCol w:w="3513"/>
       </w:tblGrid>
       <w:tr>
         <w:tc>
           <w:tcPr>
-            <w:tcW w:type="dxa" w:w="5270"/>
+            <w:tcW w:type="dxa" w:w="3513"/>
           </w:tcPr>
           <w:p>
             <w:pPr>
@@ -4401,7 +5021,7 @@
         </w:tc>
         <w:tc>
           <w:tcPr>
-            <w:tcW w:type="dxa" w:w="5270"/>
+            <w:tcW w:type="dxa" w:w="3513"/>
           </w:tcPr>
           <w:p>
             <w:pPr>
@@ -4415,7 +5035,27 @@
                 <w:color w:val="F0F7F2"/>
                 <w:sz w:val="26"/>
               </w:rPr>
-              <w:t xml:space="preserve">he had </w:t>
+              <w:t>he</w:t>
+            </w:r>
+          </w:p>
+        </w:tc>
+        <w:tc>
+          <w:tcPr>
+            <w:tcW w:type="dxa" w:w="3513"/>
+          </w:tcPr>
+          <w:p>
+            <w:pPr>
+              <w:spacing w:after="0"/>
+              <w:jc w:val="center"/>
+            </w:pPr>
+            <w:r>
+              <w:rPr>
+                <w:rFonts w:ascii="Calibri" w:hAnsi="Calibri" w:eastAsia="微软雅黑"/>
+                <w:b w:val="0"/>
+                <w:color w:val="F0F7F2"/>
+                <w:sz w:val="26"/>
+              </w:rPr>
+              <w:t xml:space="preserve">had </w:t>
             </w:r>
             <w:r>
               <w:rPr>
@@ -4432,7 +5072,7 @@
       <w:tr>
         <w:tc>
           <w:tcPr>
-            <w:tcW w:type="dxa" w:w="5270"/>
+            <w:tcW w:type="dxa" w:w="3513"/>
           </w:tcPr>
           <w:p>
             <w:pPr>
@@ -4452,7 +5092,7 @@
         </w:tc>
         <w:tc>
           <w:tcPr>
-            <w:tcW w:type="dxa" w:w="5270"/>
+            <w:tcW w:type="dxa" w:w="3513"/>
           </w:tcPr>
           <w:p>
             <w:pPr>
@@ -4468,15 +5108,17 @@
               </w:rPr>
               <w:t>他</w:t>
             </w:r>
-            <w:r>
-              <w:rPr>
-                <w:rFonts w:ascii="Calibri" w:hAnsi="Calibri" w:eastAsia="微软雅黑"/>
-                <w:b w:val="0"/>
-                <w:color w:val="AAC4B6"/>
-                <w:sz w:val="21"/>
-              </w:rPr>
-              <w:t xml:space="preserve"> </w:t>
-            </w:r>
+          </w:p>
+        </w:tc>
+        <w:tc>
+          <w:tcPr>
+            <w:tcW w:type="dxa" w:w="3513"/>
+          </w:tcPr>
+          <w:p>
+            <w:pPr>
+              <w:spacing w:after="0"/>
+              <w:jc w:val="center"/>
+            </w:pPr>
             <w:r>
               <w:rPr>
                 <w:rFonts w:ascii="Calibri" w:hAnsi="Calibri" w:eastAsia="微软雅黑"/>
@@ -4522,6 +5164,219 @@
         </w:tblBorders>
       </w:tblPr>
       <w:tblGrid>
+        <w:gridCol w:w="2635"/>
+        <w:gridCol w:w="2635"/>
+        <w:gridCol w:w="2635"/>
+        <w:gridCol w:w="2635"/>
+      </w:tblGrid>
+      <w:tr>
+        <w:tc>
+          <w:tcPr>
+            <w:tcW w:type="dxa" w:w="2635"/>
+          </w:tcPr>
+          <w:p>
+            <w:pPr>
+              <w:spacing w:after="0"/>
+              <w:jc w:val="center"/>
+            </w:pPr>
+            <w:r>
+              <w:rPr>
+                <w:rFonts w:ascii="Calibri" w:hAnsi="Calibri" w:eastAsia="微软雅黑"/>
+                <w:b w:val="0"/>
+                <w:color w:val="F0F7F2"/>
+                <w:sz w:val="26"/>
+              </w:rPr>
+              <w:t>dried ibex meat</w:t>
+            </w:r>
+          </w:p>
+        </w:tc>
+        <w:tc>
+          <w:tcPr>
+            <w:tcW w:type="dxa" w:w="2635"/>
+          </w:tcPr>
+          <w:p>
+            <w:pPr>
+              <w:spacing w:after="0"/>
+              <w:jc w:val="center"/>
+            </w:pPr>
+            <w:r>
+              <w:rPr>
+                <w:rFonts w:ascii="Calibri" w:hAnsi="Calibri" w:eastAsia="微软雅黑"/>
+                <w:b w:val="0"/>
+                <w:color w:val="F0F7F2"/>
+                <w:sz w:val="26"/>
+              </w:rPr>
+              <w:t>and fat,</w:t>
+            </w:r>
+          </w:p>
+        </w:tc>
+        <w:tc>
+          <w:tcPr>
+            <w:tcW w:type="dxa" w:w="2635"/>
+          </w:tcPr>
+          <w:p>
+            <w:pPr>
+              <w:spacing w:after="0"/>
+              <w:jc w:val="center"/>
+            </w:pPr>
+            <w:r>
+              <w:rPr>
+                <w:rFonts w:ascii="Calibri" w:hAnsi="Calibri" w:eastAsia="微软雅黑"/>
+                <w:b/>
+                <w:color w:val="38BDF8"/>
+                <w:sz w:val="26"/>
+              </w:rPr>
+              <w:t>red deer</w:t>
+            </w:r>
+            <w:r>
+              <w:rPr>
+                <w:rFonts w:ascii="Calibri" w:hAnsi="Calibri" w:eastAsia="微软雅黑"/>
+                <w:b w:val="0"/>
+                <w:color w:val="F0F7F2"/>
+                <w:sz w:val="26"/>
+              </w:rPr>
+              <w:t>,</w:t>
+            </w:r>
+          </w:p>
+        </w:tc>
+        <w:tc>
+          <w:tcPr>
+            <w:tcW w:type="dxa" w:w="2635"/>
+          </w:tcPr>
+          <w:p>
+            <w:pPr>
+              <w:spacing w:after="0"/>
+              <w:jc w:val="center"/>
+            </w:pPr>
+            <w:r>
+              <w:rPr>
+                <w:rFonts w:ascii="Calibri" w:hAnsi="Calibri" w:eastAsia="微软雅黑"/>
+                <w:b w:val="0"/>
+                <w:color w:val="F0F7F2"/>
+                <w:sz w:val="26"/>
+              </w:rPr>
+              <w:t>and einkorn wheat,</w:t>
+            </w:r>
+          </w:p>
+        </w:tc>
+      </w:tr>
+      <w:tr>
+        <w:tc>
+          <w:tcPr>
+            <w:tcW w:type="dxa" w:w="2635"/>
+          </w:tcPr>
+          <w:p>
+            <w:pPr>
+              <w:spacing w:after="0"/>
+              <w:jc w:val="center"/>
+            </w:pPr>
+            <w:r>
+              <w:rPr>
+                <w:rFonts w:ascii="Calibri" w:hAnsi="Calibri" w:eastAsia="微软雅黑"/>
+                <w:b w:val="0"/>
+                <w:color w:val="AAC4B6"/>
+                <w:sz w:val="21"/>
+              </w:rPr>
+              <w:t>干野山羊肉</w:t>
+            </w:r>
+          </w:p>
+        </w:tc>
+        <w:tc>
+          <w:tcPr>
+            <w:tcW w:type="dxa" w:w="2635"/>
+          </w:tcPr>
+          <w:p>
+            <w:pPr>
+              <w:spacing w:after="0"/>
+              <w:jc w:val="center"/>
+            </w:pPr>
+            <w:r>
+              <w:rPr>
+                <w:rFonts w:ascii="Calibri" w:hAnsi="Calibri" w:eastAsia="微软雅黑"/>
+                <w:b w:val="0"/>
+                <w:color w:val="AAC4B6"/>
+                <w:sz w:val="21"/>
+              </w:rPr>
+              <w:t>和脂肪、</w:t>
+            </w:r>
+          </w:p>
+        </w:tc>
+        <w:tc>
+          <w:tcPr>
+            <w:tcW w:type="dxa" w:w="2635"/>
+          </w:tcPr>
+          <w:p>
+            <w:pPr>
+              <w:spacing w:after="0"/>
+              <w:jc w:val="center"/>
+            </w:pPr>
+            <w:r>
+              <w:rPr>
+                <w:rFonts w:ascii="Calibri" w:hAnsi="Calibri" w:eastAsia="微软雅黑"/>
+                <w:b/>
+                <w:color w:val="38BDF8"/>
+                <w:sz w:val="21"/>
+              </w:rPr>
+              <w:t>马鹿</w:t>
+            </w:r>
+            <w:r>
+              <w:rPr>
+                <w:rFonts w:ascii="Calibri" w:hAnsi="Calibri" w:eastAsia="微软雅黑"/>
+                <w:b w:val="0"/>
+                <w:color w:val="AAC4B6"/>
+                <w:sz w:val="21"/>
+              </w:rPr>
+              <w:t xml:space="preserve"> </w:t>
+            </w:r>
+            <w:r>
+              <w:rPr>
+                <w:rFonts w:ascii="Calibri" w:hAnsi="Calibri" w:eastAsia="微软雅黑"/>
+                <w:b w:val="0"/>
+                <w:color w:val="AAC4B6"/>
+                <w:sz w:val="21"/>
+              </w:rPr>
+              <w:t>肉</w:t>
+            </w:r>
+          </w:p>
+        </w:tc>
+        <w:tc>
+          <w:tcPr>
+            <w:tcW w:type="dxa" w:w="2635"/>
+          </w:tcPr>
+          <w:p>
+            <w:pPr>
+              <w:spacing w:after="0"/>
+              <w:jc w:val="center"/>
+            </w:pPr>
+            <w:r>
+              <w:rPr>
+                <w:rFonts w:ascii="Calibri" w:hAnsi="Calibri" w:eastAsia="微软雅黑"/>
+                <w:b w:val="0"/>
+                <w:color w:val="AAC4B6"/>
+                <w:sz w:val="21"/>
+              </w:rPr>
+              <w:t>和单粒小麦——</w:t>
+            </w:r>
+          </w:p>
+        </w:tc>
+      </w:tr>
+    </w:tbl>
+    <w:tbl>
+      <w:tblPr>
+        <w:tblW w:type="auto" w:w="0"/>
+        <w:jc w:val="center"/>
+        <w:tblLayout w:type="autofit"/>
+        <w:tblLook w:firstColumn="1" w:firstRow="1" w:lastColumn="0" w:lastRow="0" w:noHBand="0" w:noVBand="1" w:val="04A0"/>
+        <w:tblBorders>
+          <w:top w:val="nil"/>
+          <w:left w:val="nil"/>
+          <w:bottom w:val="nil"/>
+          <w:right w:val="nil"/>
+          <w:insideH w:val="nil"/>
+          <w:insideV w:val="nil"/>
+        </w:tblBorders>
+      </w:tblPr>
+      <w:tblGrid>
         <w:gridCol w:w="3513"/>
         <w:gridCol w:w="3513"/>
         <w:gridCol w:w="3513"/>
@@ -4543,7 +5398,43 @@
                 <w:color w:val="F0F7F2"/>
                 <w:sz w:val="26"/>
               </w:rPr>
-              <w:t>dried ibex meat and fat,</w:t>
+              <w:t xml:space="preserve">a </w:t>
+            </w:r>
+            <w:r>
+              <w:rPr>
+                <w:rFonts w:ascii="Calibri" w:hAnsi="Calibri" w:eastAsia="微软雅黑"/>
+                <w:b/>
+                <w:color w:val="F472B6"/>
+                <w:sz w:val="26"/>
+              </w:rPr>
+              <w:t>hearty</w:t>
+            </w:r>
+            <w:r>
+              <w:rPr>
+                <w:rFonts w:ascii="Calibri" w:hAnsi="Calibri" w:eastAsia="微软雅黑"/>
+                <w:b w:val="0"/>
+                <w:color w:val="F0F7F2"/>
+                <w:sz w:val="26"/>
+              </w:rPr>
+              <w:t xml:space="preserve">, </w:t>
+            </w:r>
+            <w:r>
+              <w:rPr>
+                <w:rFonts w:ascii="Calibri" w:hAnsi="Calibri" w:eastAsia="微软雅黑"/>
+                <w:b/>
+                <w:color w:val="BEF264"/>
+                <w:sz w:val="26"/>
+              </w:rPr>
+              <w:t>nourishing</w:t>
+            </w:r>
+            <w:r>
+              <w:rPr>
+                <w:rFonts w:ascii="Calibri" w:hAnsi="Calibri" w:eastAsia="微软雅黑"/>
+                <w:b w:val="0"/>
+                <w:color w:val="F0F7F2"/>
+                <w:sz w:val="26"/>
+              </w:rPr>
+              <w:t xml:space="preserve"> meal</w:t>
             </w:r>
           </w:p>
         </w:tc>
@@ -4559,20 +5450,11 @@
             <w:r>
               <w:rPr>
                 <w:rFonts w:ascii="Calibri" w:hAnsi="Calibri" w:eastAsia="微软雅黑"/>
-                <w:b/>
-                <w:color w:val="38BDF8"/>
-                <w:sz w:val="26"/>
-              </w:rPr>
-              <w:t>red deer</w:t>
-            </w:r>
-            <w:r>
-              <w:rPr>
-                <w:rFonts w:ascii="Calibri" w:hAnsi="Calibri" w:eastAsia="微软雅黑"/>
                 <w:b w:val="0"/>
                 <w:color w:val="F0F7F2"/>
                 <w:sz w:val="26"/>
               </w:rPr>
-              <w:t>,</w:t>
+              <w:t>reportedly</w:t>
             </w:r>
           </w:p>
         </w:tc>
@@ -4588,11 +5470,20 @@
             <w:r>
               <w:rPr>
                 <w:rFonts w:ascii="Calibri" w:hAnsi="Calibri" w:eastAsia="微软雅黑"/>
+                <w:b/>
+                <w:color w:val="C4B5FD"/>
+                <w:sz w:val="26"/>
+              </w:rPr>
+              <w:t>consumed</w:t>
+            </w:r>
+            <w:r>
+              <w:rPr>
+                <w:rFonts w:ascii="Calibri" w:hAnsi="Calibri" w:eastAsia="微软雅黑"/>
                 <w:b w:val="0"/>
                 <w:color w:val="F0F7F2"/>
                 <w:sz w:val="26"/>
               </w:rPr>
-              <w:t>and einkorn wheat,</w:t>
+              <w:t xml:space="preserve"> within two hours of his death.</w:t>
             </w:r>
           </w:p>
         </w:tc>
@@ -4614,7 +5505,79 @@
                 <w:color w:val="AAC4B6"/>
                 <w:sz w:val="21"/>
               </w:rPr>
-              <w:t>干野山羊肉和脂肪、</w:t>
+              <w:t>一顿</w:t>
+            </w:r>
+            <w:r>
+              <w:rPr>
+                <w:rFonts w:ascii="Calibri" w:hAnsi="Calibri" w:eastAsia="微软雅黑"/>
+                <w:b w:val="0"/>
+                <w:color w:val="AAC4B6"/>
+                <w:sz w:val="21"/>
+              </w:rPr>
+              <w:t xml:space="preserve"> </w:t>
+            </w:r>
+            <w:r>
+              <w:rPr>
+                <w:rFonts w:ascii="Calibri" w:hAnsi="Calibri" w:eastAsia="微软雅黑"/>
+                <w:b/>
+                <w:color w:val="F472B6"/>
+                <w:sz w:val="21"/>
+              </w:rPr>
+              <w:t>丰盛</w:t>
+            </w:r>
+            <w:r>
+              <w:rPr>
+                <w:rFonts w:ascii="Calibri" w:hAnsi="Calibri" w:eastAsia="微软雅黑"/>
+                <w:b w:val="0"/>
+                <w:color w:val="AAC4B6"/>
+                <w:sz w:val="21"/>
+              </w:rPr>
+              <w:t xml:space="preserve"> </w:t>
+            </w:r>
+            <w:r>
+              <w:rPr>
+                <w:rFonts w:ascii="Calibri" w:hAnsi="Calibri" w:eastAsia="微软雅黑"/>
+                <w:b w:val="0"/>
+                <w:color w:val="AAC4B6"/>
+                <w:sz w:val="21"/>
+              </w:rPr>
+              <w:t>而</w:t>
+            </w:r>
+            <w:r>
+              <w:rPr>
+                <w:rFonts w:ascii="Calibri" w:hAnsi="Calibri" w:eastAsia="微软雅黑"/>
+                <w:b w:val="0"/>
+                <w:color w:val="AAC4B6"/>
+                <w:sz w:val="21"/>
+              </w:rPr>
+              <w:t xml:space="preserve"> </w:t>
+            </w:r>
+            <w:r>
+              <w:rPr>
+                <w:rFonts w:ascii="Calibri" w:hAnsi="Calibri" w:eastAsia="微软雅黑"/>
+                <w:b/>
+                <w:color w:val="BEF264"/>
+                <w:sz w:val="21"/>
+              </w:rPr>
+              <w:t>有营养的</w:t>
+            </w:r>
+            <w:r>
+              <w:rPr>
+                <w:rFonts w:ascii="Calibri" w:hAnsi="Calibri" w:eastAsia="微软雅黑"/>
+                <w:b w:val="0"/>
+                <w:color w:val="AAC4B6"/>
+                <w:sz w:val="21"/>
+              </w:rPr>
+              <w:t xml:space="preserve"> </w:t>
+            </w:r>
+            <w:r>
+              <w:rPr>
+                <w:rFonts w:ascii="Calibri" w:hAnsi="Calibri" w:eastAsia="微软雅黑"/>
+                <w:b w:val="0"/>
+                <w:color w:val="AAC4B6"/>
+                <w:sz w:val="21"/>
+              </w:rPr>
+              <w:t>饭，</w:t>
             </w:r>
           </w:p>
         </w:tc>
@@ -4630,29 +5593,11 @@
             <w:r>
               <w:rPr>
                 <w:rFonts w:ascii="Calibri" w:hAnsi="Calibri" w:eastAsia="微软雅黑"/>
-                <w:b/>
-                <w:color w:val="38BDF8"/>
-                <w:sz w:val="21"/>
-              </w:rPr>
-              <w:t>马鹿</w:t>
-            </w:r>
-            <w:r>
-              <w:rPr>
-                <w:rFonts w:ascii="Calibri" w:hAnsi="Calibri" w:eastAsia="微软雅黑"/>
                 <w:b w:val="0"/>
                 <w:color w:val="AAC4B6"/>
                 <w:sz w:val="21"/>
               </w:rPr>
-              <w:t xml:space="preserve"> </w:t>
-            </w:r>
-            <w:r>
-              <w:rPr>
-                <w:rFonts w:ascii="Calibri" w:hAnsi="Calibri" w:eastAsia="微软雅黑"/>
-                <w:b w:val="0"/>
-                <w:color w:val="AAC4B6"/>
-                <w:sz w:val="21"/>
-              </w:rPr>
-              <w:t>肉</w:t>
+              <w:t>据报道是</w:t>
             </w:r>
           </w:p>
         </w:tc>
@@ -4672,237 +5617,7 @@
                 <w:color w:val="AAC4B6"/>
                 <w:sz w:val="21"/>
               </w:rPr>
-              <w:t>和单粒小麦——</w:t>
-            </w:r>
-          </w:p>
-        </w:tc>
-      </w:tr>
-    </w:tbl>
-    <w:tbl>
-      <w:tblPr>
-        <w:tblW w:type="auto" w:w="0"/>
-        <w:jc w:val="center"/>
-        <w:tblLayout w:type="autofit"/>
-        <w:tblLook w:firstColumn="1" w:firstRow="1" w:lastColumn="0" w:lastRow="0" w:noHBand="0" w:noVBand="1" w:val="04A0"/>
-        <w:tblBorders>
-          <w:top w:val="nil"/>
-          <w:left w:val="nil"/>
-          <w:bottom w:val="nil"/>
-          <w:right w:val="nil"/>
-          <w:insideH w:val="nil"/>
-          <w:insideV w:val="nil"/>
-        </w:tblBorders>
-      </w:tblPr>
-      <w:tblGrid>
-        <w:gridCol w:w="5270"/>
-        <w:gridCol w:w="5270"/>
-      </w:tblGrid>
-      <w:tr>
-        <w:tc>
-          <w:tcPr>
-            <w:tcW w:type="dxa" w:w="5270"/>
-          </w:tcPr>
-          <w:p>
-            <w:pPr>
-              <w:spacing w:after="0"/>
-              <w:jc w:val="center"/>
-            </w:pPr>
-            <w:r>
-              <w:rPr>
-                <w:rFonts w:ascii="Calibri" w:hAnsi="Calibri" w:eastAsia="微软雅黑"/>
-                <w:b w:val="0"/>
-                <w:color w:val="F0F7F2"/>
-                <w:sz w:val="26"/>
-              </w:rPr>
-              <w:t xml:space="preserve">a </w:t>
-            </w:r>
-            <w:r>
-              <w:rPr>
-                <w:rFonts w:ascii="Calibri" w:hAnsi="Calibri" w:eastAsia="微软雅黑"/>
-                <w:b/>
-                <w:color w:val="F472B6"/>
-                <w:sz w:val="26"/>
-              </w:rPr>
-              <w:t>hearty</w:t>
-            </w:r>
-            <w:r>
-              <w:rPr>
-                <w:rFonts w:ascii="Calibri" w:hAnsi="Calibri" w:eastAsia="微软雅黑"/>
-                <w:b w:val="0"/>
-                <w:color w:val="F0F7F2"/>
-                <w:sz w:val="26"/>
-              </w:rPr>
-              <w:t xml:space="preserve">, </w:t>
-            </w:r>
-            <w:r>
-              <w:rPr>
-                <w:rFonts w:ascii="Calibri" w:hAnsi="Calibri" w:eastAsia="微软雅黑"/>
-                <w:b/>
-                <w:color w:val="BEF264"/>
-                <w:sz w:val="26"/>
-              </w:rPr>
-              <w:t>nourishing</w:t>
-            </w:r>
-            <w:r>
-              <w:rPr>
-                <w:rFonts w:ascii="Calibri" w:hAnsi="Calibri" w:eastAsia="微软雅黑"/>
-                <w:b w:val="0"/>
-                <w:color w:val="F0F7F2"/>
-                <w:sz w:val="26"/>
-              </w:rPr>
-              <w:t xml:space="preserve"> meal</w:t>
-            </w:r>
-          </w:p>
-        </w:tc>
-        <w:tc>
-          <w:tcPr>
-            <w:tcW w:type="dxa" w:w="5270"/>
-          </w:tcPr>
-          <w:p>
-            <w:pPr>
-              <w:spacing w:after="0"/>
-              <w:jc w:val="center"/>
-            </w:pPr>
-            <w:r>
-              <w:rPr>
-                <w:rFonts w:ascii="Calibri" w:hAnsi="Calibri" w:eastAsia="微软雅黑"/>
-                <w:b w:val="0"/>
-                <w:color w:val="F0F7F2"/>
-                <w:sz w:val="26"/>
-              </w:rPr>
-              <w:t xml:space="preserve">reportedly </w:t>
-            </w:r>
-            <w:r>
-              <w:rPr>
-                <w:rFonts w:ascii="Calibri" w:hAnsi="Calibri" w:eastAsia="微软雅黑"/>
-                <w:b/>
-                <w:color w:val="C4B5FD"/>
-                <w:sz w:val="26"/>
-              </w:rPr>
-              <w:t>consumed</w:t>
-            </w:r>
-            <w:r>
-              <w:rPr>
-                <w:rFonts w:ascii="Calibri" w:hAnsi="Calibri" w:eastAsia="微软雅黑"/>
-                <w:b w:val="0"/>
-                <w:color w:val="F0F7F2"/>
-                <w:sz w:val="26"/>
-              </w:rPr>
-              <w:t xml:space="preserve"> within two hours of his death.</w:t>
-            </w:r>
-          </w:p>
-        </w:tc>
-      </w:tr>
-      <w:tr>
-        <w:tc>
-          <w:tcPr>
-            <w:tcW w:type="dxa" w:w="5270"/>
-          </w:tcPr>
-          <w:p>
-            <w:pPr>
-              <w:spacing w:after="0"/>
-              <w:jc w:val="center"/>
-            </w:pPr>
-            <w:r>
-              <w:rPr>
-                <w:rFonts w:ascii="Calibri" w:hAnsi="Calibri" w:eastAsia="微软雅黑"/>
-                <w:b w:val="0"/>
-                <w:color w:val="AAC4B6"/>
-                <w:sz w:val="21"/>
-              </w:rPr>
-              <w:t>一顿</w:t>
-            </w:r>
-            <w:r>
-              <w:rPr>
-                <w:rFonts w:ascii="Calibri" w:hAnsi="Calibri" w:eastAsia="微软雅黑"/>
-                <w:b w:val="0"/>
-                <w:color w:val="AAC4B6"/>
-                <w:sz w:val="21"/>
-              </w:rPr>
-              <w:t xml:space="preserve"> </w:t>
-            </w:r>
-            <w:r>
-              <w:rPr>
-                <w:rFonts w:ascii="Calibri" w:hAnsi="Calibri" w:eastAsia="微软雅黑"/>
-                <w:b/>
-                <w:color w:val="F472B6"/>
-                <w:sz w:val="21"/>
-              </w:rPr>
-              <w:t>丰盛</w:t>
-            </w:r>
-            <w:r>
-              <w:rPr>
-                <w:rFonts w:ascii="Calibri" w:hAnsi="Calibri" w:eastAsia="微软雅黑"/>
-                <w:b w:val="0"/>
-                <w:color w:val="AAC4B6"/>
-                <w:sz w:val="21"/>
-              </w:rPr>
-              <w:t xml:space="preserve"> </w:t>
-            </w:r>
-            <w:r>
-              <w:rPr>
-                <w:rFonts w:ascii="Calibri" w:hAnsi="Calibri" w:eastAsia="微软雅黑"/>
-                <w:b w:val="0"/>
-                <w:color w:val="AAC4B6"/>
-                <w:sz w:val="21"/>
-              </w:rPr>
-              <w:t>而</w:t>
-            </w:r>
-            <w:r>
-              <w:rPr>
-                <w:rFonts w:ascii="Calibri" w:hAnsi="Calibri" w:eastAsia="微软雅黑"/>
-                <w:b w:val="0"/>
-                <w:color w:val="AAC4B6"/>
-                <w:sz w:val="21"/>
-              </w:rPr>
-              <w:t xml:space="preserve"> </w:t>
-            </w:r>
-            <w:r>
-              <w:rPr>
-                <w:rFonts w:ascii="Calibri" w:hAnsi="Calibri" w:eastAsia="微软雅黑"/>
-                <w:b/>
-                <w:color w:val="BEF264"/>
-                <w:sz w:val="21"/>
-              </w:rPr>
-              <w:t>有营养的</w:t>
-            </w:r>
-            <w:r>
-              <w:rPr>
-                <w:rFonts w:ascii="Calibri" w:hAnsi="Calibri" w:eastAsia="微软雅黑"/>
-                <w:b w:val="0"/>
-                <w:color w:val="AAC4B6"/>
-                <w:sz w:val="21"/>
-              </w:rPr>
-              <w:t xml:space="preserve"> </w:t>
-            </w:r>
-            <w:r>
-              <w:rPr>
-                <w:rFonts w:ascii="Calibri" w:hAnsi="Calibri" w:eastAsia="微软雅黑"/>
-                <w:b w:val="0"/>
-                <w:color w:val="AAC4B6"/>
-                <w:sz w:val="21"/>
-              </w:rPr>
-              <w:t>饭，</w:t>
-            </w:r>
-          </w:p>
-        </w:tc>
-        <w:tc>
-          <w:tcPr>
-            <w:tcW w:type="dxa" w:w="5270"/>
-          </w:tcPr>
-          <w:p>
-            <w:pPr>
-              <w:spacing w:after="0"/>
-              <w:jc w:val="center"/>
-            </w:pPr>
-            <w:r>
-              <w:rPr>
-                <w:rFonts w:ascii="Calibri" w:hAnsi="Calibri" w:eastAsia="微软雅黑"/>
-                <w:b w:val="0"/>
-                <w:color w:val="AAC4B6"/>
-                <w:sz w:val="21"/>
-              </w:rPr>
-              <w:t>据报道是在他死前两小时内</w:t>
+              <w:t>在他死前两小时内</w:t>
             </w:r>
             <w:r>
               <w:rPr>
@@ -4957,13 +5672,14 @@
         </w:tblBorders>
       </w:tblPr>
       <w:tblGrid>
-        <w:gridCol w:w="5270"/>
-        <w:gridCol w:w="5270"/>
+        <w:gridCol w:w="3513"/>
+        <w:gridCol w:w="3513"/>
+        <w:gridCol w:w="3513"/>
       </w:tblGrid>
       <w:tr>
         <w:tc>
           <w:tcPr>
-            <w:tcW w:type="dxa" w:w="5270"/>
+            <w:tcW w:type="dxa" w:w="3513"/>
           </w:tcPr>
           <w:p>
             <w:pPr>
@@ -4992,7 +5708,7 @@
         </w:tc>
         <w:tc>
           <w:tcPr>
-            <w:tcW w:type="dxa" w:w="5270"/>
+            <w:tcW w:type="dxa" w:w="3513"/>
           </w:tcPr>
           <w:p>
             <w:pPr>
@@ -5006,7 +5722,27 @@
                 <w:color w:val="F0F7F2"/>
                 <w:sz w:val="26"/>
               </w:rPr>
-              <w:t>now keep Ötzi,</w:t>
+              <w:t>now keep</w:t>
+            </w:r>
+          </w:p>
+        </w:tc>
+        <w:tc>
+          <w:tcPr>
+            <w:tcW w:type="dxa" w:w="3513"/>
+          </w:tcPr>
+          <w:p>
+            <w:pPr>
+              <w:spacing w:after="0"/>
+              <w:jc w:val="center"/>
+            </w:pPr>
+            <w:r>
+              <w:rPr>
+                <w:rFonts w:ascii="Calibri" w:hAnsi="Calibri" w:eastAsia="微软雅黑"/>
+                <w:b w:val="0"/>
+                <w:color w:val="F0F7F2"/>
+                <w:sz w:val="26"/>
+              </w:rPr>
+              <w:t>Ötzi,</w:t>
             </w:r>
           </w:p>
         </w:tc>
@@ -5014,7 +5750,7 @@
       <w:tr>
         <w:tc>
           <w:tcPr>
-            <w:tcW w:type="dxa" w:w="5270"/>
+            <w:tcW w:type="dxa" w:w="3513"/>
           </w:tcPr>
           <w:p>
             <w:pPr>
@@ -5052,7 +5788,7 @@
         </w:tc>
         <w:tc>
           <w:tcPr>
-            <w:tcW w:type="dxa" w:w="5270"/>
+            <w:tcW w:type="dxa" w:w="3513"/>
           </w:tcPr>
           <w:p>
             <w:pPr>
@@ -5066,7 +5802,27 @@
                 <w:color w:val="AAC4B6"/>
                 <w:sz w:val="21"/>
               </w:rPr>
-              <w:t>如今保管着奥茨，</w:t>
+              <w:t>如今保管着</w:t>
+            </w:r>
+          </w:p>
+        </w:tc>
+        <w:tc>
+          <w:tcPr>
+            <w:tcW w:type="dxa" w:w="3513"/>
+          </w:tcPr>
+          <w:p>
+            <w:pPr>
+              <w:spacing w:after="0"/>
+              <w:jc w:val="center"/>
+            </w:pPr>
+            <w:r>
+              <w:rPr>
+                <w:rFonts w:ascii="Calibri" w:hAnsi="Calibri" w:eastAsia="微软雅黑"/>
+                <w:b w:val="0"/>
+                <w:color w:val="AAC4B6"/>
+                <w:sz w:val="21"/>
+              </w:rPr>
+              <w:t>奥茨，</w:t>
             </w:r>
           </w:p>
         </w:tc>
@@ -5088,13 +5844,15 @@
         </w:tblBorders>
       </w:tblPr>
       <w:tblGrid>
-        <w:gridCol w:w="5270"/>
-        <w:gridCol w:w="5270"/>
+        <w:gridCol w:w="2635"/>
+        <w:gridCol w:w="2635"/>
+        <w:gridCol w:w="2635"/>
+        <w:gridCol w:w="2635"/>
       </w:tblGrid>
       <w:tr>
         <w:tc>
           <w:tcPr>
-            <w:tcW w:type="dxa" w:w="5270"/>
+            <w:tcW w:type="dxa" w:w="2635"/>
           </w:tcPr>
           <w:p>
             <w:pPr>
@@ -5119,29 +5877,11 @@
               </w:rPr>
               <w:t>tattoos</w:t>
             </w:r>
-            <w:r>
-              <w:rPr>
-                <w:rFonts w:ascii="Calibri" w:hAnsi="Calibri" w:eastAsia="微软雅黑"/>
-                <w:b w:val="0"/>
-                <w:color w:val="F0F7F2"/>
-                <w:sz w:val="26"/>
-              </w:rPr>
-              <w:t xml:space="preserve"> on joints and </w:t>
-            </w:r>
-            <w:r>
-              <w:rPr>
-                <w:rFonts w:ascii="Calibri" w:hAnsi="Calibri" w:eastAsia="微软雅黑"/>
-                <w:b/>
-                <w:color w:val="FCA5A5"/>
-                <w:sz w:val="26"/>
-              </w:rPr>
-              <w:t>spine</w:t>
-            </w:r>
           </w:p>
         </w:tc>
         <w:tc>
           <w:tcPr>
-            <w:tcW w:type="dxa" w:w="5270"/>
+            <w:tcW w:type="dxa" w:w="2635"/>
           </w:tcPr>
           <w:p>
             <w:pPr>
@@ -5155,7 +5895,56 @@
                 <w:color w:val="F0F7F2"/>
                 <w:sz w:val="26"/>
               </w:rPr>
-              <w:t xml:space="preserve">were perhaps an early form of </w:t>
+              <w:t xml:space="preserve">on joints and </w:t>
+            </w:r>
+            <w:r>
+              <w:rPr>
+                <w:rFonts w:ascii="Calibri" w:hAnsi="Calibri" w:eastAsia="微软雅黑"/>
+                <w:b/>
+                <w:color w:val="FCA5A5"/>
+                <w:sz w:val="26"/>
+              </w:rPr>
+              <w:t>spine</w:t>
+            </w:r>
+          </w:p>
+        </w:tc>
+        <w:tc>
+          <w:tcPr>
+            <w:tcW w:type="dxa" w:w="2635"/>
+          </w:tcPr>
+          <w:p>
+            <w:pPr>
+              <w:spacing w:after="0"/>
+              <w:jc w:val="center"/>
+            </w:pPr>
+            <w:r>
+              <w:rPr>
+                <w:rFonts w:ascii="Calibri" w:hAnsi="Calibri" w:eastAsia="微软雅黑"/>
+                <w:b w:val="0"/>
+                <w:color w:val="F0F7F2"/>
+                <w:sz w:val="26"/>
+              </w:rPr>
+              <w:t>were perhaps</w:t>
+            </w:r>
+          </w:p>
+        </w:tc>
+        <w:tc>
+          <w:tcPr>
+            <w:tcW w:type="dxa" w:w="2635"/>
+          </w:tcPr>
+          <w:p>
+            <w:pPr>
+              <w:spacing w:after="0"/>
+              <w:jc w:val="center"/>
+            </w:pPr>
+            <w:r>
+              <w:rPr>
+                <w:rFonts w:ascii="Calibri" w:hAnsi="Calibri" w:eastAsia="微软雅黑"/>
+                <w:b w:val="0"/>
+                <w:color w:val="F0F7F2"/>
+                <w:sz w:val="26"/>
+              </w:rPr>
+              <w:t xml:space="preserve">an early form of </w:t>
             </w:r>
             <w:r>
               <w:rPr>
@@ -5181,7 +5970,7 @@
       <w:tr>
         <w:tc>
           <w:tcPr>
-            <w:tcW w:type="dxa" w:w="5270"/>
+            <w:tcW w:type="dxa" w:w="2635"/>
           </w:tcPr>
           <w:p>
             <w:pPr>
@@ -5215,56 +6004,11 @@
               </w:rPr>
               <w:t>文身</w:t>
             </w:r>
-            <w:r>
-              <w:rPr>
-                <w:rFonts w:ascii="Calibri" w:hAnsi="Calibri" w:eastAsia="微软雅黑"/>
-                <w:b w:val="0"/>
-                <w:color w:val="AAC4B6"/>
-                <w:sz w:val="21"/>
-              </w:rPr>
-              <w:t xml:space="preserve"> </w:t>
-            </w:r>
-            <w:r>
-              <w:rPr>
-                <w:rFonts w:ascii="Calibri" w:hAnsi="Calibri" w:eastAsia="微软雅黑"/>
-                <w:b w:val="0"/>
-                <w:color w:val="AAC4B6"/>
-                <w:sz w:val="21"/>
-              </w:rPr>
-              <w:t>位于关节和</w:t>
-            </w:r>
-            <w:r>
-              <w:rPr>
-                <w:rFonts w:ascii="Calibri" w:hAnsi="Calibri" w:eastAsia="微软雅黑"/>
-                <w:b w:val="0"/>
-                <w:color w:val="AAC4B6"/>
-                <w:sz w:val="21"/>
-              </w:rPr>
-              <w:t xml:space="preserve"> </w:t>
-            </w:r>
-            <w:r>
-              <w:rPr>
-                <w:rFonts w:ascii="Calibri" w:hAnsi="Calibri" w:eastAsia="微软雅黑"/>
-                <w:b/>
-                <w:color w:val="FCA5A5"/>
-                <w:sz w:val="21"/>
-              </w:rPr>
-              <w:t>脊柱</w:t>
-            </w:r>
-            <w:r>
-              <w:rPr>
-                <w:rFonts w:ascii="Calibri" w:hAnsi="Calibri" w:eastAsia="微软雅黑"/>
-                <w:b w:val="0"/>
-                <w:color w:val="AAC4B6"/>
-                <w:sz w:val="21"/>
-              </w:rPr>
-              <w:t>，</w:t>
-            </w:r>
           </w:p>
         </w:tc>
         <w:tc>
           <w:tcPr>
-            <w:tcW w:type="dxa" w:w="5270"/>
+            <w:tcW w:type="dxa" w:w="2635"/>
           </w:tcPr>
           <w:p>
             <w:pPr>
@@ -5278,7 +6022,74 @@
                 <w:color w:val="AAC4B6"/>
                 <w:sz w:val="21"/>
               </w:rPr>
-              <w:t>也许是一种早期的</w:t>
+              <w:t>位于关节和</w:t>
+            </w:r>
+            <w:r>
+              <w:rPr>
+                <w:rFonts w:ascii="Calibri" w:hAnsi="Calibri" w:eastAsia="微软雅黑"/>
+                <w:b w:val="0"/>
+                <w:color w:val="AAC4B6"/>
+                <w:sz w:val="21"/>
+              </w:rPr>
+              <w:t xml:space="preserve"> </w:t>
+            </w:r>
+            <w:r>
+              <w:rPr>
+                <w:rFonts w:ascii="Calibri" w:hAnsi="Calibri" w:eastAsia="微软雅黑"/>
+                <w:b/>
+                <w:color w:val="FCA5A5"/>
+                <w:sz w:val="21"/>
+              </w:rPr>
+              <w:t>脊柱</w:t>
+            </w:r>
+            <w:r>
+              <w:rPr>
+                <w:rFonts w:ascii="Calibri" w:hAnsi="Calibri" w:eastAsia="微软雅黑"/>
+                <w:b w:val="0"/>
+                <w:color w:val="AAC4B6"/>
+                <w:sz w:val="21"/>
+              </w:rPr>
+              <w:t>，</w:t>
+            </w:r>
+          </w:p>
+        </w:tc>
+        <w:tc>
+          <w:tcPr>
+            <w:tcW w:type="dxa" w:w="2635"/>
+          </w:tcPr>
+          <w:p>
+            <w:pPr>
+              <w:spacing w:after="0"/>
+              <w:jc w:val="center"/>
+            </w:pPr>
+            <w:r>
+              <w:rPr>
+                <w:rFonts w:ascii="Calibri" w:hAnsi="Calibri" w:eastAsia="微软雅黑"/>
+                <w:b w:val="0"/>
+                <w:color w:val="AAC4B6"/>
+                <w:sz w:val="21"/>
+              </w:rPr>
+              <w:t>也许是</w:t>
+            </w:r>
+          </w:p>
+        </w:tc>
+        <w:tc>
+          <w:tcPr>
+            <w:tcW w:type="dxa" w:w="2635"/>
+          </w:tcPr>
+          <w:p>
+            <w:pPr>
+              <w:spacing w:after="0"/>
+              <w:jc w:val="center"/>
+            </w:pPr>
+            <w:r>
+              <w:rPr>
+                <w:rFonts w:ascii="Calibri" w:hAnsi="Calibri" w:eastAsia="微软雅黑"/>
+                <w:b w:val="0"/>
+                <w:color w:val="AAC4B6"/>
+                <w:sz w:val="21"/>
+              </w:rPr>
+              <w:t>一种早期的</w:t>
             </w:r>
             <w:r>
               <w:rPr>
@@ -5714,6 +6525,192 @@
         </w:tblBorders>
       </w:tblPr>
       <w:tblGrid>
+        <w:gridCol w:w="2635"/>
+        <w:gridCol w:w="2635"/>
+        <w:gridCol w:w="2635"/>
+        <w:gridCol w:w="2635"/>
+      </w:tblGrid>
+      <w:tr>
+        <w:tc>
+          <w:tcPr>
+            <w:tcW w:type="dxa" w:w="2635"/>
+          </w:tcPr>
+          <w:p>
+            <w:pPr>
+              <w:spacing w:after="0"/>
+              <w:jc w:val="center"/>
+            </w:pPr>
+            <w:r>
+              <w:rPr>
+                <w:rFonts w:ascii="Calibri" w:hAnsi="Calibri" w:eastAsia="微软雅黑"/>
+                <w:b w:val="0"/>
+                <w:color w:val="F0F7F2"/>
+                <w:sz w:val="26"/>
+              </w:rPr>
+              <w:t>Ötzi has a name,</w:t>
+            </w:r>
+          </w:p>
+        </w:tc>
+        <w:tc>
+          <w:tcPr>
+            <w:tcW w:type="dxa" w:w="2635"/>
+          </w:tcPr>
+          <w:p>
+            <w:pPr>
+              <w:spacing w:after="0"/>
+              <w:jc w:val="center"/>
+            </w:pPr>
+            <w:r>
+              <w:rPr>
+                <w:rFonts w:ascii="Calibri" w:hAnsi="Calibri" w:eastAsia="微软雅黑"/>
+                <w:b w:val="0"/>
+                <w:color w:val="F0F7F2"/>
+                <w:sz w:val="26"/>
+              </w:rPr>
+              <w:t>a last meal,</w:t>
+            </w:r>
+          </w:p>
+        </w:tc>
+        <w:tc>
+          <w:tcPr>
+            <w:tcW w:type="dxa" w:w="2635"/>
+          </w:tcPr>
+          <w:p>
+            <w:pPr>
+              <w:spacing w:after="0"/>
+              <w:jc w:val="center"/>
+            </w:pPr>
+            <w:r>
+              <w:rPr>
+                <w:rFonts w:ascii="Calibri" w:hAnsi="Calibri" w:eastAsia="微软雅黑"/>
+                <w:b w:val="0"/>
+                <w:color w:val="F0F7F2"/>
+                <w:sz w:val="26"/>
+              </w:rPr>
+              <w:t>and</w:t>
+            </w:r>
+          </w:p>
+        </w:tc>
+        <w:tc>
+          <w:tcPr>
+            <w:tcW w:type="dxa" w:w="2635"/>
+          </w:tcPr>
+          <w:p>
+            <w:pPr>
+              <w:spacing w:after="0"/>
+              <w:jc w:val="center"/>
+            </w:pPr>
+            <w:r>
+              <w:rPr>
+                <w:rFonts w:ascii="Calibri" w:hAnsi="Calibri" w:eastAsia="微软雅黑"/>
+                <w:b w:val="0"/>
+                <w:color w:val="F0F7F2"/>
+                <w:sz w:val="26"/>
+              </w:rPr>
+              <w:t>a cause of death,</w:t>
+            </w:r>
+          </w:p>
+        </w:tc>
+      </w:tr>
+      <w:tr>
+        <w:tc>
+          <w:tcPr>
+            <w:tcW w:type="dxa" w:w="2635"/>
+          </w:tcPr>
+          <w:p>
+            <w:pPr>
+              <w:spacing w:after="0"/>
+              <w:jc w:val="center"/>
+            </w:pPr>
+            <w:r>
+              <w:rPr>
+                <w:rFonts w:ascii="Calibri" w:hAnsi="Calibri" w:eastAsia="微软雅黑"/>
+                <w:b w:val="0"/>
+                <w:color w:val="AAC4B6"/>
+                <w:sz w:val="21"/>
+              </w:rPr>
+              <w:t>奥茨有名字，</w:t>
+            </w:r>
+          </w:p>
+        </w:tc>
+        <w:tc>
+          <w:tcPr>
+            <w:tcW w:type="dxa" w:w="2635"/>
+          </w:tcPr>
+          <w:p>
+            <w:pPr>
+              <w:spacing w:after="0"/>
+              <w:jc w:val="center"/>
+            </w:pPr>
+            <w:r>
+              <w:rPr>
+                <w:rFonts w:ascii="Calibri" w:hAnsi="Calibri" w:eastAsia="微软雅黑"/>
+                <w:b w:val="0"/>
+                <w:color w:val="AAC4B6"/>
+                <w:sz w:val="21"/>
+              </w:rPr>
+              <w:t>有最后一餐，</w:t>
+            </w:r>
+          </w:p>
+        </w:tc>
+        <w:tc>
+          <w:tcPr>
+            <w:tcW w:type="dxa" w:w="2635"/>
+          </w:tcPr>
+          <w:p>
+            <w:pPr>
+              <w:spacing w:after="0"/>
+              <w:jc w:val="center"/>
+            </w:pPr>
+            <w:r>
+              <w:rPr>
+                <w:rFonts w:ascii="Calibri" w:hAnsi="Calibri" w:eastAsia="微软雅黑"/>
+                <w:b w:val="0"/>
+                <w:color w:val="AAC4B6"/>
+                <w:sz w:val="21"/>
+              </w:rPr>
+              <w:t>也有</w:t>
+            </w:r>
+          </w:p>
+        </w:tc>
+        <w:tc>
+          <w:tcPr>
+            <w:tcW w:type="dxa" w:w="2635"/>
+          </w:tcPr>
+          <w:p>
+            <w:pPr>
+              <w:spacing w:after="0"/>
+              <w:jc w:val="center"/>
+            </w:pPr>
+            <w:r>
+              <w:rPr>
+                <w:rFonts w:ascii="Calibri" w:hAnsi="Calibri" w:eastAsia="微软雅黑"/>
+                <w:b w:val="0"/>
+                <w:color w:val="AAC4B6"/>
+                <w:sz w:val="21"/>
+              </w:rPr>
+              <w:t>死因，</w:t>
+            </w:r>
+          </w:p>
+        </w:tc>
+      </w:tr>
+    </w:tbl>
+    <w:tbl>
+      <w:tblPr>
+        <w:tblW w:type="auto" w:w="0"/>
+        <w:jc w:val="center"/>
+        <w:tblLayout w:type="autofit"/>
+        <w:tblLook w:firstColumn="1" w:firstRow="1" w:lastColumn="0" w:lastRow="0" w:noHBand="0" w:noVBand="1" w:val="04A0"/>
+        <w:tblBorders>
+          <w:top w:val="nil"/>
+          <w:left w:val="nil"/>
+          <w:bottom w:val="nil"/>
+          <w:right w:val="nil"/>
+          <w:insideH w:val="nil"/>
+          <w:insideV w:val="nil"/>
+        </w:tblBorders>
+      </w:tblPr>
+      <w:tblGrid>
         <w:gridCol w:w="3513"/>
         <w:gridCol w:w="3513"/>
         <w:gridCol w:w="3513"/>
@@ -5735,7 +6732,7 @@
                 <w:color w:val="F0F7F2"/>
                 <w:sz w:val="26"/>
               </w:rPr>
-              <w:t>Ötzi has a name,</w:t>
+              <w:t>while</w:t>
             </w:r>
           </w:p>
         </w:tc>
@@ -5755,7 +6752,34 @@
                 <w:color w:val="F0F7F2"/>
                 <w:sz w:val="26"/>
               </w:rPr>
-              <w:t>a last meal,</w:t>
+              <w:t xml:space="preserve">his </w:t>
+            </w:r>
+            <w:r>
+              <w:rPr>
+                <w:rFonts w:ascii="Calibri" w:hAnsi="Calibri" w:eastAsia="微软雅黑"/>
+                <w:b/>
+                <w:color w:val="FB923C"/>
+                <w:sz w:val="26"/>
+              </w:rPr>
+              <w:t>anonymous</w:t>
+            </w:r>
+            <w:r>
+              <w:rPr>
+                <w:rFonts w:ascii="Calibri" w:hAnsi="Calibri" w:eastAsia="微软雅黑"/>
+                <w:b w:val="0"/>
+                <w:color w:val="F0F7F2"/>
+                <w:sz w:val="26"/>
+              </w:rPr>
+              <w:t xml:space="preserve"> </w:t>
+            </w:r>
+            <w:r>
+              <w:rPr>
+                <w:rFonts w:ascii="Calibri" w:hAnsi="Calibri" w:eastAsia="微软雅黑"/>
+                <w:b/>
+                <w:color w:val="5EEAD4"/>
+                <w:sz w:val="26"/>
+              </w:rPr>
+              <w:t>killer</w:t>
             </w:r>
           </w:p>
         </w:tc>
@@ -5775,7 +6799,7 @@
                 <w:color w:val="F0F7F2"/>
                 <w:sz w:val="26"/>
               </w:rPr>
-              <w:t>and a cause of death,</w:t>
+              <w:t>has none.</w:t>
             </w:r>
           </w:p>
         </w:tc>
@@ -5797,7 +6821,7 @@
                 <w:color w:val="AAC4B6"/>
                 <w:sz w:val="21"/>
               </w:rPr>
-              <w:t>奥茨有名字，</w:t>
+              <w:t>而</w:t>
             </w:r>
           </w:p>
         </w:tc>
@@ -5817,180 +6841,49 @@
                 <w:color w:val="AAC4B6"/>
                 <w:sz w:val="21"/>
               </w:rPr>
-              <w:t>有最后一餐，</w:t>
+              <w:t>杀他的那个</w:t>
+            </w:r>
+            <w:r>
+              <w:rPr>
+                <w:rFonts w:ascii="Calibri" w:hAnsi="Calibri" w:eastAsia="微软雅黑"/>
+                <w:b w:val="0"/>
+                <w:color w:val="AAC4B6"/>
+                <w:sz w:val="21"/>
+              </w:rPr>
+              <w:t xml:space="preserve"> </w:t>
+            </w:r>
+            <w:r>
+              <w:rPr>
+                <w:rFonts w:ascii="Calibri" w:hAnsi="Calibri" w:eastAsia="微软雅黑"/>
+                <w:b/>
+                <w:color w:val="FB923C"/>
+                <w:sz w:val="21"/>
+              </w:rPr>
+              <w:t>不知姓名的</w:t>
+            </w:r>
+            <w:r>
+              <w:rPr>
+                <w:rFonts w:ascii="Calibri" w:hAnsi="Calibri" w:eastAsia="微软雅黑"/>
+                <w:b w:val="0"/>
+                <w:color w:val="AAC4B6"/>
+                <w:sz w:val="21"/>
+              </w:rPr>
+              <w:t xml:space="preserve"> </w:t>
+            </w:r>
+            <w:r>
+              <w:rPr>
+                <w:rFonts w:ascii="Calibri" w:hAnsi="Calibri" w:eastAsia="微软雅黑"/>
+                <w:b/>
+                <w:color w:val="5EEAD4"/>
+                <w:sz w:val="21"/>
+              </w:rPr>
+              <w:t>凶手</w:t>
             </w:r>
           </w:p>
         </w:tc>
         <w:tc>
           <w:tcPr>
             <w:tcW w:type="dxa" w:w="3513"/>
-          </w:tcPr>
-          <w:p>
-            <w:pPr>
-              <w:spacing w:after="0"/>
-              <w:jc w:val="center"/>
-            </w:pPr>
-            <w:r>
-              <w:rPr>
-                <w:rFonts w:ascii="Calibri" w:hAnsi="Calibri" w:eastAsia="微软雅黑"/>
-                <w:b w:val="0"/>
-                <w:color w:val="AAC4B6"/>
-                <w:sz w:val="21"/>
-              </w:rPr>
-              <w:t>也有死因，</w:t>
-            </w:r>
-          </w:p>
-        </w:tc>
-      </w:tr>
-    </w:tbl>
-    <w:tbl>
-      <w:tblPr>
-        <w:tblW w:type="auto" w:w="0"/>
-        <w:jc w:val="center"/>
-        <w:tblLayout w:type="autofit"/>
-        <w:tblLook w:firstColumn="1" w:firstRow="1" w:lastColumn="0" w:lastRow="0" w:noHBand="0" w:noVBand="1" w:val="04A0"/>
-        <w:tblBorders>
-          <w:top w:val="nil"/>
-          <w:left w:val="nil"/>
-          <w:bottom w:val="nil"/>
-          <w:right w:val="nil"/>
-          <w:insideH w:val="nil"/>
-          <w:insideV w:val="nil"/>
-        </w:tblBorders>
-      </w:tblPr>
-      <w:tblGrid>
-        <w:gridCol w:w="5270"/>
-        <w:gridCol w:w="5270"/>
-      </w:tblGrid>
-      <w:tr>
-        <w:tc>
-          <w:tcPr>
-            <w:tcW w:type="dxa" w:w="5270"/>
-          </w:tcPr>
-          <w:p>
-            <w:pPr>
-              <w:spacing w:after="0"/>
-              <w:jc w:val="center"/>
-            </w:pPr>
-            <w:r>
-              <w:rPr>
-                <w:rFonts w:ascii="Calibri" w:hAnsi="Calibri" w:eastAsia="微软雅黑"/>
-                <w:b w:val="0"/>
-                <w:color w:val="F0F7F2"/>
-                <w:sz w:val="26"/>
-              </w:rPr>
-              <w:t xml:space="preserve">while his </w:t>
-            </w:r>
-            <w:r>
-              <w:rPr>
-                <w:rFonts w:ascii="Calibri" w:hAnsi="Calibri" w:eastAsia="微软雅黑"/>
-                <w:b/>
-                <w:color w:val="FB923C"/>
-                <w:sz w:val="26"/>
-              </w:rPr>
-              <w:t>anonymous</w:t>
-            </w:r>
-            <w:r>
-              <w:rPr>
-                <w:rFonts w:ascii="Calibri" w:hAnsi="Calibri" w:eastAsia="微软雅黑"/>
-                <w:b w:val="0"/>
-                <w:color w:val="F0F7F2"/>
-                <w:sz w:val="26"/>
-              </w:rPr>
-              <w:t xml:space="preserve"> </w:t>
-            </w:r>
-            <w:r>
-              <w:rPr>
-                <w:rFonts w:ascii="Calibri" w:hAnsi="Calibri" w:eastAsia="微软雅黑"/>
-                <w:b/>
-                <w:color w:val="5EEAD4"/>
-                <w:sz w:val="26"/>
-              </w:rPr>
-              <w:t>killer</w:t>
-            </w:r>
-          </w:p>
-        </w:tc>
-        <w:tc>
-          <w:tcPr>
-            <w:tcW w:type="dxa" w:w="5270"/>
-          </w:tcPr>
-          <w:p>
-            <w:pPr>
-              <w:spacing w:after="0"/>
-              <w:jc w:val="center"/>
-            </w:pPr>
-            <w:r>
-              <w:rPr>
-                <w:rFonts w:ascii="Calibri" w:hAnsi="Calibri" w:eastAsia="微软雅黑"/>
-                <w:b w:val="0"/>
-                <w:color w:val="F0F7F2"/>
-                <w:sz w:val="26"/>
-              </w:rPr>
-              <w:t>has none.</w:t>
-            </w:r>
-          </w:p>
-        </w:tc>
-      </w:tr>
-      <w:tr>
-        <w:tc>
-          <w:tcPr>
-            <w:tcW w:type="dxa" w:w="5270"/>
-          </w:tcPr>
-          <w:p>
-            <w:pPr>
-              <w:spacing w:after="0"/>
-              <w:jc w:val="center"/>
-            </w:pPr>
-            <w:r>
-              <w:rPr>
-                <w:rFonts w:ascii="Calibri" w:hAnsi="Calibri" w:eastAsia="微软雅黑"/>
-                <w:b w:val="0"/>
-                <w:color w:val="AAC4B6"/>
-                <w:sz w:val="21"/>
-              </w:rPr>
-              <w:t>而杀他的那个</w:t>
-            </w:r>
-            <w:r>
-              <w:rPr>
-                <w:rFonts w:ascii="Calibri" w:hAnsi="Calibri" w:eastAsia="微软雅黑"/>
-                <w:b w:val="0"/>
-                <w:color w:val="AAC4B6"/>
-                <w:sz w:val="21"/>
-              </w:rPr>
-              <w:t xml:space="preserve"> </w:t>
-            </w:r>
-            <w:r>
-              <w:rPr>
-                <w:rFonts w:ascii="Calibri" w:hAnsi="Calibri" w:eastAsia="微软雅黑"/>
-                <w:b/>
-                <w:color w:val="FB923C"/>
-                <w:sz w:val="21"/>
-              </w:rPr>
-              <w:t>不知姓名的</w:t>
-            </w:r>
-            <w:r>
-              <w:rPr>
-                <w:rFonts w:ascii="Calibri" w:hAnsi="Calibri" w:eastAsia="微软雅黑"/>
-                <w:b w:val="0"/>
-                <w:color w:val="AAC4B6"/>
-                <w:sz w:val="21"/>
-              </w:rPr>
-              <w:t xml:space="preserve"> </w:t>
-            </w:r>
-            <w:r>
-              <w:rPr>
-                <w:rFonts w:ascii="Calibri" w:hAnsi="Calibri" w:eastAsia="微软雅黑"/>
-                <w:b/>
-                <w:color w:val="5EEAD4"/>
-                <w:sz w:val="21"/>
-              </w:rPr>
-              <w:t>凶手</w:t>
-            </w:r>
-          </w:p>
-        </w:tc>
-        <w:tc>
-          <w:tcPr>
-            <w:tcW w:type="dxa" w:w="5270"/>
           </w:tcPr>
           <w:p>
             <w:pPr>

--- a/视频/对照文本/20-文本.docx
+++ b/视频/对照文本/20-文本.docx
@@ -831,17 +831,18 @@
         </w:tblBorders>
       </w:tblPr>
       <w:tblGrid>
-        <w:gridCol w:w="1757"/>
-        <w:gridCol w:w="1757"/>
-        <w:gridCol w:w="1757"/>
-        <w:gridCol w:w="1757"/>
-        <w:gridCol w:w="1757"/>
-        <w:gridCol w:w="1757"/>
+        <w:gridCol w:w="1506"/>
+        <w:gridCol w:w="1506"/>
+        <w:gridCol w:w="1506"/>
+        <w:gridCol w:w="1506"/>
+        <w:gridCol w:w="1506"/>
+        <w:gridCol w:w="1506"/>
+        <w:gridCol w:w="1506"/>
       </w:tblGrid>
       <w:tr>
         <w:tc>
           <w:tcPr>
-            <w:tcW w:type="dxa" w:w="1757"/>
+            <w:tcW w:type="dxa" w:w="1506"/>
           </w:tcPr>
           <w:p>
             <w:pPr>
@@ -870,7 +871,7 @@
         </w:tc>
         <w:tc>
           <w:tcPr>
-            <w:tcW w:type="dxa" w:w="1757"/>
+            <w:tcW w:type="dxa" w:w="1506"/>
           </w:tcPr>
           <w:p>
             <w:pPr>
@@ -890,7 +891,7 @@
         </w:tc>
         <w:tc>
           <w:tcPr>
-            <w:tcW w:type="dxa" w:w="1757"/>
+            <w:tcW w:type="dxa" w:w="1506"/>
           </w:tcPr>
           <w:p>
             <w:pPr>
@@ -919,7 +920,7 @@
         </w:tc>
         <w:tc>
           <w:tcPr>
-            <w:tcW w:type="dxa" w:w="1757"/>
+            <w:tcW w:type="dxa" w:w="1506"/>
           </w:tcPr>
           <w:p>
             <w:pPr>
@@ -939,7 +940,7 @@
         </w:tc>
         <w:tc>
           <w:tcPr>
-            <w:tcW w:type="dxa" w:w="1757"/>
+            <w:tcW w:type="dxa" w:w="1506"/>
           </w:tcPr>
           <w:p>
             <w:pPr>
@@ -959,7 +960,7 @@
         </w:tc>
         <w:tc>
           <w:tcPr>
-            <w:tcW w:type="dxa" w:w="1757"/>
+            <w:tcW w:type="dxa" w:w="1506"/>
           </w:tcPr>
           <w:p>
             <w:pPr>
@@ -984,15 +985,17 @@
               </w:rPr>
               <w:t>alpine</w:t>
             </w:r>
-            <w:r>
-              <w:rPr>
-                <w:rFonts w:ascii="Calibri" w:hAnsi="Calibri" w:eastAsia="微软雅黑"/>
-                <w:b w:val="0"/>
-                <w:color w:val="F0F7F2"/>
-                <w:sz w:val="26"/>
-              </w:rPr>
-              <w:t xml:space="preserve"> </w:t>
-            </w:r>
+          </w:p>
+        </w:tc>
+        <w:tc>
+          <w:tcPr>
+            <w:tcW w:type="dxa" w:w="1506"/>
+          </w:tcPr>
+          <w:p>
+            <w:pPr>
+              <w:spacing w:after="0"/>
+              <w:jc w:val="center"/>
+            </w:pPr>
             <w:r>
               <w:rPr>
                 <w:rFonts w:ascii="Calibri" w:hAnsi="Calibri" w:eastAsia="微软雅黑"/>
@@ -1017,7 +1020,7 @@
       <w:tr>
         <w:tc>
           <w:tcPr>
-            <w:tcW w:type="dxa" w:w="1757"/>
+            <w:tcW w:type="dxa" w:w="1506"/>
           </w:tcPr>
           <w:p>
             <w:pPr>
@@ -1055,7 +1058,7 @@
         </w:tc>
         <w:tc>
           <w:tcPr>
-            <w:tcW w:type="dxa" w:w="1757"/>
+            <w:tcW w:type="dxa" w:w="1506"/>
           </w:tcPr>
           <w:p>
             <w:pPr>
@@ -1075,7 +1078,7 @@
         </w:tc>
         <w:tc>
           <w:tcPr>
-            <w:tcW w:type="dxa" w:w="1757"/>
+            <w:tcW w:type="dxa" w:w="1506"/>
           </w:tcPr>
           <w:p>
             <w:pPr>
@@ -1113,7 +1116,7 @@
         </w:tc>
         <w:tc>
           <w:tcPr>
-            <w:tcW w:type="dxa" w:w="1757"/>
+            <w:tcW w:type="dxa" w:w="1506"/>
           </w:tcPr>
           <w:p>
             <w:pPr>
@@ -1133,7 +1136,7 @@
         </w:tc>
         <w:tc>
           <w:tcPr>
-            <w:tcW w:type="dxa" w:w="1757"/>
+            <w:tcW w:type="dxa" w:w="1506"/>
           </w:tcPr>
           <w:p>
             <w:pPr>
@@ -1153,7 +1156,7 @@
         </w:tc>
         <w:tc>
           <w:tcPr>
-            <w:tcW w:type="dxa" w:w="1757"/>
+            <w:tcW w:type="dxa" w:w="1506"/>
           </w:tcPr>
           <w:p>
             <w:pPr>
@@ -1169,15 +1172,17 @@
               </w:rPr>
               <w:t>高山的</w:t>
             </w:r>
-            <w:r>
-              <w:rPr>
-                <w:rFonts w:ascii="Calibri" w:hAnsi="Calibri" w:eastAsia="微软雅黑"/>
-                <w:b w:val="0"/>
-                <w:color w:val="AAC4B6"/>
-                <w:sz w:val="21"/>
-              </w:rPr>
-              <w:t xml:space="preserve"> </w:t>
-            </w:r>
+          </w:p>
+        </w:tc>
+        <w:tc>
+          <w:tcPr>
+            <w:tcW w:type="dxa" w:w="1506"/>
+          </w:tcPr>
+          <w:p>
+            <w:pPr>
+              <w:spacing w:after="0"/>
+              <w:jc w:val="center"/>
+            </w:pPr>
             <w:r>
               <w:rPr>
                 <w:rFonts w:ascii="Calibri" w:hAnsi="Calibri" w:eastAsia="微软雅黑"/>
@@ -2013,15 +2018,17 @@
         </w:tblBorders>
       </w:tblPr>
       <w:tblGrid>
-        <w:gridCol w:w="2635"/>
-        <w:gridCol w:w="2635"/>
-        <w:gridCol w:w="2635"/>
-        <w:gridCol w:w="2635"/>
+        <w:gridCol w:w="1757"/>
+        <w:gridCol w:w="1757"/>
+        <w:gridCol w:w="1757"/>
+        <w:gridCol w:w="1757"/>
+        <w:gridCol w:w="1757"/>
+        <w:gridCol w:w="1757"/>
       </w:tblGrid>
       <w:tr>
         <w:tc>
           <w:tcPr>
-            <w:tcW w:type="dxa" w:w="2635"/>
+            <w:tcW w:type="dxa" w:w="1757"/>
           </w:tcPr>
           <w:p>
             <w:pPr>
@@ -2041,7 +2048,7 @@
         </w:tc>
         <w:tc>
           <w:tcPr>
-            <w:tcW w:type="dxa" w:w="2635"/>
+            <w:tcW w:type="dxa" w:w="1757"/>
           </w:tcPr>
           <w:p>
             <w:pPr>
@@ -2061,7 +2068,7 @@
         </w:tc>
         <w:tc>
           <w:tcPr>
-            <w:tcW w:type="dxa" w:w="2635"/>
+            <w:tcW w:type="dxa" w:w="1757"/>
           </w:tcPr>
           <w:p>
             <w:pPr>
@@ -2075,49 +2082,13 @@
                 <w:color w:val="F0F7F2"/>
                 <w:sz w:val="26"/>
               </w:rPr>
-              <w:t xml:space="preserve">a </w:t>
-            </w:r>
-            <w:r>
-              <w:rPr>
-                <w:rFonts w:ascii="Calibri" w:hAnsi="Calibri" w:eastAsia="微软雅黑"/>
-                <w:b/>
-                <w:color w:val="38BDF8"/>
-                <w:sz w:val="26"/>
-              </w:rPr>
-              <w:t>copper</w:t>
-            </w:r>
-            <w:r>
-              <w:rPr>
-                <w:rFonts w:ascii="Calibri" w:hAnsi="Calibri" w:eastAsia="微软雅黑"/>
-                <w:b w:val="0"/>
-                <w:color w:val="F0F7F2"/>
-                <w:sz w:val="26"/>
-              </w:rPr>
-              <w:t xml:space="preserve"> </w:t>
-            </w:r>
-            <w:r>
-              <w:rPr>
-                <w:rFonts w:ascii="Calibri" w:hAnsi="Calibri" w:eastAsia="微软雅黑"/>
-                <w:b/>
-                <w:color w:val="F472B6"/>
-                <w:sz w:val="26"/>
-              </w:rPr>
-              <w:t>axe</w:t>
-            </w:r>
-            <w:r>
-              <w:rPr>
-                <w:rFonts w:ascii="Calibri" w:hAnsi="Calibri" w:eastAsia="微软雅黑"/>
-                <w:b w:val="0"/>
-                <w:color w:val="F0F7F2"/>
-                <w:sz w:val="26"/>
-              </w:rPr>
-              <w:t>,</w:t>
+              <w:t>a</w:t>
             </w:r>
           </w:p>
         </w:tc>
         <w:tc>
           <w:tcPr>
-            <w:tcW w:type="dxa" w:w="2635"/>
+            <w:tcW w:type="dxa" w:w="1757"/>
           </w:tcPr>
           <w:p>
             <w:pPr>
@@ -2127,6 +2098,55 @@
             <w:r>
               <w:rPr>
                 <w:rFonts w:ascii="Calibri" w:hAnsi="Calibri" w:eastAsia="微软雅黑"/>
+                <w:b/>
+                <w:color w:val="38BDF8"/>
+                <w:sz w:val="26"/>
+              </w:rPr>
+              <w:t>copper</w:t>
+            </w:r>
+          </w:p>
+        </w:tc>
+        <w:tc>
+          <w:tcPr>
+            <w:tcW w:type="dxa" w:w="1757"/>
+          </w:tcPr>
+          <w:p>
+            <w:pPr>
+              <w:spacing w:after="0"/>
+              <w:jc w:val="center"/>
+            </w:pPr>
+            <w:r>
+              <w:rPr>
+                <w:rFonts w:ascii="Calibri" w:hAnsi="Calibri" w:eastAsia="微软雅黑"/>
+                <w:b/>
+                <w:color w:val="F472B6"/>
+                <w:sz w:val="26"/>
+              </w:rPr>
+              <w:t>axe</w:t>
+            </w:r>
+            <w:r>
+              <w:rPr>
+                <w:rFonts w:ascii="Calibri" w:hAnsi="Calibri" w:eastAsia="微软雅黑"/>
+                <w:b w:val="0"/>
+                <w:color w:val="F0F7F2"/>
+                <w:sz w:val="26"/>
+              </w:rPr>
+              <w:t>,</w:t>
+            </w:r>
+          </w:p>
+        </w:tc>
+        <w:tc>
+          <w:tcPr>
+            <w:tcW w:type="dxa" w:w="1757"/>
+          </w:tcPr>
+          <w:p>
+            <w:pPr>
+              <w:spacing w:after="0"/>
+              <w:jc w:val="center"/>
+            </w:pPr>
+            <w:r>
+              <w:rPr>
+                <w:rFonts w:ascii="Calibri" w:hAnsi="Calibri" w:eastAsia="微软雅黑"/>
                 <w:b w:val="0"/>
                 <w:color w:val="F0F7F2"/>
                 <w:sz w:val="26"/>
@@ -2139,7 +2159,7 @@
       <w:tr>
         <w:tc>
           <w:tcPr>
-            <w:tcW w:type="dxa" w:w="2635"/>
+            <w:tcW w:type="dxa" w:w="1757"/>
           </w:tcPr>
           <w:p>
             <w:pPr>
@@ -2159,7 +2179,7 @@
         </w:tc>
         <w:tc>
           <w:tcPr>
-            <w:tcW w:type="dxa" w:w="2635"/>
+            <w:tcW w:type="dxa" w:w="1757"/>
           </w:tcPr>
           <w:p>
             <w:pPr>
@@ -2179,7 +2199,7 @@
         </w:tc>
         <w:tc>
           <w:tcPr>
-            <w:tcW w:type="dxa" w:w="2635"/>
+            <w:tcW w:type="dxa" w:w="1757"/>
           </w:tcPr>
           <w:p>
             <w:pPr>
@@ -2195,56 +2215,60 @@
               </w:rPr>
               <w:t>一把</w:t>
             </w:r>
-            <w:r>
-              <w:rPr>
-                <w:rFonts w:ascii="Calibri" w:hAnsi="Calibri" w:eastAsia="微软雅黑"/>
-                <w:b w:val="0"/>
-                <w:color w:val="AAC4B6"/>
-                <w:sz w:val="21"/>
-              </w:rPr>
-              <w:t xml:space="preserve"> </w:t>
-            </w:r>
-            <w:r>
-              <w:rPr>
-                <w:rFonts w:ascii="Calibri" w:hAnsi="Calibri" w:eastAsia="微软雅黑"/>
-                <w:b/>
-                <w:color w:val="38BDF8"/>
-                <w:sz w:val="21"/>
-              </w:rPr>
-              <w:t>铜制</w:t>
-            </w:r>
-            <w:r>
-              <w:rPr>
-                <w:rFonts w:ascii="Calibri" w:hAnsi="Calibri" w:eastAsia="微软雅黑"/>
-                <w:b w:val="0"/>
-                <w:color w:val="AAC4B6"/>
-                <w:sz w:val="21"/>
-              </w:rPr>
-              <w:t xml:space="preserve"> </w:t>
-            </w:r>
-            <w:r>
-              <w:rPr>
-                <w:rFonts w:ascii="Calibri" w:hAnsi="Calibri" w:eastAsia="微软雅黑"/>
-                <w:b/>
-                <w:color w:val="F472B6"/>
-                <w:sz w:val="21"/>
-              </w:rPr>
-              <w:t>斧子</w:t>
-            </w:r>
-            <w:r>
-              <w:rPr>
-                <w:rFonts w:ascii="Calibri" w:hAnsi="Calibri" w:eastAsia="微软雅黑"/>
-                <w:b w:val="0"/>
-                <w:color w:val="AAC4B6"/>
-                <w:sz w:val="21"/>
-              </w:rPr>
-              <w:t>，</w:t>
-            </w:r>
           </w:p>
         </w:tc>
         <w:tc>
           <w:tcPr>
-            <w:tcW w:type="dxa" w:w="2635"/>
+            <w:tcW w:type="dxa" w:w="1757"/>
+          </w:tcPr>
+          <w:p>
+            <w:pPr>
+              <w:spacing w:after="0"/>
+              <w:jc w:val="center"/>
+            </w:pPr>
+            <w:r>
+              <w:rPr>
+                <w:rFonts w:ascii="Calibri" w:hAnsi="Calibri" w:eastAsia="微软雅黑"/>
+                <w:b/>
+                <w:color w:val="38BDF8"/>
+                <w:sz w:val="21"/>
+              </w:rPr>
+              <w:t>铜制</w:t>
+            </w:r>
+          </w:p>
+        </w:tc>
+        <w:tc>
+          <w:tcPr>
+            <w:tcW w:type="dxa" w:w="1757"/>
+          </w:tcPr>
+          <w:p>
+            <w:pPr>
+              <w:spacing w:after="0"/>
+              <w:jc w:val="center"/>
+            </w:pPr>
+            <w:r>
+              <w:rPr>
+                <w:rFonts w:ascii="Calibri" w:hAnsi="Calibri" w:eastAsia="微软雅黑"/>
+                <w:b/>
+                <w:color w:val="F472B6"/>
+                <w:sz w:val="21"/>
+              </w:rPr>
+              <w:t>斧子</w:t>
+            </w:r>
+            <w:r>
+              <w:rPr>
+                <w:rFonts w:ascii="Calibri" w:hAnsi="Calibri" w:eastAsia="微软雅黑"/>
+                <w:b w:val="0"/>
+                <w:color w:val="AAC4B6"/>
+                <w:sz w:val="21"/>
+              </w:rPr>
+              <w:t>，</w:t>
+            </w:r>
+          </w:p>
+        </w:tc>
+        <w:tc>
+          <w:tcPr>
+            <w:tcW w:type="dxa" w:w="1757"/>
           </w:tcPr>
           <w:p>
             <w:pPr>
@@ -2280,13 +2304,14 @@
         </w:tblBorders>
       </w:tblPr>
       <w:tblGrid>
-        <w:gridCol w:w="5270"/>
-        <w:gridCol w:w="5270"/>
+        <w:gridCol w:w="3513"/>
+        <w:gridCol w:w="3513"/>
+        <w:gridCol w:w="3513"/>
       </w:tblGrid>
       <w:tr>
         <w:tc>
           <w:tcPr>
-            <w:tcW w:type="dxa" w:w="5270"/>
+            <w:tcW w:type="dxa" w:w="3513"/>
           </w:tcPr>
           <w:p>
             <w:pPr>
@@ -2306,7 +2331,7 @@
         </w:tc>
         <w:tc>
           <w:tcPr>
-            <w:tcW w:type="dxa" w:w="5270"/>
+            <w:tcW w:type="dxa" w:w="3513"/>
           </w:tcPr>
           <w:p>
             <w:pPr>
@@ -2322,15 +2347,17 @@
               </w:rPr>
               <w:t>prehistoric</w:t>
             </w:r>
-            <w:r>
-              <w:rPr>
-                <w:rFonts w:ascii="Calibri" w:hAnsi="Calibri" w:eastAsia="微软雅黑"/>
-                <w:b w:val="0"/>
-                <w:color w:val="F0F7F2"/>
-                <w:sz w:val="26"/>
-              </w:rPr>
-              <w:t xml:space="preserve"> </w:t>
-            </w:r>
+          </w:p>
+        </w:tc>
+        <w:tc>
+          <w:tcPr>
+            <w:tcW w:type="dxa" w:w="3513"/>
+          </w:tcPr>
+          <w:p>
+            <w:pPr>
+              <w:spacing w:after="0"/>
+              <w:jc w:val="center"/>
+            </w:pPr>
             <w:r>
               <w:rPr>
                 <w:rFonts w:ascii="Calibri" w:hAnsi="Calibri" w:eastAsia="微软雅黑"/>
@@ -2355,7 +2382,7 @@
       <w:tr>
         <w:tc>
           <w:tcPr>
-            <w:tcW w:type="dxa" w:w="5270"/>
+            <w:tcW w:type="dxa" w:w="3513"/>
           </w:tcPr>
           <w:p>
             <w:pPr>
@@ -2375,7 +2402,7 @@
         </w:tc>
         <w:tc>
           <w:tcPr>
-            <w:tcW w:type="dxa" w:w="5270"/>
+            <w:tcW w:type="dxa" w:w="3513"/>
           </w:tcPr>
           <w:p>
             <w:pPr>
@@ -2391,15 +2418,17 @@
               </w:rPr>
               <w:t>史前</w:t>
             </w:r>
-            <w:r>
-              <w:rPr>
-                <w:rFonts w:ascii="Calibri" w:hAnsi="Calibri" w:eastAsia="微软雅黑"/>
-                <w:b w:val="0"/>
-                <w:color w:val="AAC4B6"/>
-                <w:sz w:val="21"/>
-              </w:rPr>
-              <w:t xml:space="preserve"> </w:t>
-            </w:r>
+          </w:p>
+        </w:tc>
+        <w:tc>
+          <w:tcPr>
+            <w:tcW w:type="dxa" w:w="3513"/>
+          </w:tcPr>
+          <w:p>
+            <w:pPr>
+              <w:spacing w:after="0"/>
+              <w:jc w:val="center"/>
+            </w:pPr>
             <w:r>
               <w:rPr>
                 <w:rFonts w:ascii="Calibri" w:hAnsi="Calibri" w:eastAsia="微软雅黑"/>
@@ -5377,14 +5406,16 @@
         </w:tblBorders>
       </w:tblPr>
       <w:tblGrid>
-        <w:gridCol w:w="3513"/>
-        <w:gridCol w:w="3513"/>
-        <w:gridCol w:w="3513"/>
+        <w:gridCol w:w="2108"/>
+        <w:gridCol w:w="2108"/>
+        <w:gridCol w:w="2108"/>
+        <w:gridCol w:w="2108"/>
+        <w:gridCol w:w="2108"/>
       </w:tblGrid>
       <w:tr>
         <w:tc>
           <w:tcPr>
-            <w:tcW w:type="dxa" w:w="3513"/>
+            <w:tcW w:type="dxa" w:w="2108"/>
           </w:tcPr>
           <w:p>
             <w:pPr>
@@ -5398,49 +5429,13 @@
                 <w:color w:val="F0F7F2"/>
                 <w:sz w:val="26"/>
               </w:rPr>
-              <w:t xml:space="preserve">a </w:t>
-            </w:r>
-            <w:r>
-              <w:rPr>
-                <w:rFonts w:ascii="Calibri" w:hAnsi="Calibri" w:eastAsia="微软雅黑"/>
-                <w:b/>
-                <w:color w:val="F472B6"/>
-                <w:sz w:val="26"/>
-              </w:rPr>
-              <w:t>hearty</w:t>
-            </w:r>
-            <w:r>
-              <w:rPr>
-                <w:rFonts w:ascii="Calibri" w:hAnsi="Calibri" w:eastAsia="微软雅黑"/>
-                <w:b w:val="0"/>
-                <w:color w:val="F0F7F2"/>
-                <w:sz w:val="26"/>
-              </w:rPr>
-              <w:t xml:space="preserve">, </w:t>
-            </w:r>
-            <w:r>
-              <w:rPr>
-                <w:rFonts w:ascii="Calibri" w:hAnsi="Calibri" w:eastAsia="微软雅黑"/>
-                <w:b/>
-                <w:color w:val="BEF264"/>
-                <w:sz w:val="26"/>
-              </w:rPr>
-              <w:t>nourishing</w:t>
-            </w:r>
-            <w:r>
-              <w:rPr>
-                <w:rFonts w:ascii="Calibri" w:hAnsi="Calibri" w:eastAsia="微软雅黑"/>
-                <w:b w:val="0"/>
-                <w:color w:val="F0F7F2"/>
-                <w:sz w:val="26"/>
-              </w:rPr>
-              <w:t xml:space="preserve"> meal</w:t>
+              <w:t>a</w:t>
             </w:r>
           </w:p>
         </w:tc>
         <w:tc>
           <w:tcPr>
-            <w:tcW w:type="dxa" w:w="3513"/>
+            <w:tcW w:type="dxa" w:w="2108"/>
           </w:tcPr>
           <w:p>
             <w:pPr>
@@ -5450,17 +5445,26 @@
             <w:r>
               <w:rPr>
                 <w:rFonts w:ascii="Calibri" w:hAnsi="Calibri" w:eastAsia="微软雅黑"/>
+                <w:b/>
+                <w:color w:val="F472B6"/>
+                <w:sz w:val="26"/>
+              </w:rPr>
+              <w:t>hearty</w:t>
+            </w:r>
+            <w:r>
+              <w:rPr>
+                <w:rFonts w:ascii="Calibri" w:hAnsi="Calibri" w:eastAsia="微软雅黑"/>
                 <w:b w:val="0"/>
                 <w:color w:val="F0F7F2"/>
                 <w:sz w:val="26"/>
               </w:rPr>
-              <w:t>reportedly</w:t>
+              <w:t>,</w:t>
             </w:r>
           </w:p>
         </w:tc>
         <w:tc>
           <w:tcPr>
-            <w:tcW w:type="dxa" w:w="3513"/>
+            <w:tcW w:type="dxa" w:w="2108"/>
           </w:tcPr>
           <w:p>
             <w:pPr>
@@ -5471,6 +5475,55 @@
               <w:rPr>
                 <w:rFonts w:ascii="Calibri" w:hAnsi="Calibri" w:eastAsia="微软雅黑"/>
                 <w:b/>
+                <w:color w:val="BEF264"/>
+                <w:sz w:val="26"/>
+              </w:rPr>
+              <w:t>nourishing</w:t>
+            </w:r>
+            <w:r>
+              <w:rPr>
+                <w:rFonts w:ascii="Calibri" w:hAnsi="Calibri" w:eastAsia="微软雅黑"/>
+                <w:b w:val="0"/>
+                <w:color w:val="F0F7F2"/>
+                <w:sz w:val="26"/>
+              </w:rPr>
+              <w:t xml:space="preserve"> meal</w:t>
+            </w:r>
+          </w:p>
+        </w:tc>
+        <w:tc>
+          <w:tcPr>
+            <w:tcW w:type="dxa" w:w="2108"/>
+          </w:tcPr>
+          <w:p>
+            <w:pPr>
+              <w:spacing w:after="0"/>
+              <w:jc w:val="center"/>
+            </w:pPr>
+            <w:r>
+              <w:rPr>
+                <w:rFonts w:ascii="Calibri" w:hAnsi="Calibri" w:eastAsia="微软雅黑"/>
+                <w:b w:val="0"/>
+                <w:color w:val="F0F7F2"/>
+                <w:sz w:val="26"/>
+              </w:rPr>
+              <w:t>reportedly</w:t>
+            </w:r>
+          </w:p>
+        </w:tc>
+        <w:tc>
+          <w:tcPr>
+            <w:tcW w:type="dxa" w:w="2108"/>
+          </w:tcPr>
+          <w:p>
+            <w:pPr>
+              <w:spacing w:after="0"/>
+              <w:jc w:val="center"/>
+            </w:pPr>
+            <w:r>
+              <w:rPr>
+                <w:rFonts w:ascii="Calibri" w:hAnsi="Calibri" w:eastAsia="微软雅黑"/>
+                <w:b/>
                 <w:color w:val="C4B5FD"/>
                 <w:sz w:val="26"/>
               </w:rPr>
@@ -5491,7 +5544,7 @@
       <w:tr>
         <w:tc>
           <w:tcPr>
-            <w:tcW w:type="dxa" w:w="3513"/>
+            <w:tcW w:type="dxa" w:w="2108"/>
           </w:tcPr>
           <w:p>
             <w:pPr>
@@ -5507,83 +5560,11 @@
               </w:rPr>
               <w:t>一顿</w:t>
             </w:r>
-            <w:r>
-              <w:rPr>
-                <w:rFonts w:ascii="Calibri" w:hAnsi="Calibri" w:eastAsia="微软雅黑"/>
-                <w:b w:val="0"/>
-                <w:color w:val="AAC4B6"/>
-                <w:sz w:val="21"/>
-              </w:rPr>
-              <w:t xml:space="preserve"> </w:t>
-            </w:r>
-            <w:r>
-              <w:rPr>
-                <w:rFonts w:ascii="Calibri" w:hAnsi="Calibri" w:eastAsia="微软雅黑"/>
-                <w:b/>
-                <w:color w:val="F472B6"/>
-                <w:sz w:val="21"/>
-              </w:rPr>
-              <w:t>丰盛</w:t>
-            </w:r>
-            <w:r>
-              <w:rPr>
-                <w:rFonts w:ascii="Calibri" w:hAnsi="Calibri" w:eastAsia="微软雅黑"/>
-                <w:b w:val="0"/>
-                <w:color w:val="AAC4B6"/>
-                <w:sz w:val="21"/>
-              </w:rPr>
-              <w:t xml:space="preserve"> </w:t>
-            </w:r>
-            <w:r>
-              <w:rPr>
-                <w:rFonts w:ascii="Calibri" w:hAnsi="Calibri" w:eastAsia="微软雅黑"/>
-                <w:b w:val="0"/>
-                <w:color w:val="AAC4B6"/>
-                <w:sz w:val="21"/>
-              </w:rPr>
-              <w:t>而</w:t>
-            </w:r>
-            <w:r>
-              <w:rPr>
-                <w:rFonts w:ascii="Calibri" w:hAnsi="Calibri" w:eastAsia="微软雅黑"/>
-                <w:b w:val="0"/>
-                <w:color w:val="AAC4B6"/>
-                <w:sz w:val="21"/>
-              </w:rPr>
-              <w:t xml:space="preserve"> </w:t>
-            </w:r>
-            <w:r>
-              <w:rPr>
-                <w:rFonts w:ascii="Calibri" w:hAnsi="Calibri" w:eastAsia="微软雅黑"/>
-                <w:b/>
-                <w:color w:val="BEF264"/>
-                <w:sz w:val="21"/>
-              </w:rPr>
-              <w:t>有营养的</w:t>
-            </w:r>
-            <w:r>
-              <w:rPr>
-                <w:rFonts w:ascii="Calibri" w:hAnsi="Calibri" w:eastAsia="微软雅黑"/>
-                <w:b w:val="0"/>
-                <w:color w:val="AAC4B6"/>
-                <w:sz w:val="21"/>
-              </w:rPr>
-              <w:t xml:space="preserve"> </w:t>
-            </w:r>
-            <w:r>
-              <w:rPr>
-                <w:rFonts w:ascii="Calibri" w:hAnsi="Calibri" w:eastAsia="微软雅黑"/>
-                <w:b w:val="0"/>
-                <w:color w:val="AAC4B6"/>
-                <w:sz w:val="21"/>
-              </w:rPr>
-              <w:t>饭，</w:t>
-            </w:r>
           </w:p>
         </w:tc>
         <w:tc>
           <w:tcPr>
-            <w:tcW w:type="dxa" w:w="3513"/>
+            <w:tcW w:type="dxa" w:w="2108"/>
           </w:tcPr>
           <w:p>
             <w:pPr>
@@ -5593,17 +5574,93 @@
             <w:r>
               <w:rPr>
                 <w:rFonts w:ascii="Calibri" w:hAnsi="Calibri" w:eastAsia="微软雅黑"/>
+                <w:b/>
+                <w:color w:val="F472B6"/>
+                <w:sz w:val="21"/>
+              </w:rPr>
+              <w:t>丰盛</w:t>
+            </w:r>
+            <w:r>
+              <w:rPr>
+                <w:rFonts w:ascii="Calibri" w:hAnsi="Calibri" w:eastAsia="微软雅黑"/>
                 <w:b w:val="0"/>
                 <w:color w:val="AAC4B6"/>
                 <w:sz w:val="21"/>
               </w:rPr>
-              <w:t>据报道是</w:t>
+              <w:t xml:space="preserve"> </w:t>
+            </w:r>
+            <w:r>
+              <w:rPr>
+                <w:rFonts w:ascii="Calibri" w:hAnsi="Calibri" w:eastAsia="微软雅黑"/>
+                <w:b w:val="0"/>
+                <w:color w:val="AAC4B6"/>
+                <w:sz w:val="21"/>
+              </w:rPr>
+              <w:t>而</w:t>
             </w:r>
           </w:p>
         </w:tc>
         <w:tc>
           <w:tcPr>
-            <w:tcW w:type="dxa" w:w="3513"/>
+            <w:tcW w:type="dxa" w:w="2108"/>
+          </w:tcPr>
+          <w:p>
+            <w:pPr>
+              <w:spacing w:after="0"/>
+              <w:jc w:val="center"/>
+            </w:pPr>
+            <w:r>
+              <w:rPr>
+                <w:rFonts w:ascii="Calibri" w:hAnsi="Calibri" w:eastAsia="微软雅黑"/>
+                <w:b/>
+                <w:color w:val="BEF264"/>
+                <w:sz w:val="21"/>
+              </w:rPr>
+              <w:t>有营养的</w:t>
+            </w:r>
+            <w:r>
+              <w:rPr>
+                <w:rFonts w:ascii="Calibri" w:hAnsi="Calibri" w:eastAsia="微软雅黑"/>
+                <w:b w:val="0"/>
+                <w:color w:val="AAC4B6"/>
+                <w:sz w:val="21"/>
+              </w:rPr>
+              <w:t xml:space="preserve"> </w:t>
+            </w:r>
+            <w:r>
+              <w:rPr>
+                <w:rFonts w:ascii="Calibri" w:hAnsi="Calibri" w:eastAsia="微软雅黑"/>
+                <w:b w:val="0"/>
+                <w:color w:val="AAC4B6"/>
+                <w:sz w:val="21"/>
+              </w:rPr>
+              <w:t>饭，</w:t>
+            </w:r>
+          </w:p>
+        </w:tc>
+        <w:tc>
+          <w:tcPr>
+            <w:tcW w:type="dxa" w:w="2108"/>
+          </w:tcPr>
+          <w:p>
+            <w:pPr>
+              <w:spacing w:after="0"/>
+              <w:jc w:val="center"/>
+            </w:pPr>
+            <w:r>
+              <w:rPr>
+                <w:rFonts w:ascii="Calibri" w:hAnsi="Calibri" w:eastAsia="微软雅黑"/>
+                <w:b w:val="0"/>
+                <w:color w:val="AAC4B6"/>
+                <w:sz w:val="21"/>
+              </w:rPr>
+              <w:t>据报道是</w:t>
+            </w:r>
+          </w:p>
+        </w:tc>
+        <w:tc>
+          <w:tcPr>
+            <w:tcW w:type="dxa" w:w="2108"/>
           </w:tcPr>
           <w:p>
             <w:pPr>
@@ -6711,14 +6768,15 @@
         </w:tblBorders>
       </w:tblPr>
       <w:tblGrid>
-        <w:gridCol w:w="3513"/>
-        <w:gridCol w:w="3513"/>
-        <w:gridCol w:w="3513"/>
+        <w:gridCol w:w="2635"/>
+        <w:gridCol w:w="2635"/>
+        <w:gridCol w:w="2635"/>
+        <w:gridCol w:w="2635"/>
       </w:tblGrid>
       <w:tr>
         <w:tc>
           <w:tcPr>
-            <w:tcW w:type="dxa" w:w="3513"/>
+            <w:tcW w:type="dxa" w:w="2635"/>
           </w:tcPr>
           <w:p>
             <w:pPr>
@@ -6738,7 +6796,7 @@
         </w:tc>
         <w:tc>
           <w:tcPr>
-            <w:tcW w:type="dxa" w:w="3513"/>
+            <w:tcW w:type="dxa" w:w="2635"/>
           </w:tcPr>
           <w:p>
             <w:pPr>
@@ -6763,29 +6821,11 @@
               </w:rPr>
               <w:t>anonymous</w:t>
             </w:r>
-            <w:r>
-              <w:rPr>
-                <w:rFonts w:ascii="Calibri" w:hAnsi="Calibri" w:eastAsia="微软雅黑"/>
-                <w:b w:val="0"/>
-                <w:color w:val="F0F7F2"/>
-                <w:sz w:val="26"/>
-              </w:rPr>
-              <w:t xml:space="preserve"> </w:t>
-            </w:r>
-            <w:r>
-              <w:rPr>
-                <w:rFonts w:ascii="Calibri" w:hAnsi="Calibri" w:eastAsia="微软雅黑"/>
-                <w:b/>
-                <w:color w:val="5EEAD4"/>
-                <w:sz w:val="26"/>
-              </w:rPr>
-              <w:t>killer</w:t>
-            </w:r>
           </w:p>
         </w:tc>
         <w:tc>
           <w:tcPr>
-            <w:tcW w:type="dxa" w:w="3513"/>
+            <w:tcW w:type="dxa" w:w="2635"/>
           </w:tcPr>
           <w:p>
             <w:pPr>
@@ -6795,6 +6835,26 @@
             <w:r>
               <w:rPr>
                 <w:rFonts w:ascii="Calibri" w:hAnsi="Calibri" w:eastAsia="微软雅黑"/>
+                <w:b/>
+                <w:color w:val="5EEAD4"/>
+                <w:sz w:val="26"/>
+              </w:rPr>
+              <w:t>killer</w:t>
+            </w:r>
+          </w:p>
+        </w:tc>
+        <w:tc>
+          <w:tcPr>
+            <w:tcW w:type="dxa" w:w="2635"/>
+          </w:tcPr>
+          <w:p>
+            <w:pPr>
+              <w:spacing w:after="0"/>
+              <w:jc w:val="center"/>
+            </w:pPr>
+            <w:r>
+              <w:rPr>
+                <w:rFonts w:ascii="Calibri" w:hAnsi="Calibri" w:eastAsia="微软雅黑"/>
                 <w:b w:val="0"/>
                 <w:color w:val="F0F7F2"/>
                 <w:sz w:val="26"/>
@@ -6807,7 +6867,7 @@
       <w:tr>
         <w:tc>
           <w:tcPr>
-            <w:tcW w:type="dxa" w:w="3513"/>
+            <w:tcW w:type="dxa" w:w="2635"/>
           </w:tcPr>
           <w:p>
             <w:pPr>
@@ -6827,7 +6887,7 @@
         </w:tc>
         <w:tc>
           <w:tcPr>
-            <w:tcW w:type="dxa" w:w="3513"/>
+            <w:tcW w:type="dxa" w:w="2635"/>
           </w:tcPr>
           <w:p>
             <w:pPr>
@@ -6861,29 +6921,31 @@
               </w:rPr>
               <w:t>不知姓名的</w:t>
             </w:r>
-            <w:r>
-              <w:rPr>
-                <w:rFonts w:ascii="Calibri" w:hAnsi="Calibri" w:eastAsia="微软雅黑"/>
-                <w:b w:val="0"/>
-                <w:color w:val="AAC4B6"/>
-                <w:sz w:val="21"/>
-              </w:rPr>
-              <w:t xml:space="preserve"> </w:t>
-            </w:r>
-            <w:r>
-              <w:rPr>
-                <w:rFonts w:ascii="Calibri" w:hAnsi="Calibri" w:eastAsia="微软雅黑"/>
-                <w:b/>
-                <w:color w:val="5EEAD4"/>
-                <w:sz w:val="21"/>
-              </w:rPr>
-              <w:t>凶手</w:t>
-            </w:r>
           </w:p>
         </w:tc>
         <w:tc>
           <w:tcPr>
-            <w:tcW w:type="dxa" w:w="3513"/>
+            <w:tcW w:type="dxa" w:w="2635"/>
+          </w:tcPr>
+          <w:p>
+            <w:pPr>
+              <w:spacing w:after="0"/>
+              <w:jc w:val="center"/>
+            </w:pPr>
+            <w:r>
+              <w:rPr>
+                <w:rFonts w:ascii="Calibri" w:hAnsi="Calibri" w:eastAsia="微软雅黑"/>
+                <w:b/>
+                <w:color w:val="5EEAD4"/>
+                <w:sz w:val="21"/>
+              </w:rPr>
+              <w:t>凶手</w:t>
+            </w:r>
+          </w:p>
+        </w:tc>
+        <w:tc>
+          <w:tcPr>
+            <w:tcW w:type="dxa" w:w="2635"/>
           </w:tcPr>
           <w:p>
             <w:pPr>
